--- a/ind/docx/55.content.docx
+++ b/ind/docx/55.content.docx
@@ -2347,7 +2347,163 @@
         <w:rPr>
           <w:lang w:val="id_ID" w:bidi="id_ID"/>
         </w:rPr>
-        <w:t xml:space="preserve"> (lihat catatan studi pada </w:t>
+        <w:t xml:space="preserve"> (lihat catatan studi pada 2Tim. 1:12, 14). Penjagaan harta yang indah oleh Timotius sendiri termasuk mempercayakannya kepada orang-orang yang setia.</w:t>
+      </w:r>
+      <w:r>
+        <w:rPr>
+          <w:lang w:val="id_ID" w:bidi="id_ID"/>
+        </w:rPr>
+      </w:r>
+      <w:r>
+        <w:rPr>
+          <w:lang w:val="id_ID" w:bidi="id_ID"/>
+        </w:rPr>
+      </w:r>
+    </w:p>
+    <w:p>
+      <w:pPr/>
+      <w:r>
+        <w:rPr>
+          <w:lang w:val="id_ID" w:bidi="id_ID"/>
+        </w:rPr>
+      </w:r>
+    </w:p>
+    <w:p>
+      <w:pPr>
+        <w:pStyle w:val="Heading2"/>
+      </w:pPr>
+      <w:r>
+        <w:rPr>
+          <w:lang w:val="id_ID" w:bidi="id_ID"/>
+        </w:rPr>
+        <w:t>2 Timotius 2:4–7</w:t>
+      </w:r>
+      <w:r>
+        <w:rPr>
+          <w:lang w:val="id_ID" w:bidi="id_ID"/>
+        </w:rPr>
+      </w:r>
+    </w:p>
+    <w:p>
+      <w:pPr/>
+      <w:r>
+        <w:rPr>
+          <w:lang w:val="id_ID" w:bidi="id_ID"/>
+        </w:rPr>
+      </w:r>
+      <w:r>
+        <w:rPr>
+          <w:lang w:val="id_ID" w:bidi="id_ID"/>
+        </w:rPr>
+        <w:t>Dalam alur tulisan yang cepat, Paulus mengutip pepatah tentang perjuangan dan kerja keras dengan tekad yang bulat.</w:t>
+      </w:r>
+      <w:r>
+        <w:rPr>
+          <w:lang w:val="id_ID" w:bidi="id_ID"/>
+        </w:rPr>
+      </w:r>
+      <w:r>
+        <w:rPr>
+          <w:lang w:val="id_ID" w:bidi="id_ID"/>
+        </w:rPr>
+      </w:r>
+    </w:p>
+    <w:p>
+      <w:pPr/>
+      <w:r>
+        <w:rPr>
+          <w:lang w:val="id_ID" w:bidi="id_ID"/>
+        </w:rPr>
+      </w:r>
+    </w:p>
+    <w:p>
+      <w:pPr>
+        <w:pStyle w:val="Heading2"/>
+      </w:pPr>
+      <w:r>
+        <w:rPr>
+          <w:lang w:val="id_ID" w:bidi="id_ID"/>
+        </w:rPr>
+        <w:t>2 Timotius 2:8</w:t>
+      </w:r>
+      <w:r>
+        <w:rPr>
+          <w:lang w:val="id_ID" w:bidi="id_ID"/>
+        </w:rPr>
+      </w:r>
+    </w:p>
+    <w:p>
+      <w:pPr/>
+      <w:r>
+        <w:rPr>
+          <w:lang w:val="id_ID" w:bidi="id_ID"/>
+        </w:rPr>
+      </w:r>
+      <w:r>
+        <w:rPr>
+          <w:lang w:val="id_ID" w:bidi="id_ID"/>
+        </w:rPr>
+        <w:t xml:space="preserve">Yesus Kristus, keturunan Raja Daud, telah dibangkitkan dari kematian: Lihat </w:t>
+      </w:r>
+      <w:r>
+        <w:rPr>
+          <w:lang w:val="id_ID" w:bidi="id_ID"/>
+        </w:rPr>
+        <w:t>Rm. 1:3–4</w:t>
+      </w:r>
+      <w:r>
+        <w:rPr>
+          <w:lang w:val="id_ID" w:bidi="id_ID"/>
+        </w:rPr>
+        <w:t>. Penderitaan bersama Kristus harus dipahami dari sudut pandang kebangkitan yang akan datang.</w:t>
+      </w:r>
+      <w:r>
+        <w:rPr>
+          <w:lang w:val="id_ID" w:bidi="id_ID"/>
+        </w:rPr>
+      </w:r>
+      <w:r>
+        <w:rPr>
+          <w:lang w:val="id_ID" w:bidi="id_ID"/>
+        </w:rPr>
+      </w:r>
+    </w:p>
+    <w:p>
+      <w:pPr/>
+      <w:r>
+        <w:rPr>
+          <w:lang w:val="id_ID" w:bidi="id_ID"/>
+        </w:rPr>
+      </w:r>
+    </w:p>
+    <w:p>
+      <w:pPr>
+        <w:pStyle w:val="Heading2"/>
+      </w:pPr>
+      <w:r>
+        <w:rPr>
+          <w:lang w:val="id_ID" w:bidi="id_ID"/>
+        </w:rPr>
+        <w:t>2 Timotius 2:8–13</w:t>
+      </w:r>
+      <w:r>
+        <w:rPr>
+          <w:lang w:val="id_ID" w:bidi="id_ID"/>
+        </w:rPr>
+      </w:r>
+    </w:p>
+    <w:p>
+      <w:pPr/>
+      <w:r>
+        <w:rPr>
+          <w:lang w:val="id_ID" w:bidi="id_ID"/>
+        </w:rPr>
+      </w:r>
+      <w:r>
+        <w:rPr>
+          <w:lang w:val="id_ID" w:bidi="id_ID"/>
+        </w:rPr>
+        <w:t>Penderitaan Paulus (</w:t>
       </w:r>
       <w:r>
         <w:rPr>
@@ -2371,19 +2527,908 @@
         <w:rPr>
           <w:lang w:val="id_ID" w:bidi="id_ID"/>
         </w:rPr>
+        <w:t xml:space="preserve">) mencerminkan penderitaan Yesus Kristus dan menunjuk kepada salib serta kebangkitan sebagai makna terdalam dari Kabar Baik tersebut (lihat </w:t>
+      </w:r>
+      <w:r>
+        <w:rPr>
+          <w:lang w:val="id_ID" w:bidi="id_ID"/>
+        </w:rPr>
+        <w:t>2Tim.</w:t>
+      </w:r>
+      <w:r>
+        <w:rPr>
+          <w:lang w:val="id_ID" w:bidi="id_ID"/>
+        </w:rPr>
+        <w:t xml:space="preserve"> </w:t>
+      </w:r>
+      <w:r>
+        <w:rPr>
+          <w:lang w:val="id_ID" w:bidi="id_ID"/>
+        </w:rPr>
+        <w:t>1:8</w:t>
+      </w:r>
+      <w:r>
+        <w:rPr>
+          <w:lang w:val="id_ID" w:bidi="id_ID"/>
+        </w:rPr>
+        <w:t>). Penderitaan Paulus, seperti halnya Kristus, berperan dalam membawa keselamatan kepada orang lain. Kristus memberikan perkenanan-Nya kepada mereka yang menderita dan bertahan bersama-Nya.</w:t>
+      </w:r>
+      <w:r>
+        <w:rPr>
+          <w:lang w:val="id_ID" w:bidi="id_ID"/>
+        </w:rPr>
+      </w:r>
+      <w:r>
+        <w:rPr>
+          <w:lang w:val="id_ID" w:bidi="id_ID"/>
+        </w:rPr>
+      </w:r>
+    </w:p>
+    <w:p>
+      <w:pPr/>
+      <w:r>
+        <w:rPr>
+          <w:lang w:val="id_ID" w:bidi="id_ID"/>
+        </w:rPr>
+      </w:r>
+    </w:p>
+    <w:p>
+      <w:pPr>
+        <w:pStyle w:val="Heading2"/>
+      </w:pPr>
+      <w:r>
+        <w:rPr>
+          <w:lang w:val="id_ID" w:bidi="id_ID"/>
+        </w:rPr>
+        <w:t>2 Timotius 2:9</w:t>
+      </w:r>
+      <w:r>
+        <w:rPr>
+          <w:lang w:val="id_ID" w:bidi="id_ID"/>
+        </w:rPr>
+      </w:r>
+    </w:p>
+    <w:p>
+      <w:pPr/>
+      <w:r>
+        <w:rPr>
+          <w:lang w:val="id_ID" w:bidi="id_ID"/>
+        </w:rPr>
+      </w:r>
+      <w:r>
+        <w:rPr>
+          <w:lang w:val="id_ID" w:bidi="id_ID"/>
+        </w:rPr>
+        <w:t>Seperti seorang penjahat: Paulus mengidentifikasi dirinya dengan kematian Yesus (</w:t>
+      </w:r>
+      <w:r>
+        <w:rPr>
+          <w:lang w:val="id_ID" w:bidi="id_ID"/>
+        </w:rPr>
+        <w:t>2:11</w:t>
+      </w:r>
+      <w:r>
+        <w:rPr>
+          <w:lang w:val="id_ID" w:bidi="id_ID"/>
+        </w:rPr>
+        <w:t xml:space="preserve">; </w:t>
+      </w:r>
+      <w:r>
+        <w:rPr>
+          <w:lang w:val="id_ID" w:bidi="id_ID"/>
+        </w:rPr>
+        <w:t>Flp. 3:10–11</w:t>
+      </w:r>
+      <w:r>
+        <w:rPr>
+          <w:lang w:val="id_ID" w:bidi="id_ID"/>
+        </w:rPr>
+        <w:t xml:space="preserve">). • firman Allah tidak terbelenggu: Baik Paulus maupun Kabar Baik akan menang melalui kuasa kebangkitan Kristus (lihat </w:t>
+      </w:r>
+      <w:r>
+        <w:rPr>
+          <w:lang w:val="id_ID" w:bidi="id_ID"/>
+        </w:rPr>
+        <w:t>2Tim. 4:17–18</w:t>
+      </w:r>
+      <w:r>
+        <w:rPr>
+          <w:lang w:val="id_ID" w:bidi="id_ID"/>
+        </w:rPr>
+        <w:t xml:space="preserve">; lihat juga </w:t>
+      </w:r>
+      <w:r>
+        <w:rPr>
+          <w:lang w:val="id_ID" w:bidi="id_ID"/>
+        </w:rPr>
+        <w:t>2Kor. 12:8–10</w:t>
+      </w:r>
+      <w:r>
+        <w:rPr>
+          <w:lang w:val="id_ID" w:bidi="id_ID"/>
+        </w:rPr>
+        <w:t xml:space="preserve">; </w:t>
+      </w:r>
+      <w:r>
+        <w:rPr>
+          <w:lang w:val="id_ID" w:bidi="id_ID"/>
+        </w:rPr>
+        <w:t>Flp. 1:12–14</w:t>
+      </w:r>
+      <w:r>
+        <w:rPr>
+          <w:lang w:val="id_ID" w:bidi="id_ID"/>
+        </w:rPr>
+        <w:t>).</w:t>
+      </w:r>
+      <w:r>
+        <w:rPr>
+          <w:lang w:val="id_ID" w:bidi="id_ID"/>
+        </w:rPr>
+      </w:r>
+      <w:r>
+        <w:rPr>
+          <w:lang w:val="id_ID" w:bidi="id_ID"/>
+        </w:rPr>
+      </w:r>
+    </w:p>
+    <w:p>
+      <w:pPr/>
+      <w:r>
+        <w:rPr>
+          <w:lang w:val="id_ID" w:bidi="id_ID"/>
+        </w:rPr>
+      </w:r>
+    </w:p>
+    <w:p>
+      <w:pPr>
+        <w:pStyle w:val="Heading2"/>
+      </w:pPr>
+      <w:r>
+        <w:rPr>
+          <w:lang w:val="id_ID" w:bidi="id_ID"/>
+        </w:rPr>
+        <w:t>2 Timotius 2:11</w:t>
+      </w:r>
+      <w:r>
+        <w:rPr>
+          <w:lang w:val="id_ID" w:bidi="id_ID"/>
+        </w:rPr>
+      </w:r>
+    </w:p>
+    <w:p>
+      <w:pPr/>
+      <w:r>
+        <w:rPr>
+          <w:lang w:val="id_ID" w:bidi="id_ID"/>
+        </w:rPr>
+      </w:r>
+      <w:r>
+        <w:rPr>
+          <w:lang w:val="id_ID" w:bidi="id_ID"/>
+        </w:rPr>
+        <w:t xml:space="preserve">Benarlah perkataan ini: Lihat catatan studi pada </w:t>
+      </w:r>
+      <w:r>
+        <w:rPr>
+          <w:lang w:val="id_ID" w:bidi="id_ID"/>
+        </w:rPr>
+        <w:t>1Tim. 1:15</w:t>
+      </w:r>
+      <w:r>
+        <w:rPr>
+          <w:lang w:val="id_ID" w:bidi="id_ID"/>
+        </w:rPr>
+        <w:t xml:space="preserve">; </w:t>
+      </w:r>
+      <w:r>
+        <w:rPr>
+          <w:lang w:val="id_ID" w:bidi="id_ID"/>
+        </w:rPr>
+        <w:t>2:5–6</w:t>
+      </w:r>
+      <w:r>
+        <w:rPr>
+          <w:lang w:val="id_ID" w:bidi="id_ID"/>
+        </w:rPr>
+        <w:t>.</w:t>
+      </w:r>
+      <w:r>
+        <w:rPr>
+          <w:lang w:val="id_ID" w:bidi="id_ID"/>
+        </w:rPr>
+      </w:r>
+      <w:r>
+        <w:rPr>
+          <w:lang w:val="id_ID" w:bidi="id_ID"/>
+        </w:rPr>
+      </w:r>
+    </w:p>
+    <w:p>
+      <w:pPr/>
+      <w:r>
+        <w:rPr>
+          <w:lang w:val="id_ID" w:bidi="id_ID"/>
+        </w:rPr>
+      </w:r>
+    </w:p>
+    <w:p>
+      <w:pPr>
+        <w:pStyle w:val="Heading2"/>
+      </w:pPr>
+      <w:r>
+        <w:rPr>
+          <w:lang w:val="id_ID" w:bidi="id_ID"/>
+        </w:rPr>
+        <w:t>2 Timotius 2:13</w:t>
+      </w:r>
+      <w:r>
+        <w:rPr>
+          <w:lang w:val="id_ID" w:bidi="id_ID"/>
+        </w:rPr>
+      </w:r>
+    </w:p>
+    <w:p>
+      <w:pPr/>
+      <w:r>
+        <w:rPr>
+          <w:lang w:val="id_ID" w:bidi="id_ID"/>
+        </w:rPr>
+      </w:r>
+      <w:r>
+        <w:rPr>
+          <w:lang w:val="id_ID" w:bidi="id_ID"/>
+        </w:rPr>
+        <w:t>Dia tetap setia: Ini dapat berarti bahwa (1) Dia memberikan kesempatan kepada orang yang tersandung untuk bertobat; (2) Dia dengan setia menghakimi orang-orang yang tidak percaya sesuai dengan kehendak-Nya yang tidak berubah; (3) Dia sendiri adalah teladan kesetiaan bagi umat-Nya untuk diikuti; dan/atau (4) Dia akan dengan setia menyelesaikan tujuan-Nya dalam sejarah, untuk menyelamatkan mereka yang percaya kepada-Nya melalui Kabar Baik (</w:t>
+      </w:r>
+      <w:r>
+        <w:rPr>
+          <w:lang w:val="id_ID" w:bidi="id_ID"/>
+        </w:rPr>
+        <w:t>2Tim.</w:t>
+      </w:r>
+      <w:r>
+        <w:rPr>
+          <w:lang w:val="id_ID" w:bidi="id_ID"/>
+        </w:rPr>
+        <w:t xml:space="preserve"> </w:t>
+      </w:r>
+      <w:r>
+        <w:rPr>
+          <w:lang w:val="id_ID" w:bidi="id_ID"/>
+        </w:rPr>
+        <w:t>1:12</w:t>
+      </w:r>
+      <w:r>
+        <w:rPr>
+          <w:lang w:val="id_ID" w:bidi="id_ID"/>
+        </w:rPr>
+        <w:t xml:space="preserve">; </w:t>
+      </w:r>
+      <w:r>
+        <w:rPr>
+          <w:lang w:val="id_ID" w:bidi="id_ID"/>
+        </w:rPr>
+        <w:t>2:19</w:t>
+      </w:r>
+      <w:r>
+        <w:rPr>
+          <w:lang w:val="id_ID" w:bidi="id_ID"/>
+        </w:rPr>
+        <w:t xml:space="preserve">). Lihat juga </w:t>
+      </w:r>
+      <w:r>
+        <w:rPr>
+          <w:lang w:val="id_ID" w:bidi="id_ID"/>
+        </w:rPr>
+        <w:t>Rm. 3:3–4</w:t>
+      </w:r>
+      <w:r>
+        <w:rPr>
+          <w:lang w:val="id_ID" w:bidi="id_ID"/>
+        </w:rPr>
+        <w:t xml:space="preserve">; </w:t>
+      </w:r>
+      <w:r>
+        <w:rPr>
+          <w:lang w:val="id_ID" w:bidi="id_ID"/>
+        </w:rPr>
+        <w:t>1Kor. 10:13</w:t>
+      </w:r>
+      <w:r>
+        <w:rPr>
+          <w:lang w:val="id_ID" w:bidi="id_ID"/>
+        </w:rPr>
+        <w:t xml:space="preserve">; </w:t>
+      </w:r>
+      <w:r>
+        <w:rPr>
+          <w:lang w:val="id_ID" w:bidi="id_ID"/>
+        </w:rPr>
+        <w:t>1Yoh. 1:9</w:t>
+      </w:r>
+      <w:r>
+        <w:rPr>
+          <w:lang w:val="id_ID" w:bidi="id_ID"/>
+        </w:rPr>
+        <w:t>.</w:t>
+      </w:r>
+      <w:r>
+        <w:rPr>
+          <w:lang w:val="id_ID" w:bidi="id_ID"/>
+        </w:rPr>
+      </w:r>
+      <w:r>
+        <w:rPr>
+          <w:lang w:val="id_ID" w:bidi="id_ID"/>
+        </w:rPr>
+      </w:r>
+    </w:p>
+    <w:p>
+      <w:pPr/>
+      <w:r>
+        <w:rPr>
+          <w:lang w:val="id_ID" w:bidi="id_ID"/>
+        </w:rPr>
+      </w:r>
+    </w:p>
+    <w:p>
+      <w:pPr>
+        <w:pStyle w:val="Heading2"/>
+      </w:pPr>
+      <w:r>
+        <w:rPr>
+          <w:lang w:val="id_ID" w:bidi="id_ID"/>
+        </w:rPr>
+        <w:t>2 Timotius 2:14–26</w:t>
+      </w:r>
+      <w:r>
+        <w:rPr>
+          <w:lang w:val="id_ID" w:bidi="id_ID"/>
+        </w:rPr>
+      </w:r>
+    </w:p>
+    <w:p>
+      <w:pPr/>
+      <w:r>
+        <w:rPr>
+          <w:lang w:val="id_ID" w:bidi="id_ID"/>
+        </w:rPr>
+      </w:r>
+      <w:r>
+        <w:rPr>
+          <w:lang w:val="id_ID" w:bidi="id_ID"/>
+        </w:rPr>
+        <w:t xml:space="preserve">Timotius perlu menekankan pengajaran tentang </w:t>
+      </w:r>
+      <w:r>
+        <w:rPr>
+          <w:lang w:val="id_ID" w:bidi="id_ID"/>
+        </w:rPr>
+        <w:t>2Tim.</w:t>
+      </w:r>
+      <w:r>
+        <w:rPr>
+          <w:lang w:val="id_ID" w:bidi="id_ID"/>
+        </w:rPr>
+        <w:t xml:space="preserve"> </w:t>
+      </w:r>
+      <w:r>
+        <w:rPr>
+          <w:lang w:val="id_ID" w:bidi="id_ID"/>
+        </w:rPr>
+        <w:t>2:8–13</w:t>
+      </w:r>
+      <w:r>
+        <w:rPr>
+          <w:lang w:val="id_ID" w:bidi="id_ID"/>
+        </w:rPr>
+        <w:t xml:space="preserve"> dan menghindari ajaran serta perilaku para pengajar palsu. Ajaran sesat tersebut mungkin serupa dengan yang disebut dalam </w:t>
+      </w:r>
+      <w:r>
+        <w:rPr>
+          <w:lang w:val="id_ID" w:bidi="id_ID"/>
+        </w:rPr>
+        <w:t>1Tim. 6:20–21</w:t>
+      </w:r>
+      <w:r>
+        <w:rPr>
+          <w:lang w:val="id_ID" w:bidi="id_ID"/>
+        </w:rPr>
+        <w:t>.</w:t>
+      </w:r>
+      <w:r>
+        <w:rPr>
+          <w:lang w:val="id_ID" w:bidi="id_ID"/>
+        </w:rPr>
+      </w:r>
+      <w:r>
+        <w:rPr>
+          <w:lang w:val="id_ID" w:bidi="id_ID"/>
+        </w:rPr>
+      </w:r>
+    </w:p>
+    <w:p>
+      <w:pPr/>
+      <w:r>
+        <w:rPr>
+          <w:lang w:val="id_ID" w:bidi="id_ID"/>
+        </w:rPr>
+      </w:r>
+    </w:p>
+    <w:p>
+      <w:pPr>
+        <w:pStyle w:val="Heading2"/>
+      </w:pPr>
+      <w:r>
+        <w:rPr>
+          <w:lang w:val="id_ID" w:bidi="id_ID"/>
+        </w:rPr>
+        <w:t>2 Timotius 2:15</w:t>
+      </w:r>
+      <w:r>
+        <w:rPr>
+          <w:lang w:val="id_ID" w:bidi="id_ID"/>
+        </w:rPr>
+      </w:r>
+    </w:p>
+    <w:p>
+      <w:pPr/>
+      <w:r>
+        <w:rPr>
+          <w:lang w:val="id_ID" w:bidi="id_ID"/>
+        </w:rPr>
+      </w:r>
+      <w:r>
+        <w:rPr>
+          <w:lang w:val="id_ID" w:bidi="id_ID"/>
+        </w:rPr>
+        <w:t xml:space="preserve">yang berterus terang memberitakan (secara harfiah </w:t>
+      </w:r>
+      <w:r>
+        <w:rPr>
+          <w:i/>
+          <w:lang w:val="id_ID" w:bidi="id_ID"/>
+        </w:rPr>
+        <w:t>yang membimbing di jalan yang lurus</w:t>
+      </w:r>
+      <w:r>
+        <w:rPr>
+          <w:lang w:val="id_ID" w:bidi="id_ID"/>
+        </w:rPr>
+        <w:t xml:space="preserve">): terjemahan TB mengaitkan ayat ini dengan penafsiran yang tepat dari kata kebenaran. Kemungkinan lainnya adalah bahwa Timotius harus tetap fokus pada tujuannya dalam mengajar firman (lihat </w:t>
+      </w:r>
+      <w:r>
+        <w:rPr>
+          <w:lang w:val="id_ID" w:bidi="id_ID"/>
+        </w:rPr>
+        <w:t>1Tim. 1:4</w:t>
+      </w:r>
+      <w:r>
+        <w:rPr>
+          <w:lang w:val="id_ID" w:bidi="id_ID"/>
+        </w:rPr>
+        <w:t>) dan tidak menyimpang dengan terlibat dalam pertikaian para pengajar palsu (</w:t>
+      </w:r>
+      <w:r>
+        <w:rPr>
+          <w:lang w:val="id_ID" w:bidi="id_ID"/>
+        </w:rPr>
+        <w:t>2Tim. 2:16</w:t>
+      </w:r>
+      <w:r>
+        <w:rPr>
+          <w:lang w:val="id_ID" w:bidi="id_ID"/>
+        </w:rPr>
+        <w:t>).</w:t>
+      </w:r>
+      <w:r>
+        <w:rPr>
+          <w:lang w:val="id_ID" w:bidi="id_ID"/>
+        </w:rPr>
+      </w:r>
+      <w:r>
+        <w:rPr>
+          <w:lang w:val="id_ID" w:bidi="id_ID"/>
+        </w:rPr>
+      </w:r>
+    </w:p>
+    <w:p>
+      <w:pPr/>
+      <w:r>
+        <w:rPr>
+          <w:lang w:val="id_ID" w:bidi="id_ID"/>
+        </w:rPr>
+      </w:r>
+    </w:p>
+    <w:p>
+      <w:pPr>
+        <w:pStyle w:val="Heading2"/>
+      </w:pPr>
+      <w:r>
+        <w:rPr>
+          <w:lang w:val="id_ID" w:bidi="id_ID"/>
+        </w:rPr>
+        <w:t>2 Timotius 2:17</w:t>
+      </w:r>
+      <w:r>
+        <w:rPr>
+          <w:lang w:val="id_ID" w:bidi="id_ID"/>
+        </w:rPr>
+      </w:r>
+    </w:p>
+    <w:p>
+      <w:pPr/>
+      <w:r>
+        <w:rPr>
+          <w:lang w:val="id_ID" w:bidi="id_ID"/>
+        </w:rPr>
+      </w:r>
+      <w:r>
+        <w:rPr>
+          <w:lang w:val="id_ID" w:bidi="id_ID"/>
+        </w:rPr>
+        <w:t>Himeneus sebelumnya bekerja sama dengan Aleksander (</w:t>
+      </w:r>
+      <w:r>
+        <w:rPr>
+          <w:lang w:val="id_ID" w:bidi="id_ID"/>
+        </w:rPr>
+        <w:t>1Tim. 1:20</w:t>
+      </w:r>
+      <w:r>
+        <w:rPr>
+          <w:lang w:val="id_ID" w:bidi="id_ID"/>
+        </w:rPr>
+        <w:t>); keduanya masih menyebabkan kekacauan (</w:t>
+      </w:r>
+      <w:r>
+        <w:rPr>
+          <w:lang w:val="id_ID" w:bidi="id_ID"/>
+        </w:rPr>
+        <w:t>2Tim. 4:14–15</w:t>
+      </w:r>
+      <w:r>
+        <w:rPr>
+          <w:lang w:val="id_ID" w:bidi="id_ID"/>
+        </w:rPr>
+        <w:t>). • Filetus adalah rekan baru Himeneus.</w:t>
+      </w:r>
+      <w:r>
+        <w:rPr>
+          <w:lang w:val="id_ID" w:bidi="id_ID"/>
+        </w:rPr>
+      </w:r>
+      <w:r>
+        <w:rPr>
+          <w:lang w:val="id_ID" w:bidi="id_ID"/>
+        </w:rPr>
+      </w:r>
+    </w:p>
+    <w:p>
+      <w:pPr/>
+      <w:r>
+        <w:rPr>
+          <w:lang w:val="id_ID" w:bidi="id_ID"/>
+        </w:rPr>
+      </w:r>
+    </w:p>
+    <w:p>
+      <w:pPr>
+        <w:pStyle w:val="Heading2"/>
+      </w:pPr>
+      <w:r>
+        <w:rPr>
+          <w:lang w:val="id_ID" w:bidi="id_ID"/>
+        </w:rPr>
+        <w:t>2 Timotius 2:18</w:t>
+      </w:r>
+      <w:r>
+        <w:rPr>
+          <w:lang w:val="id_ID" w:bidi="id_ID"/>
+        </w:rPr>
+      </w:r>
+    </w:p>
+    <w:p>
+      <w:pPr/>
+      <w:r>
+        <w:rPr>
+          <w:lang w:val="id_ID" w:bidi="id_ID"/>
+        </w:rPr>
+      </w:r>
+      <w:r>
+        <w:rPr>
+          <w:lang w:val="id_ID" w:bidi="id_ID"/>
+        </w:rPr>
+        <w:t xml:space="preserve">mengajarkan bahwa kebangkitan kita telah berlangsung: Bdk. </w:t>
+      </w:r>
+      <w:r>
+        <w:rPr>
+          <w:lang w:val="id_ID" w:bidi="id_ID"/>
+        </w:rPr>
+        <w:t>2Tes. 2:2</w:t>
+      </w:r>
+      <w:r>
+        <w:rPr>
+          <w:lang w:val="id_ID" w:bidi="id_ID"/>
+        </w:rPr>
+        <w:t>. Para pengajar palsu ini mungkin telah memutarbalikkan ajaran Paulus tentang kebangkitan orang mati (</w:t>
+      </w:r>
+      <w:r>
+        <w:rPr>
+          <w:lang w:val="id_ID" w:bidi="id_ID"/>
+        </w:rPr>
+        <w:t>Rm. 6:5</w:t>
+      </w:r>
+      <w:r>
+        <w:rPr>
+          <w:lang w:val="id_ID" w:bidi="id_ID"/>
+        </w:rPr>
+        <w:t xml:space="preserve">; </w:t>
+      </w:r>
+      <w:r>
+        <w:rPr>
+          <w:lang w:val="id_ID" w:bidi="id_ID"/>
+        </w:rPr>
+        <w:t>Gal. 2:20</w:t>
+      </w:r>
+      <w:r>
+        <w:rPr>
+          <w:lang w:val="id_ID" w:bidi="id_ID"/>
+        </w:rPr>
+        <w:t xml:space="preserve">; </w:t>
+      </w:r>
+      <w:r>
+        <w:rPr>
+          <w:lang w:val="id_ID" w:bidi="id_ID"/>
+        </w:rPr>
+        <w:t>Ef. 1:3</w:t>
+      </w:r>
+      <w:r>
+        <w:rPr>
+          <w:lang w:val="id_ID" w:bidi="id_ID"/>
+        </w:rPr>
+        <w:t xml:space="preserve">; </w:t>
+      </w:r>
+      <w:r>
+        <w:rPr>
+          <w:lang w:val="id_ID" w:bidi="id_ID"/>
+        </w:rPr>
+        <w:t>2:6</w:t>
+      </w:r>
+      <w:r>
+        <w:rPr>
+          <w:lang w:val="id_ID" w:bidi="id_ID"/>
+        </w:rPr>
+        <w:t xml:space="preserve">; </w:t>
+      </w:r>
+      <w:r>
+        <w:rPr>
+          <w:lang w:val="id_ID" w:bidi="id_ID"/>
+        </w:rPr>
+        <w:t>5:14</w:t>
+      </w:r>
+      <w:r>
+        <w:rPr>
+          <w:lang w:val="id_ID" w:bidi="id_ID"/>
+        </w:rPr>
+        <w:t xml:space="preserve">; </w:t>
+      </w:r>
+      <w:r>
+        <w:rPr>
+          <w:lang w:val="id_ID" w:bidi="id_ID"/>
+        </w:rPr>
+        <w:t>Kol. 2:12</w:t>
+      </w:r>
+      <w:r>
+        <w:rPr>
+          <w:lang w:val="id_ID" w:bidi="id_ID"/>
+        </w:rPr>
+        <w:t xml:space="preserve">; </w:t>
+      </w:r>
+      <w:r>
+        <w:rPr>
+          <w:lang w:val="id_ID" w:bidi="id_ID"/>
+        </w:rPr>
+        <w:t>3:1–4</w:t>
+      </w:r>
+      <w:r>
+        <w:rPr>
+          <w:lang w:val="id_ID" w:bidi="id_ID"/>
+        </w:rPr>
+        <w:t>) dengan mengajarkan bahwa mereka sudah sepenuhnya turut serta dalam kehidupan surgawi, dan mungkin bahwa kebangkitan fisik tidak akan terjadi. Mereka bisa menyimpulkan dari ini bahwa perilaku seseorang dalam tubuh (yaitu, moralitas) tidak ada pengaruhnya lagi, karena tubuh fana mereka tidak dapat mempengaruhi roh kekal mereka. Atau, mereka bisa saja mengambil jalan lain, menuju asketisme yang menolak dunia (</w:t>
+      </w:r>
+      <w:r>
+        <w:rPr>
+          <w:lang w:val="id_ID" w:bidi="id_ID"/>
+        </w:rPr>
+        <w:t>1Tim. 4:3</w:t>
+      </w:r>
+      <w:r>
+        <w:rPr>
+          <w:lang w:val="id_ID" w:bidi="id_ID"/>
+        </w:rPr>
+        <w:t xml:space="preserve">; lihat </w:t>
+      </w:r>
+      <w:r>
+        <w:rPr>
+          <w:lang w:val="id_ID" w:bidi="id_ID"/>
+        </w:rPr>
+        <w:t>Kol. 2:8</w:t>
+      </w:r>
+      <w:r>
+        <w:rPr>
+          <w:lang w:val="id_ID" w:bidi="id_ID"/>
+        </w:rPr>
         <w:t xml:space="preserve">, </w:t>
       </w:r>
       <w:r>
         <w:rPr>
           <w:lang w:val="id_ID" w:bidi="id_ID"/>
         </w:rPr>
-        <w:t>14</w:t>
-      </w:r>
-      <w:r>
-        <w:rPr>
-          <w:lang w:val="id_ID" w:bidi="id_ID"/>
-        </w:rPr>
-        <w:t>). Penjagaan harta yang indah oleh Timotius sendiri termasuk mempercayakannya kepada orang-orang yang setia.</w:t>
+        <w:t>16–23</w:t>
+      </w:r>
+      <w:r>
+        <w:rPr>
+          <w:lang w:val="id_ID" w:bidi="id_ID"/>
+        </w:rPr>
+        <w:t xml:space="preserve">), dengan gagasan bahwa kenikmatan hal-hal materi tidak pantas bagi orang yang sudah bangkit, yang bersifat spiritual. Para pengajar ini mungkin memahami dari ajaran Yesus (lihat </w:t>
+      </w:r>
+      <w:r>
+        <w:rPr>
+          <w:lang w:val="id_ID" w:bidi="id_ID"/>
+        </w:rPr>
+        <w:t>Mat. 19:10–12</w:t>
+      </w:r>
+      <w:r>
+        <w:rPr>
+          <w:lang w:val="id_ID" w:bidi="id_ID"/>
+        </w:rPr>
+        <w:t xml:space="preserve">; </w:t>
+      </w:r>
+      <w:r>
+        <w:rPr>
+          <w:lang w:val="id_ID" w:bidi="id_ID"/>
+        </w:rPr>
+        <w:t>22:30</w:t>
+      </w:r>
+      <w:r>
+        <w:rPr>
+          <w:lang w:val="id_ID" w:bidi="id_ID"/>
+        </w:rPr>
+        <w:t>) bahwa pernikahan harus dilarang (</w:t>
+      </w:r>
+      <w:r>
+        <w:rPr>
+          <w:lang w:val="id_ID" w:bidi="id_ID"/>
+        </w:rPr>
+        <w:t>1Tim. 4:3</w:t>
+      </w:r>
+      <w:r>
+        <w:rPr>
+          <w:lang w:val="id_ID" w:bidi="id_ID"/>
+        </w:rPr>
+        <w:t>). Ajaran mereka tentang hukum Perjanjian Lama (</w:t>
+      </w:r>
+      <w:r>
+        <w:rPr>
+          <w:lang w:val="id_ID" w:bidi="id_ID"/>
+        </w:rPr>
+        <w:t>1Tim. 1:7–11</w:t>
+      </w:r>
+      <w:r>
+        <w:rPr>
+          <w:lang w:val="id_ID" w:bidi="id_ID"/>
+        </w:rPr>
+        <w:t xml:space="preserve">) mungkin telah mengarah pada larangan-larangan tertentu. Ajaran mereka mungkin berisi pesan radikal tentang kesetaraan (lihat </w:t>
+      </w:r>
+      <w:r>
+        <w:rPr>
+          <w:lang w:val="id_ID" w:bidi="id_ID"/>
+        </w:rPr>
+        <w:t>2Tim. 3:6</w:t>
+      </w:r>
+      <w:r>
+        <w:rPr>
+          <w:lang w:val="id_ID" w:bidi="id_ID"/>
+        </w:rPr>
+        <w:t xml:space="preserve">; bdk. </w:t>
+      </w:r>
+      <w:r>
+        <w:rPr>
+          <w:lang w:val="id_ID" w:bidi="id_ID"/>
+        </w:rPr>
+        <w:t>Gal. 3:28</w:t>
+      </w:r>
+      <w:r>
+        <w:rPr>
+          <w:lang w:val="id_ID" w:bidi="id_ID"/>
+        </w:rPr>
+        <w:t xml:space="preserve">; </w:t>
+      </w:r>
+      <w:r>
+        <w:rPr>
+          <w:lang w:val="id_ID" w:bidi="id_ID"/>
+        </w:rPr>
+        <w:t>1Tim. 2:11–15</w:t>
+      </w:r>
+      <w:r>
+        <w:rPr>
+          <w:lang w:val="id_ID" w:bidi="id_ID"/>
+        </w:rPr>
+        <w:t xml:space="preserve">) dengan keyakinan bahwa zaman yang akan datang sudah tiba. Ajaran mereka mungkin berfokus secara eksklusif pada kekuatan kebangkitan, yang bertentangan dengan pesan Paulus tentang penderitaan dan salib (lihat </w:t>
+      </w:r>
+      <w:r>
+        <w:rPr>
+          <w:lang w:val="id_ID" w:bidi="id_ID"/>
+        </w:rPr>
+        <w:t>2Tim. 1:8</w:t>
+      </w:r>
+      <w:r>
+        <w:rPr>
+          <w:lang w:val="id_ID" w:bidi="id_ID"/>
+        </w:rPr>
+        <w:t xml:space="preserve">, </w:t>
+      </w:r>
+      <w:r>
+        <w:rPr>
+          <w:lang w:val="id_ID" w:bidi="id_ID"/>
+        </w:rPr>
+        <w:t>12</w:t>
+      </w:r>
+      <w:r>
+        <w:rPr>
+          <w:lang w:val="id_ID" w:bidi="id_ID"/>
+        </w:rPr>
+        <w:t xml:space="preserve">; </w:t>
+      </w:r>
+      <w:r>
+        <w:rPr>
+          <w:lang w:val="id_ID" w:bidi="id_ID"/>
+        </w:rPr>
+        <w:t>2:8–13</w:t>
+      </w:r>
+      <w:r>
+        <w:rPr>
+          <w:lang w:val="id_ID" w:bidi="id_ID"/>
+        </w:rPr>
+        <w:t xml:space="preserve">; bdk. </w:t>
+      </w:r>
+      <w:r>
+        <w:rPr>
+          <w:lang w:val="id_ID" w:bidi="id_ID"/>
+        </w:rPr>
+        <w:t>1Kor. 4:8–13</w:t>
+      </w:r>
+      <w:r>
+        <w:rPr>
+          <w:lang w:val="id_ID" w:bidi="id_ID"/>
+        </w:rPr>
+        <w:t xml:space="preserve">; </w:t>
+      </w:r>
+      <w:r>
+        <w:rPr>
+          <w:lang w:val="id_ID" w:bidi="id_ID"/>
+        </w:rPr>
+        <w:t>2Kor. 12:8–10</w:t>
+      </w:r>
+      <w:r>
+        <w:rPr>
+          <w:lang w:val="id_ID" w:bidi="id_ID"/>
+        </w:rPr>
+        <w:t>). Apapun bentuk pastinya, Paulus menggambarkan ajaran mereka sebagai "pembicaraan yang tidak berguna dan bodoh" (</w:t>
+      </w:r>
+      <w:r>
+        <w:rPr>
+          <w:lang w:val="id_ID" w:bidi="id_ID"/>
+        </w:rPr>
+        <w:t>2Tim. 2:16</w:t>
+      </w:r>
+      <w:r>
+        <w:rPr>
+          <w:lang w:val="id_ID" w:bidi="id_ID"/>
+        </w:rPr>
+        <w:t>).</w:t>
       </w:r>
       <w:r>
         <w:rPr>
@@ -2412,26 +3457,170 @@
         <w:rPr>
           <w:lang w:val="id_ID" w:bidi="id_ID"/>
         </w:rPr>
-        <w:t>2 Timotius 2:4–7</w:t>
-      </w:r>
-      <w:r>
-        <w:rPr>
-          <w:lang w:val="id_ID" w:bidi="id_ID"/>
-        </w:rPr>
-      </w:r>
-    </w:p>
-    <w:p>
-      <w:pPr/>
-      <w:r>
-        <w:rPr>
-          <w:lang w:val="id_ID" w:bidi="id_ID"/>
-        </w:rPr>
-      </w:r>
-      <w:r>
-        <w:rPr>
-          <w:lang w:val="id_ID" w:bidi="id_ID"/>
-        </w:rPr>
-        <w:t>Dalam alur tulisan yang cepat, Paulus mengutip pepatah tentang perjuangan dan kerja keras dengan tekad yang bulat.</w:t>
+        <w:t>2 Timotius 2:19</w:t>
+      </w:r>
+      <w:r>
+        <w:rPr>
+          <w:lang w:val="id_ID" w:bidi="id_ID"/>
+        </w:rPr>
+      </w:r>
+    </w:p>
+    <w:p>
+      <w:pPr/>
+      <w:r>
+        <w:rPr>
+          <w:lang w:val="id_ID" w:bidi="id_ID"/>
+        </w:rPr>
+      </w:r>
+      <w:r>
+        <w:rPr>
+          <w:lang w:val="id_ID" w:bidi="id_ID"/>
+        </w:rPr>
+        <w:t xml:space="preserve">Paulus meyakinkan Timotius bahwa ajaran sesat tidak akan menang (lihat </w:t>
+      </w:r>
+      <w:r>
+        <w:rPr>
+          <w:lang w:val="id_ID" w:bidi="id_ID"/>
+        </w:rPr>
+        <w:t xml:space="preserve"> 2Tim. 3:9</w:t>
+      </w:r>
+      <w:r>
+        <w:rPr>
+          <w:lang w:val="id_ID" w:bidi="id_ID"/>
+        </w:rPr>
+        <w:t>), dan dia memperkuat panggilan untuk kemurnian. • dasar: Kiasan ini menekankan ketahanan terhadap kehancuran (</w:t>
+      </w:r>
+      <w:r>
+        <w:rPr>
+          <w:lang w:val="id_ID" w:bidi="id_ID"/>
+        </w:rPr>
+        <w:t>Yes. 28:16</w:t>
+      </w:r>
+      <w:r>
+        <w:rPr>
+          <w:lang w:val="id_ID" w:bidi="id_ID"/>
+        </w:rPr>
+        <w:t xml:space="preserve">) dan mungkin mencerminkan sebuah kuil (lihat juga </w:t>
+      </w:r>
+      <w:r>
+        <w:rPr>
+          <w:lang w:val="id_ID" w:bidi="id_ID"/>
+        </w:rPr>
+        <w:t>1Tim. 3:15</w:t>
+      </w:r>
+      <w:r>
+        <w:rPr>
+          <w:lang w:val="id_ID" w:bidi="id_ID"/>
+        </w:rPr>
+        <w:t xml:space="preserve">; </w:t>
+      </w:r>
+      <w:r>
+        <w:rPr>
+          <w:lang w:val="id_ID" w:bidi="id_ID"/>
+        </w:rPr>
+        <w:t>1Kor. 3:11</w:t>
+      </w:r>
+      <w:r>
+        <w:rPr>
+          <w:lang w:val="id_ID" w:bidi="id_ID"/>
+        </w:rPr>
+        <w:t xml:space="preserve">; </w:t>
+      </w:r>
+      <w:r>
+        <w:rPr>
+          <w:lang w:val="id_ID" w:bidi="id_ID"/>
+        </w:rPr>
+        <w:t>Ef. 2:20</w:t>
+      </w:r>
+      <w:r>
+        <w:rPr>
+          <w:lang w:val="id_ID" w:bidi="id_ID"/>
+        </w:rPr>
+        <w:t xml:space="preserve">; </w:t>
+      </w:r>
+      <w:r>
+        <w:rPr>
+          <w:lang w:val="id_ID" w:bidi="id_ID"/>
+        </w:rPr>
+        <w:t>1Ptr. 2:4–7</w:t>
+      </w:r>
+      <w:r>
+        <w:rPr>
+          <w:lang w:val="id_ID" w:bidi="id_ID"/>
+        </w:rPr>
+        <w:t xml:space="preserve">; </w:t>
+      </w:r>
+      <w:r>
+        <w:rPr>
+          <w:lang w:val="id_ID" w:bidi="id_ID"/>
+        </w:rPr>
+        <w:t>Why. 21:14</w:t>
+      </w:r>
+      <w:r>
+        <w:rPr>
+          <w:lang w:val="id_ID" w:bidi="id_ID"/>
+        </w:rPr>
+        <w:t xml:space="preserve">). • Tuhan mengenal: Kutipan ini merujuk pada </w:t>
+      </w:r>
+      <w:r>
+        <w:rPr>
+          <w:lang w:val="id_ID" w:bidi="id_ID"/>
+        </w:rPr>
+        <w:t>Bil. 16:5</w:t>
+      </w:r>
+      <w:r>
+        <w:rPr>
+          <w:lang w:val="id_ID" w:bidi="id_ID"/>
+        </w:rPr>
+        <w:t xml:space="preserve">. • Setiap orang yang menyebut nama Tuhan hendaklah meninggalkan kejahatan: Lihat </w:t>
+      </w:r>
+      <w:r>
+        <w:rPr>
+          <w:lang w:val="id_ID" w:bidi="id_ID"/>
+        </w:rPr>
+        <w:t>Yes. 52:11</w:t>
+      </w:r>
+      <w:r>
+        <w:rPr>
+          <w:lang w:val="id_ID" w:bidi="id_ID"/>
+        </w:rPr>
+        <w:t xml:space="preserve">; bdk. </w:t>
+      </w:r>
+      <w:r>
+        <w:rPr>
+          <w:lang w:val="id_ID" w:bidi="id_ID"/>
+        </w:rPr>
+        <w:t>Bil. 16:26–27</w:t>
+      </w:r>
+      <w:r>
+        <w:rPr>
+          <w:lang w:val="id_ID" w:bidi="id_ID"/>
+        </w:rPr>
+        <w:t xml:space="preserve">; </w:t>
+      </w:r>
+      <w:r>
+        <w:rPr>
+          <w:lang w:val="id_ID" w:bidi="id_ID"/>
+        </w:rPr>
+        <w:t>Im. 24:16</w:t>
+      </w:r>
+      <w:r>
+        <w:rPr>
+          <w:lang w:val="id_ID" w:bidi="id_ID"/>
+        </w:rPr>
+        <w:t xml:space="preserve">; </w:t>
+      </w:r>
+      <w:r>
+        <w:rPr>
+          <w:lang w:val="id_ID" w:bidi="id_ID"/>
+        </w:rPr>
+        <w:t>Mzm. 6:9</w:t>
+      </w:r>
+      <w:r>
+        <w:rPr>
+          <w:lang w:val="id_ID" w:bidi="id_ID"/>
+        </w:rPr>
+        <w:t>.</w:t>
       </w:r>
       <w:r>
         <w:rPr>
@@ -2460,38 +3649,62 @@
         <w:rPr>
           <w:lang w:val="id_ID" w:bidi="id_ID"/>
         </w:rPr>
-        <w:t>2 Timotius 2:8</w:t>
-      </w:r>
-      <w:r>
-        <w:rPr>
-          <w:lang w:val="id_ID" w:bidi="id_ID"/>
-        </w:rPr>
-      </w:r>
-    </w:p>
-    <w:p>
-      <w:pPr/>
-      <w:r>
-        <w:rPr>
-          <w:lang w:val="id_ID" w:bidi="id_ID"/>
-        </w:rPr>
-      </w:r>
-      <w:r>
-        <w:rPr>
-          <w:lang w:val="id_ID" w:bidi="id_ID"/>
-        </w:rPr>
-        <w:t xml:space="preserve">Yesus Kristus, keturunan Raja Daud, telah dibangkitkan dari kematian: Lihat </w:t>
-      </w:r>
-      <w:r>
-        <w:rPr>
-          <w:lang w:val="id_ID" w:bidi="id_ID"/>
-        </w:rPr>
-        <w:t>Rm. 1:3–4</w:t>
-      </w:r>
-      <w:r>
-        <w:rPr>
-          <w:lang w:val="id_ID" w:bidi="id_ID"/>
-        </w:rPr>
-        <w:t>. Penderitaan bersama Kristus harus dipahami dari sudut pandang kebangkitan yang akan datang.</w:t>
+        <w:t>2 Timotius 2:20–21</w:t>
+      </w:r>
+      <w:r>
+        <w:rPr>
+          <w:lang w:val="id_ID" w:bidi="id_ID"/>
+        </w:rPr>
+      </w:r>
+    </w:p>
+    <w:p>
+      <w:pPr/>
+      <w:r>
+        <w:rPr>
+          <w:lang w:val="id_ID" w:bidi="id_ID"/>
+        </w:rPr>
+      </w:r>
+      <w:r>
+        <w:rPr>
+          <w:lang w:val="id_ID" w:bidi="id_ID"/>
+        </w:rPr>
+        <w:t xml:space="preserve">Melanjutkan dari </w:t>
+      </w:r>
+      <w:r>
+        <w:rPr>
+          <w:lang w:val="id_ID" w:bidi="id_ID"/>
+        </w:rPr>
+        <w:t>2Tim.</w:t>
+      </w:r>
+      <w:r>
+        <w:rPr>
+          <w:lang w:val="id_ID" w:bidi="id_ID"/>
+        </w:rPr>
+        <w:t xml:space="preserve"> </w:t>
+      </w:r>
+      <w:r>
+        <w:rPr>
+          <w:lang w:val="id_ID" w:bidi="id_ID"/>
+        </w:rPr>
+        <w:t>2:19</w:t>
+      </w:r>
+      <w:r>
+        <w:rPr>
+          <w:lang w:val="id_ID" w:bidi="id_ID"/>
+        </w:rPr>
+        <w:t xml:space="preserve">, Paulus menggunakan gambaran tentang peralatan di rumah orang kaya (lihat </w:t>
+      </w:r>
+      <w:r>
+        <w:rPr>
+          <w:lang w:val="id_ID" w:bidi="id_ID"/>
+        </w:rPr>
+        <w:t>Rm. 9:21</w:t>
+      </w:r>
+      <w:r>
+        <w:rPr>
+          <w:lang w:val="id_ID" w:bidi="id_ID"/>
+        </w:rPr>
+        <w:t>). Dalam rumah tangga Allah, seseorang harus berusaha menjadi seperti peralatan yang berharga daripada yang diperlakukan sebagai barang biasa atau rendahan.</w:t>
       </w:r>
       <w:r>
         <w:rPr>
@@ -2520,26 +3733,602 @@
         <w:rPr>
           <w:lang w:val="id_ID" w:bidi="id_ID"/>
         </w:rPr>
-        <w:t>2 Timotius 2:8–13</w:t>
-      </w:r>
-      <w:r>
-        <w:rPr>
-          <w:lang w:val="id_ID" w:bidi="id_ID"/>
-        </w:rPr>
-      </w:r>
-    </w:p>
-    <w:p>
-      <w:pPr/>
-      <w:r>
-        <w:rPr>
-          <w:lang w:val="id_ID" w:bidi="id_ID"/>
-        </w:rPr>
-      </w:r>
-      <w:r>
-        <w:rPr>
-          <w:lang w:val="id_ID" w:bidi="id_ID"/>
-        </w:rPr>
-        <w:t>Penderitaan Paulus (</w:t>
+        <w:t>2 Timotius 2:22</w:t>
+      </w:r>
+      <w:r>
+        <w:rPr>
+          <w:lang w:val="id_ID" w:bidi="id_ID"/>
+        </w:rPr>
+      </w:r>
+    </w:p>
+    <w:p>
+      <w:pPr/>
+      <w:r>
+        <w:rPr>
+          <w:lang w:val="id_ID" w:bidi="id_ID"/>
+        </w:rPr>
+      </w:r>
+      <w:r>
+        <w:rPr>
+          <w:lang w:val="id_ID" w:bidi="id_ID"/>
+        </w:rPr>
+        <w:t xml:space="preserve">mereka yang berseru kepada Tuhan: Lihat </w:t>
+      </w:r>
+      <w:r>
+        <w:rPr>
+          <w:lang w:val="id_ID" w:bidi="id_ID"/>
+        </w:rPr>
+        <w:t>Mzm. 99:6</w:t>
+      </w:r>
+      <w:r>
+        <w:rPr>
+          <w:lang w:val="id_ID" w:bidi="id_ID"/>
+        </w:rPr>
+        <w:t xml:space="preserve">; </w:t>
+      </w:r>
+      <w:r>
+        <w:rPr>
+          <w:lang w:val="id_ID" w:bidi="id_ID"/>
+        </w:rPr>
+        <w:t>Yoel 2:32</w:t>
+      </w:r>
+      <w:r>
+        <w:rPr>
+          <w:lang w:val="id_ID" w:bidi="id_ID"/>
+        </w:rPr>
+        <w:t xml:space="preserve">; </w:t>
+      </w:r>
+      <w:r>
+        <w:rPr>
+          <w:lang w:val="id_ID" w:bidi="id_ID"/>
+        </w:rPr>
+        <w:t>Kisah. 2:21</w:t>
+      </w:r>
+      <w:r>
+        <w:rPr>
+          <w:lang w:val="id_ID" w:bidi="id_ID"/>
+        </w:rPr>
+        <w:t xml:space="preserve">; </w:t>
+      </w:r>
+      <w:r>
+        <w:rPr>
+          <w:lang w:val="id_ID" w:bidi="id_ID"/>
+        </w:rPr>
+        <w:t>9:14</w:t>
+      </w:r>
+      <w:r>
+        <w:rPr>
+          <w:lang w:val="id_ID" w:bidi="id_ID"/>
+        </w:rPr>
+        <w:t xml:space="preserve">, </w:t>
+      </w:r>
+      <w:r>
+        <w:rPr>
+          <w:lang w:val="id_ID" w:bidi="id_ID"/>
+        </w:rPr>
+        <w:t>21</w:t>
+      </w:r>
+      <w:r>
+        <w:rPr>
+          <w:lang w:val="id_ID" w:bidi="id_ID"/>
+        </w:rPr>
+        <w:t xml:space="preserve">; </w:t>
+      </w:r>
+      <w:r>
+        <w:rPr>
+          <w:lang w:val="id_ID" w:bidi="id_ID"/>
+        </w:rPr>
+        <w:t>22:16</w:t>
+      </w:r>
+      <w:r>
+        <w:rPr>
+          <w:lang w:val="id_ID" w:bidi="id_ID"/>
+        </w:rPr>
+        <w:t xml:space="preserve">; </w:t>
+      </w:r>
+      <w:r>
+        <w:rPr>
+          <w:lang w:val="id_ID" w:bidi="id_ID"/>
+        </w:rPr>
+        <w:t>Rm. 10:12–13</w:t>
+      </w:r>
+      <w:r>
+        <w:rPr>
+          <w:lang w:val="id_ID" w:bidi="id_ID"/>
+        </w:rPr>
+        <w:t xml:space="preserve">; </w:t>
+      </w:r>
+      <w:r>
+        <w:rPr>
+          <w:lang w:val="id_ID" w:bidi="id_ID"/>
+        </w:rPr>
+        <w:t>1Kor. 1:2</w:t>
+      </w:r>
+      <w:r>
+        <w:rPr>
+          <w:lang w:val="id_ID" w:bidi="id_ID"/>
+        </w:rPr>
+        <w:t xml:space="preserve">. • dengan hati yang murni: Lihat </w:t>
+      </w:r>
+      <w:r>
+        <w:rPr>
+          <w:lang w:val="id_ID" w:bidi="id_ID"/>
+        </w:rPr>
+        <w:t>1Tim. 1:5</w:t>
+      </w:r>
+      <w:r>
+        <w:rPr>
+          <w:lang w:val="id_ID" w:bidi="id_ID"/>
+        </w:rPr>
+        <w:t>.</w:t>
+      </w:r>
+      <w:r>
+        <w:rPr>
+          <w:lang w:val="id_ID" w:bidi="id_ID"/>
+        </w:rPr>
+      </w:r>
+      <w:r>
+        <w:rPr>
+          <w:lang w:val="id_ID" w:bidi="id_ID"/>
+        </w:rPr>
+      </w:r>
+    </w:p>
+    <w:p>
+      <w:pPr/>
+      <w:r>
+        <w:rPr>
+          <w:lang w:val="id_ID" w:bidi="id_ID"/>
+        </w:rPr>
+      </w:r>
+    </w:p>
+    <w:p>
+      <w:pPr>
+        <w:pStyle w:val="Heading2"/>
+      </w:pPr>
+      <w:r>
+        <w:rPr>
+          <w:lang w:val="id_ID" w:bidi="id_ID"/>
+        </w:rPr>
+        <w:t>2 Timotius 2:24</w:t>
+      </w:r>
+      <w:r>
+        <w:rPr>
+          <w:lang w:val="id_ID" w:bidi="id_ID"/>
+        </w:rPr>
+      </w:r>
+    </w:p>
+    <w:p>
+      <w:pPr/>
+      <w:r>
+        <w:rPr>
+          <w:lang w:val="id_ID" w:bidi="id_ID"/>
+        </w:rPr>
+      </w:r>
+      <w:r>
+        <w:rPr>
+          <w:lang w:val="id_ID" w:bidi="id_ID"/>
+        </w:rPr>
+        <w:t xml:space="preserve">seorang hamba Tuhan: Lihat </w:t>
+      </w:r>
+      <w:r>
+        <w:rPr>
+          <w:lang w:val="id_ID" w:bidi="id_ID"/>
+        </w:rPr>
+        <w:t>Titus 1:1</w:t>
+      </w:r>
+      <w:r>
+        <w:rPr>
+          <w:lang w:val="id_ID" w:bidi="id_ID"/>
+        </w:rPr>
+        <w:t xml:space="preserve">; bandingkan dengan </w:t>
+      </w:r>
+      <w:r>
+        <w:rPr>
+          <w:lang w:val="id_ID" w:bidi="id_ID"/>
+        </w:rPr>
+        <w:t>Yes. 42:1–2</w:t>
+      </w:r>
+      <w:r>
+        <w:rPr>
+          <w:lang w:val="id_ID" w:bidi="id_ID"/>
+        </w:rPr>
+        <w:t xml:space="preserve">; </w:t>
+      </w:r>
+      <w:r>
+        <w:rPr>
+          <w:lang w:val="id_ID" w:bidi="id_ID"/>
+        </w:rPr>
+        <w:t>50:6</w:t>
+      </w:r>
+      <w:r>
+        <w:rPr>
+          <w:lang w:val="id_ID" w:bidi="id_ID"/>
+        </w:rPr>
+        <w:t xml:space="preserve">; </w:t>
+      </w:r>
+      <w:r>
+        <w:rPr>
+          <w:lang w:val="id_ID" w:bidi="id_ID"/>
+        </w:rPr>
+        <w:t>53:7</w:t>
+      </w:r>
+      <w:r>
+        <w:rPr>
+          <w:lang w:val="id_ID" w:bidi="id_ID"/>
+        </w:rPr>
+        <w:t xml:space="preserve">; </w:t>
+      </w:r>
+      <w:r>
+        <w:rPr>
+          <w:lang w:val="id_ID" w:bidi="id_ID"/>
+        </w:rPr>
+        <w:t>Mat. 12:14–21</w:t>
+      </w:r>
+      <w:r>
+        <w:rPr>
+          <w:lang w:val="id_ID" w:bidi="id_ID"/>
+        </w:rPr>
+        <w:t xml:space="preserve">. • cakap mengajar, sabar: Lihat </w:t>
+      </w:r>
+      <w:r>
+        <w:rPr>
+          <w:lang w:val="id_ID" w:bidi="id_ID"/>
+        </w:rPr>
+        <w:t>1Tim. 3:2–3</w:t>
+      </w:r>
+      <w:r>
+        <w:rPr>
+          <w:lang w:val="id_ID" w:bidi="id_ID"/>
+        </w:rPr>
+        <w:t xml:space="preserve">; </w:t>
+      </w:r>
+      <w:r>
+        <w:rPr>
+          <w:lang w:val="id_ID" w:bidi="id_ID"/>
+        </w:rPr>
+        <w:t>Titus 3:2</w:t>
+      </w:r>
+      <w:r>
+        <w:rPr>
+          <w:lang w:val="id_ID" w:bidi="id_ID"/>
+        </w:rPr>
+        <w:t>.</w:t>
+      </w:r>
+      <w:r>
+        <w:rPr>
+          <w:lang w:val="id_ID" w:bidi="id_ID"/>
+        </w:rPr>
+      </w:r>
+      <w:r>
+        <w:rPr>
+          <w:lang w:val="id_ID" w:bidi="id_ID"/>
+        </w:rPr>
+      </w:r>
+    </w:p>
+    <w:p>
+      <w:pPr/>
+      <w:r>
+        <w:rPr>
+          <w:lang w:val="id_ID" w:bidi="id_ID"/>
+        </w:rPr>
+      </w:r>
+    </w:p>
+    <w:p>
+      <w:pPr>
+        <w:pStyle w:val="Heading2"/>
+      </w:pPr>
+      <w:r>
+        <w:rPr>
+          <w:lang w:val="id_ID" w:bidi="id_ID"/>
+        </w:rPr>
+        <w:t>2 Timotius 2:25</w:t>
+      </w:r>
+      <w:r>
+        <w:rPr>
+          <w:lang w:val="id_ID" w:bidi="id_ID"/>
+        </w:rPr>
+      </w:r>
+    </w:p>
+    <w:p>
+      <w:pPr/>
+      <w:r>
+        <w:rPr>
+          <w:lang w:val="id_ID" w:bidi="id_ID"/>
+        </w:rPr>
+      </w:r>
+      <w:r>
+        <w:rPr>
+          <w:lang w:val="id_ID" w:bidi="id_ID"/>
+        </w:rPr>
+        <w:t xml:space="preserve">dengan lemah lembut dapat menuntun: Bdk. </w:t>
+      </w:r>
+      <w:r>
+        <w:rPr>
+          <w:lang w:val="id_ID" w:bidi="id_ID"/>
+        </w:rPr>
+        <w:t>1Kor. 4:21</w:t>
+      </w:r>
+      <w:r>
+        <w:rPr>
+          <w:lang w:val="id_ID" w:bidi="id_ID"/>
+        </w:rPr>
+        <w:t xml:space="preserve">; </w:t>
+      </w:r>
+      <w:r>
+        <w:rPr>
+          <w:lang w:val="id_ID" w:bidi="id_ID"/>
+        </w:rPr>
+        <w:t>2Kor. 10:1</w:t>
+      </w:r>
+      <w:r>
+        <w:rPr>
+          <w:lang w:val="id_ID" w:bidi="id_ID"/>
+        </w:rPr>
+        <w:t xml:space="preserve">; </w:t>
+      </w:r>
+      <w:r>
+        <w:rPr>
+          <w:lang w:val="id_ID" w:bidi="id_ID"/>
+        </w:rPr>
+        <w:t>1Tes. 5:14</w:t>
+      </w:r>
+      <w:r>
+        <w:rPr>
+          <w:lang w:val="id_ID" w:bidi="id_ID"/>
+        </w:rPr>
+        <w:t xml:space="preserve">; </w:t>
+      </w:r>
+      <w:r>
+        <w:rPr>
+          <w:lang w:val="id_ID" w:bidi="id_ID"/>
+        </w:rPr>
+        <w:t>2Tes. 3:14–15</w:t>
+      </w:r>
+      <w:r>
+        <w:rPr>
+          <w:lang w:val="id_ID" w:bidi="id_ID"/>
+        </w:rPr>
+        <w:t xml:space="preserve">; </w:t>
+      </w:r>
+      <w:r>
+        <w:rPr>
+          <w:lang w:val="id_ID" w:bidi="id_ID"/>
+        </w:rPr>
+        <w:t>Titus 3:10–11</w:t>
+      </w:r>
+      <w:r>
+        <w:rPr>
+          <w:lang w:val="id_ID" w:bidi="id_ID"/>
+        </w:rPr>
+        <w:t xml:space="preserve">; </w:t>
+      </w:r>
+      <w:r>
+        <w:rPr>
+          <w:lang w:val="id_ID" w:bidi="id_ID"/>
+        </w:rPr>
+        <w:t>Yudas 1:22–23</w:t>
+      </w:r>
+      <w:r>
+        <w:rPr>
+          <w:lang w:val="id_ID" w:bidi="id_ID"/>
+        </w:rPr>
+        <w:t>.</w:t>
+      </w:r>
+      <w:r>
+        <w:rPr>
+          <w:lang w:val="id_ID" w:bidi="id_ID"/>
+        </w:rPr>
+      </w:r>
+      <w:r>
+        <w:rPr>
+          <w:lang w:val="id_ID" w:bidi="id_ID"/>
+        </w:rPr>
+      </w:r>
+    </w:p>
+    <w:p>
+      <w:pPr/>
+      <w:r>
+        <w:rPr>
+          <w:lang w:val="id_ID" w:bidi="id_ID"/>
+        </w:rPr>
+      </w:r>
+    </w:p>
+    <w:p>
+      <w:pPr>
+        <w:pStyle w:val="Heading2"/>
+      </w:pPr>
+      <w:r>
+        <w:rPr>
+          <w:lang w:val="id_ID" w:bidi="id_ID"/>
+        </w:rPr>
+        <w:t>2 Timotius 3:1–5</w:t>
+      </w:r>
+      <w:r>
+        <w:rPr>
+          <w:lang w:val="id_ID" w:bidi="id_ID"/>
+        </w:rPr>
+      </w:r>
+    </w:p>
+    <w:p>
+      <w:pPr/>
+      <w:r>
+        <w:rPr>
+          <w:lang w:val="id_ID" w:bidi="id_ID"/>
+        </w:rPr>
+      </w:r>
+      <w:r>
+        <w:rPr>
+          <w:lang w:val="id_ID" w:bidi="id_ID"/>
+        </w:rPr>
+        <w:t xml:space="preserve">Paulus menggambarkan seperti apa orang-orang akan bersikap pada hari-hari terakhir (lihat juga </w:t>
+      </w:r>
+      <w:r>
+        <w:rPr>
+          <w:lang w:val="id_ID" w:bidi="id_ID"/>
+        </w:rPr>
+        <w:t>1Tim. 4:1–5</w:t>
+      </w:r>
+      <w:r>
+        <w:rPr>
+          <w:lang w:val="id_ID" w:bidi="id_ID"/>
+        </w:rPr>
+        <w:t xml:space="preserve">; </w:t>
+      </w:r>
+      <w:r>
+        <w:rPr>
+          <w:lang w:val="id_ID" w:bidi="id_ID"/>
+        </w:rPr>
+        <w:t>2Pet. 2:1–22</w:t>
+      </w:r>
+      <w:r>
+        <w:rPr>
+          <w:lang w:val="id_ID" w:bidi="id_ID"/>
+        </w:rPr>
+        <w:t xml:space="preserve">; </w:t>
+      </w:r>
+      <w:r>
+        <w:rPr>
+          <w:lang w:val="id_ID" w:bidi="id_ID"/>
+        </w:rPr>
+        <w:t>3:3</w:t>
+      </w:r>
+      <w:r>
+        <w:rPr>
+          <w:lang w:val="id_ID" w:bidi="id_ID"/>
+        </w:rPr>
+        <w:t xml:space="preserve">; </w:t>
+      </w:r>
+      <w:r>
+        <w:rPr>
+          <w:lang w:val="id_ID" w:bidi="id_ID"/>
+        </w:rPr>
+        <w:t>Yudas 1:18</w:t>
+      </w:r>
+      <w:r>
+        <w:rPr>
+          <w:lang w:val="id_ID" w:bidi="id_ID"/>
+        </w:rPr>
+        <w:t>), yang sesungguhnya sudah dimulai (</w:t>
+      </w:r>
+      <w:r>
+        <w:rPr>
+          <w:lang w:val="id_ID" w:bidi="id_ID"/>
+        </w:rPr>
+        <w:t>2Tim. 3:5</w:t>
+      </w:r>
+      <w:r>
+        <w:rPr>
+          <w:lang w:val="id_ID" w:bidi="id_ID"/>
+        </w:rPr>
+        <w:t xml:space="preserve">, </w:t>
+      </w:r>
+      <w:r>
+        <w:rPr>
+          <w:lang w:val="id_ID" w:bidi="id_ID"/>
+        </w:rPr>
+        <w:t>6–9</w:t>
+      </w:r>
+      <w:r>
+        <w:rPr>
+          <w:lang w:val="id_ID" w:bidi="id_ID"/>
+        </w:rPr>
+        <w:t>).</w:t>
+      </w:r>
+      <w:r>
+        <w:rPr>
+          <w:lang w:val="id_ID" w:bidi="id_ID"/>
+        </w:rPr>
+      </w:r>
+      <w:r>
+        <w:rPr>
+          <w:lang w:val="id_ID" w:bidi="id_ID"/>
+        </w:rPr>
+      </w:r>
+    </w:p>
+    <w:p>
+      <w:pPr/>
+      <w:r>
+        <w:rPr>
+          <w:lang w:val="id_ID" w:bidi="id_ID"/>
+        </w:rPr>
+      </w:r>
+    </w:p>
+    <w:p>
+      <w:pPr>
+        <w:pStyle w:val="Heading2"/>
+      </w:pPr>
+      <w:r>
+        <w:rPr>
+          <w:lang w:val="id_ID" w:bidi="id_ID"/>
+        </w:rPr>
+        <w:t>2 Timotius 3:1–4.8</w:t>
+      </w:r>
+      <w:r>
+        <w:rPr>
+          <w:lang w:val="id_ID" w:bidi="id_ID"/>
+        </w:rPr>
+      </w:r>
+    </w:p>
+    <w:p>
+      <w:pPr/>
+      <w:r>
+        <w:rPr>
+          <w:lang w:val="id_ID" w:bidi="id_ID"/>
+        </w:rPr>
+      </w:r>
+      <w:r>
+        <w:rPr>
+          <w:lang w:val="id_ID" w:bidi="id_ID"/>
+        </w:rPr>
+        <w:t>Timotius harus tetap setia pada jalannya selama menghadapi masa-masa sulit yang akan datang.</w:t>
+      </w:r>
+      <w:r>
+        <w:rPr>
+          <w:lang w:val="id_ID" w:bidi="id_ID"/>
+        </w:rPr>
+      </w:r>
+      <w:r>
+        <w:rPr>
+          <w:lang w:val="id_ID" w:bidi="id_ID"/>
+        </w:rPr>
+      </w:r>
+    </w:p>
+    <w:p>
+      <w:pPr/>
+      <w:r>
+        <w:rPr>
+          <w:lang w:val="id_ID" w:bidi="id_ID"/>
+        </w:rPr>
+      </w:r>
+    </w:p>
+    <w:p>
+      <w:pPr>
+        <w:pStyle w:val="Heading2"/>
+      </w:pPr>
+      <w:r>
+        <w:rPr>
+          <w:lang w:val="id_ID" w:bidi="id_ID"/>
+        </w:rPr>
+        <w:t>2 Timotius 3:5</w:t>
+      </w:r>
+      <w:r>
+        <w:rPr>
+          <w:lang w:val="id_ID" w:bidi="id_ID"/>
+        </w:rPr>
+      </w:r>
+    </w:p>
+    <w:p>
+      <w:pPr/>
+      <w:r>
+        <w:rPr>
+          <w:lang w:val="id_ID" w:bidi="id_ID"/>
+        </w:rPr>
+      </w:r>
+      <w:r>
+        <w:rPr>
+          <w:lang w:val="id_ID" w:bidi="id_ID"/>
+        </w:rPr>
+        <w:t>Orang-orang seperti itu (</w:t>
       </w:r>
       <w:r>
         <w:rPr>
@@ -2557,13 +4346,1931 @@
         <w:rPr>
           <w:lang w:val="id_ID" w:bidi="id_ID"/>
         </w:rPr>
+        <w:t>3:2–4</w:t>
+      </w:r>
+      <w:r>
+        <w:rPr>
+          <w:lang w:val="id_ID" w:bidi="id_ID"/>
+        </w:rPr>
+        <w:t xml:space="preserve">) telah menolak ajaran yang benar dan memisahkan diri dari kuasa yang dapat membuat mereka hidup saleh (lihat </w:t>
+      </w:r>
+      <w:r>
+        <w:rPr>
+          <w:lang w:val="id_ID" w:bidi="id_ID"/>
+        </w:rPr>
+        <w:t>1Tim. 1:5–11</w:t>
+      </w:r>
+      <w:r>
+        <w:rPr>
+          <w:lang w:val="id_ID" w:bidi="id_ID"/>
+        </w:rPr>
+        <w:t xml:space="preserve">; </w:t>
+      </w:r>
+      <w:r>
+        <w:rPr>
+          <w:lang w:val="id_ID" w:bidi="id_ID"/>
+        </w:rPr>
+        <w:t>Kol. 2:16–23</w:t>
+      </w:r>
+      <w:r>
+        <w:rPr>
+          <w:lang w:val="id_ID" w:bidi="id_ID"/>
+        </w:rPr>
+        <w:t>).</w:t>
+      </w:r>
+      <w:r>
+        <w:rPr>
+          <w:lang w:val="id_ID" w:bidi="id_ID"/>
+        </w:rPr>
+      </w:r>
+      <w:r>
+        <w:rPr>
+          <w:lang w:val="id_ID" w:bidi="id_ID"/>
+        </w:rPr>
+      </w:r>
+    </w:p>
+    <w:p>
+      <w:pPr/>
+      <w:r>
+        <w:rPr>
+          <w:lang w:val="id_ID" w:bidi="id_ID"/>
+        </w:rPr>
+      </w:r>
+    </w:p>
+    <w:p>
+      <w:pPr>
+        <w:pStyle w:val="Heading2"/>
+      </w:pPr>
+      <w:r>
+        <w:rPr>
+          <w:lang w:val="id_ID" w:bidi="id_ID"/>
+        </w:rPr>
+        <w:t>2 Timotius 3:6–7</w:t>
+      </w:r>
+      <w:r>
+        <w:rPr>
+          <w:lang w:val="id_ID" w:bidi="id_ID"/>
+        </w:rPr>
+      </w:r>
+    </w:p>
+    <w:p>
+      <w:pPr/>
+      <w:r>
+        <w:rPr>
+          <w:lang w:val="id_ID" w:bidi="id_ID"/>
+        </w:rPr>
+      </w:r>
+      <w:r>
+        <w:rPr>
+          <w:lang w:val="id_ID" w:bidi="id_ID"/>
+        </w:rPr>
+        <w:t>Dampak dari pengajar palsu terhadap rumah tangga dan wanita menjadi perhatian yang konsisten dalam surat-surat kepada Timotius dan Titus (</w:t>
+      </w:r>
+      <w:r>
+        <w:rPr>
+          <w:lang w:val="id_ID" w:bidi="id_ID"/>
+        </w:rPr>
+        <w:t>Titus 1:11</w:t>
+      </w:r>
+      <w:r>
+        <w:rPr>
+          <w:lang w:val="id_ID" w:bidi="id_ID"/>
+        </w:rPr>
+        <w:t xml:space="preserve">; lihat </w:t>
+      </w:r>
+      <w:r>
+        <w:rPr>
+          <w:lang w:val="id_ID" w:bidi="id_ID"/>
+        </w:rPr>
+        <w:t>1Tim. 2:11–15</w:t>
+      </w:r>
+      <w:r>
+        <w:rPr>
+          <w:lang w:val="id_ID" w:bidi="id_ID"/>
+        </w:rPr>
+        <w:t xml:space="preserve">; </w:t>
+      </w:r>
+      <w:r>
+        <w:rPr>
+          <w:lang w:val="id_ID" w:bidi="id_ID"/>
+        </w:rPr>
+        <w:t>3:4–5</w:t>
+      </w:r>
+      <w:r>
+        <w:rPr>
+          <w:lang w:val="id_ID" w:bidi="id_ID"/>
+        </w:rPr>
+        <w:t xml:space="preserve">; </w:t>
+      </w:r>
+      <w:r>
+        <w:rPr>
+          <w:lang w:val="id_ID" w:bidi="id_ID"/>
+        </w:rPr>
+        <w:t>5:14–15</w:t>
+      </w:r>
+      <w:r>
+        <w:rPr>
+          <w:lang w:val="id_ID" w:bidi="id_ID"/>
+        </w:rPr>
+        <w:t>). Entah pengajar palsu itu sengaja menyasar para wanita atau tidak, tampaknya mereka berhasil mempengaruhi beberapa dari kaum wanita.</w:t>
+      </w:r>
+      <w:r>
+        <w:rPr>
+          <w:lang w:val="id_ID" w:bidi="id_ID"/>
+        </w:rPr>
+      </w:r>
+      <w:r>
+        <w:rPr>
+          <w:lang w:val="id_ID" w:bidi="id_ID"/>
+        </w:rPr>
+      </w:r>
+    </w:p>
+    <w:p>
+      <w:pPr/>
+      <w:r>
+        <w:rPr>
+          <w:lang w:val="id_ID" w:bidi="id_ID"/>
+        </w:rPr>
+      </w:r>
+    </w:p>
+    <w:p>
+      <w:pPr>
+        <w:pStyle w:val="Heading2"/>
+      </w:pPr>
+      <w:r>
+        <w:rPr>
+          <w:lang w:val="id_ID" w:bidi="id_ID"/>
+        </w:rPr>
+        <w:t>2 Timotius 3:8</w:t>
+      </w:r>
+      <w:r>
+        <w:rPr>
+          <w:lang w:val="id_ID" w:bidi="id_ID"/>
+        </w:rPr>
+      </w:r>
+    </w:p>
+    <w:p>
+      <w:pPr/>
+      <w:r>
+        <w:rPr>
+          <w:lang w:val="id_ID" w:bidi="id_ID"/>
+        </w:rPr>
+      </w:r>
+      <w:r>
+        <w:rPr>
+          <w:lang w:val="id_ID" w:bidi="id_ID"/>
+        </w:rPr>
+        <w:t xml:space="preserve">Menurut tradisi, Yanes dan Yambres adalah nama-nama penyihir Mesir yang menentang Musa (lihat </w:t>
+      </w:r>
+      <w:r>
+        <w:rPr>
+          <w:lang w:val="id_ID" w:bidi="id_ID"/>
+        </w:rPr>
+        <w:t>Kel. 7:8–13</w:t>
+      </w:r>
+      <w:r>
+        <w:rPr>
+          <w:lang w:val="id_ID" w:bidi="id_ID"/>
+        </w:rPr>
+        <w:t xml:space="preserve">; </w:t>
+      </w:r>
+      <w:r>
+        <w:rPr>
+          <w:lang w:val="id_ID" w:bidi="id_ID"/>
+        </w:rPr>
+        <w:t>8:18</w:t>
+      </w:r>
+      <w:r>
+        <w:rPr>
+          <w:lang w:val="id_ID" w:bidi="id_ID"/>
+        </w:rPr>
+        <w:t xml:space="preserve">; </w:t>
+      </w:r>
+      <w:r>
+        <w:rPr>
+          <w:lang w:val="id_ID" w:bidi="id_ID"/>
+        </w:rPr>
+        <w:t>9:11</w:t>
+      </w:r>
+      <w:r>
+        <w:rPr>
+          <w:lang w:val="id_ID" w:bidi="id_ID"/>
+        </w:rPr>
+        <w:t>).</w:t>
+      </w:r>
+      <w:r>
+        <w:rPr>
+          <w:lang w:val="id_ID" w:bidi="id_ID"/>
+        </w:rPr>
+      </w:r>
+      <w:r>
+        <w:rPr>
+          <w:lang w:val="id_ID" w:bidi="id_ID"/>
+        </w:rPr>
+      </w:r>
+    </w:p>
+    <w:p>
+      <w:pPr/>
+      <w:r>
+        <w:rPr>
+          <w:lang w:val="id_ID" w:bidi="id_ID"/>
+        </w:rPr>
+      </w:r>
+    </w:p>
+    <w:p>
+      <w:pPr>
+        <w:pStyle w:val="Heading2"/>
+      </w:pPr>
+      <w:r>
+        <w:rPr>
+          <w:lang w:val="id_ID" w:bidi="id_ID"/>
+        </w:rPr>
+        <w:t>2 Timotius 3:11</w:t>
+      </w:r>
+      <w:r>
+        <w:rPr>
+          <w:lang w:val="id_ID" w:bidi="id_ID"/>
+        </w:rPr>
+      </w:r>
+    </w:p>
+    <w:p>
+      <w:pPr/>
+      <w:r>
+        <w:rPr>
+          <w:lang w:val="id_ID" w:bidi="id_ID"/>
+        </w:rPr>
+      </w:r>
+      <w:r>
+        <w:rPr>
+          <w:lang w:val="id_ID" w:bidi="id_ID"/>
+        </w:rPr>
+        <w:t xml:space="preserve">Timotius berasal dari Listra, dekat Antiokhia dan Ikonium, sehingga dia mengetahui semua tentang penderitaan yang dialami Paulus (lihat </w:t>
+      </w:r>
+      <w:r>
+        <w:rPr>
+          <w:lang w:val="id_ID" w:bidi="id_ID"/>
+        </w:rPr>
+        <w:t>Kisah Para Rasul 13:14</w:t>
+      </w:r>
+      <w:r>
+        <w:rPr>
+          <w:lang w:val="id_ID" w:bidi="id_ID"/>
+        </w:rPr>
+        <w:t xml:space="preserve">, </w:t>
+      </w:r>
+      <w:r>
+        <w:rPr>
+          <w:lang w:val="id_ID" w:bidi="id_ID"/>
+        </w:rPr>
+        <w:t>45–51</w:t>
+      </w:r>
+      <w:r>
+        <w:rPr>
+          <w:lang w:val="id_ID" w:bidi="id_ID"/>
+        </w:rPr>
+        <w:t xml:space="preserve">; </w:t>
+      </w:r>
+      <w:r>
+        <w:rPr>
+          <w:lang w:val="id_ID" w:bidi="id_ID"/>
+        </w:rPr>
+        <w:t>14:1–8</w:t>
+      </w:r>
+      <w:r>
+        <w:rPr>
+          <w:lang w:val="id_ID" w:bidi="id_ID"/>
+        </w:rPr>
+        <w:t xml:space="preserve">, </w:t>
+      </w:r>
+      <w:r>
+        <w:rPr>
+          <w:lang w:val="id_ID" w:bidi="id_ID"/>
+        </w:rPr>
+        <w:t>19–22</w:t>
+      </w:r>
+      <w:r>
+        <w:rPr>
+          <w:lang w:val="id_ID" w:bidi="id_ID"/>
+        </w:rPr>
+        <w:t>), meskipun dia dipanggil setelah peristiwa-peristiwa ini (</w:t>
+      </w:r>
+      <w:r>
+        <w:rPr>
+          <w:lang w:val="id_ID" w:bidi="id_ID"/>
+        </w:rPr>
+        <w:t>Kisah Para Rasul 16:1–3</w:t>
+      </w:r>
+      <w:r>
+        <w:rPr>
+          <w:lang w:val="id_ID" w:bidi="id_ID"/>
+        </w:rPr>
+        <w:t xml:space="preserve">). • Tuhan telah melepaskan aku: Paulus dapat bersaksi dari hidupnya sendiri bahwa Tuhan akan menggenapi rencana-Nya melalui hamba-Nya yang setia (lihat </w:t>
+      </w:r>
+      <w:r>
+        <w:rPr>
+          <w:lang w:val="id_ID" w:bidi="id_ID"/>
+        </w:rPr>
+        <w:t>2Tim. 4:6–8</w:t>
+      </w:r>
+      <w:r>
+        <w:rPr>
+          <w:lang w:val="id_ID" w:bidi="id_ID"/>
+        </w:rPr>
+        <w:t xml:space="preserve">, </w:t>
+      </w:r>
+      <w:r>
+        <w:rPr>
+          <w:lang w:val="id_ID" w:bidi="id_ID"/>
+        </w:rPr>
+        <w:t>17–18</w:t>
+      </w:r>
+      <w:r>
+        <w:rPr>
+          <w:lang w:val="id_ID" w:bidi="id_ID"/>
+        </w:rPr>
+        <w:t xml:space="preserve">; </w:t>
+      </w:r>
+      <w:r>
+        <w:rPr>
+          <w:lang w:val="id_ID" w:bidi="id_ID"/>
+        </w:rPr>
+        <w:t>Mzm. 22:19–22</w:t>
+      </w:r>
+      <w:r>
+        <w:rPr>
+          <w:lang w:val="id_ID" w:bidi="id_ID"/>
+        </w:rPr>
+        <w:t xml:space="preserve">; </w:t>
+      </w:r>
+      <w:r>
+        <w:rPr>
+          <w:lang w:val="id_ID" w:bidi="id_ID"/>
+        </w:rPr>
+        <w:t>34:19</w:t>
+      </w:r>
+      <w:r>
+        <w:rPr>
+          <w:lang w:val="id_ID" w:bidi="id_ID"/>
+        </w:rPr>
+        <w:t xml:space="preserve">; </w:t>
+      </w:r>
+      <w:r>
+        <w:rPr>
+          <w:lang w:val="id_ID" w:bidi="id_ID"/>
+        </w:rPr>
+        <w:t>Dan. 3:17–18</w:t>
+      </w:r>
+      <w:r>
+        <w:rPr>
+          <w:lang w:val="id_ID" w:bidi="id_ID"/>
+        </w:rPr>
+        <w:t xml:space="preserve">; </w:t>
+      </w:r>
+      <w:r>
+        <w:rPr>
+          <w:lang w:val="id_ID" w:bidi="id_ID"/>
+        </w:rPr>
+        <w:t>2Kor. 1:8–10</w:t>
+      </w:r>
+      <w:r>
+        <w:rPr>
+          <w:lang w:val="id_ID" w:bidi="id_ID"/>
+        </w:rPr>
+        <w:t xml:space="preserve">; </w:t>
+      </w:r>
+      <w:r>
+        <w:rPr>
+          <w:lang w:val="id_ID" w:bidi="id_ID"/>
+        </w:rPr>
+        <w:t>2Ptr. 2:7–9</w:t>
+      </w:r>
+      <w:r>
+        <w:rPr>
+          <w:lang w:val="id_ID" w:bidi="id_ID"/>
+        </w:rPr>
+        <w:t>).</w:t>
+      </w:r>
+      <w:r>
+        <w:rPr>
+          <w:lang w:val="id_ID" w:bidi="id_ID"/>
+        </w:rPr>
+      </w:r>
+      <w:r>
+        <w:rPr>
+          <w:lang w:val="id_ID" w:bidi="id_ID"/>
+        </w:rPr>
+      </w:r>
+    </w:p>
+    <w:p>
+      <w:pPr/>
+      <w:r>
+        <w:rPr>
+          <w:lang w:val="id_ID" w:bidi="id_ID"/>
+        </w:rPr>
+      </w:r>
+    </w:p>
+    <w:p>
+      <w:pPr>
+        <w:pStyle w:val="Heading2"/>
+      </w:pPr>
+      <w:r>
+        <w:rPr>
+          <w:lang w:val="id_ID" w:bidi="id_ID"/>
+        </w:rPr>
+        <w:t>2 Timotius 3:14–15</w:t>
+      </w:r>
+      <w:r>
+        <w:rPr>
+          <w:lang w:val="id_ID" w:bidi="id_ID"/>
+        </w:rPr>
+      </w:r>
+    </w:p>
+    <w:p>
+      <w:pPr/>
+      <w:r>
+        <w:rPr>
+          <w:lang w:val="id_ID" w:bidi="id_ID"/>
+        </w:rPr>
+      </w:r>
+      <w:r>
+        <w:rPr>
+          <w:lang w:val="id_ID" w:bidi="id_ID"/>
+        </w:rPr>
+        <w:t xml:space="preserve">dari kecil: Nenek dan ibu Timotius, Lois dan Eunike yang adalah orang Yahudi (lihat </w:t>
+      </w:r>
+      <w:r>
+        <w:rPr>
+          <w:lang w:val="id_ID" w:bidi="id_ID"/>
+        </w:rPr>
+        <w:t>Kisah Para Rasul 16:1–3</w:t>
+      </w:r>
+      <w:r>
+        <w:rPr>
+          <w:lang w:val="id_ID" w:bidi="id_ID"/>
+        </w:rPr>
+        <w:t xml:space="preserve">), telah mendidik Timotius sejak kecil dalam Kitab Suci Perjanjian Lama (lihat </w:t>
+      </w:r>
+      <w:r>
+        <w:rPr>
+          <w:lang w:val="id_ID" w:bidi="id_ID"/>
+        </w:rPr>
+        <w:t>2Tim. 1:5</w:t>
+      </w:r>
+      <w:r>
+        <w:rPr>
+          <w:lang w:val="id_ID" w:bidi="id_ID"/>
+        </w:rPr>
+        <w:t>), dan kehidupan mereka memperkuat pengajaran tersebut. • Kitab Suci yang dapat memberi hikmat kepadamu dan menuntun engkau kepada … Kristus Yesus. Pada akhirnya, Yesus Kristus diperlukan untuk memahami Kitab Suci Perjanjian Lama sepenuhnya.</w:t>
+      </w:r>
+      <w:r>
+        <w:rPr>
+          <w:lang w:val="id_ID" w:bidi="id_ID"/>
+        </w:rPr>
+      </w:r>
+      <w:r>
+        <w:rPr>
+          <w:lang w:val="id_ID" w:bidi="id_ID"/>
+        </w:rPr>
+      </w:r>
+    </w:p>
+    <w:p>
+      <w:pPr/>
+      <w:r>
+        <w:rPr>
+          <w:lang w:val="id_ID" w:bidi="id_ID"/>
+        </w:rPr>
+      </w:r>
+    </w:p>
+    <w:p>
+      <w:pPr>
+        <w:pStyle w:val="Heading2"/>
+      </w:pPr>
+      <w:r>
+        <w:rPr>
+          <w:lang w:val="id_ID" w:bidi="id_ID"/>
+        </w:rPr>
+        <w:t>2 Timotius 3:16</w:t>
+      </w:r>
+      <w:r>
+        <w:rPr>
+          <w:lang w:val="id_ID" w:bidi="id_ID"/>
+        </w:rPr>
+      </w:r>
+    </w:p>
+    <w:p>
+      <w:pPr/>
+      <w:r>
+        <w:rPr>
+          <w:lang w:val="id_ID" w:bidi="id_ID"/>
+        </w:rPr>
+      </w:r>
+      <w:r>
+        <w:rPr>
+          <w:lang w:val="id_ID" w:bidi="id_ID"/>
+        </w:rPr>
+        <w:t xml:space="preserve">Fakta bahwa Kitab Suci diilhami oleh Allah (secara harfiah </w:t>
+      </w:r>
+      <w:r>
+        <w:rPr>
+          <w:i/>
+          <w:lang w:val="id_ID" w:bidi="id_ID"/>
+        </w:rPr>
+        <w:t>dihembuskan oleh Allah,</w:t>
+      </w:r>
+      <w:r>
+        <w:rPr>
+          <w:lang w:val="id_ID" w:bidi="id_ID"/>
+        </w:rPr>
+        <w:t xml:space="preserve"> diucapkan dari nafas Allah sendiri; lihat juga </w:t>
+      </w:r>
+      <w:r>
+        <w:rPr>
+          <w:lang w:val="id_ID" w:bidi="id_ID"/>
+        </w:rPr>
+        <w:t>Ibr. 4:12–13</w:t>
+      </w:r>
+      <w:r>
+        <w:rPr>
+          <w:lang w:val="id_ID" w:bidi="id_ID"/>
+        </w:rPr>
+        <w:t xml:space="preserve">; </w:t>
+      </w:r>
+      <w:r>
+        <w:rPr>
+          <w:lang w:val="id_ID" w:bidi="id_ID"/>
+        </w:rPr>
+        <w:t>2Ptr. 1:20–21</w:t>
+      </w:r>
+      <w:r>
+        <w:rPr>
+          <w:lang w:val="id_ID" w:bidi="id_ID"/>
+        </w:rPr>
+        <w:t xml:space="preserve">) tidaklah menghilangkan keterlibatan aktif penulis manusia. Namun, ini menegaskan bahwa Allah sepenuhnya bertanggung jawab atas firman-Nya. Kitab Suci itu benar, dapat diandalkan, berotoritas, permanen, dan berkuasa karena berasal dari Allah sendiri. Pesannya saling terhubung dan konsisten dalam kesaksiannya tentang Yesus Kristus (lihat </w:t>
+      </w:r>
+      <w:r>
+        <w:rPr>
+          <w:lang w:val="id_ID" w:bidi="id_ID"/>
+        </w:rPr>
+        <w:t>Lukas 24:25–27</w:t>
+      </w:r>
+      <w:r>
+        <w:rPr>
+          <w:lang w:val="id_ID" w:bidi="id_ID"/>
+        </w:rPr>
+        <w:t xml:space="preserve">, </w:t>
+      </w:r>
+      <w:r>
+        <w:rPr>
+          <w:lang w:val="id_ID" w:bidi="id_ID"/>
+        </w:rPr>
+        <w:t>44</w:t>
+      </w:r>
+      <w:r>
+        <w:rPr>
+          <w:lang w:val="id_ID" w:bidi="id_ID"/>
+        </w:rPr>
+        <w:t xml:space="preserve">; </w:t>
+      </w:r>
+      <w:r>
+        <w:rPr>
+          <w:lang w:val="id_ID" w:bidi="id_ID"/>
+        </w:rPr>
+        <w:t>Yohanes 5:39–40</w:t>
+      </w:r>
+      <w:r>
+        <w:rPr>
+          <w:lang w:val="id_ID" w:bidi="id_ID"/>
+        </w:rPr>
+        <w:t xml:space="preserve">; </w:t>
+      </w:r>
+      <w:r>
+        <w:rPr>
+          <w:lang w:val="id_ID" w:bidi="id_ID"/>
+        </w:rPr>
+        <w:t>Kisah. 3:24</w:t>
+      </w:r>
+      <w:r>
+        <w:rPr>
+          <w:lang w:val="id_ID" w:bidi="id_ID"/>
+        </w:rPr>
+        <w:t xml:space="preserve">; </w:t>
+      </w:r>
+      <w:r>
+        <w:rPr>
+          <w:lang w:val="id_ID" w:bidi="id_ID"/>
+        </w:rPr>
+        <w:t>1Kor. 15:3–4</w:t>
+      </w:r>
+      <w:r>
+        <w:rPr>
+          <w:lang w:val="id_ID" w:bidi="id_ID"/>
+        </w:rPr>
+        <w:t>). Oleh karena itu, firman memiliki kekuatan untuk mendatangkan keselamatan dan membangkitkan iman. Kitab Suci tidak boleh disalahgunakan, seperti yang dilakukan oleh guru-guru palsu (</w:t>
+      </w:r>
+      <w:r>
+        <w:rPr>
+          <w:lang w:val="id_ID" w:bidi="id_ID"/>
+        </w:rPr>
+        <w:t>2Tim. 4:2–4</w:t>
+      </w:r>
+      <w:r>
+        <w:rPr>
+          <w:lang w:val="id_ID" w:bidi="id_ID"/>
+        </w:rPr>
+        <w:t xml:space="preserve">; </w:t>
+      </w:r>
+      <w:r>
+        <w:rPr>
+          <w:lang w:val="id_ID" w:bidi="id_ID"/>
+        </w:rPr>
+        <w:t>1Tim. 1:4–7</w:t>
+      </w:r>
+      <w:r>
+        <w:rPr>
+          <w:lang w:val="id_ID" w:bidi="id_ID"/>
+        </w:rPr>
+        <w:t xml:space="preserve">; bandingkan </w:t>
+      </w:r>
+      <w:r>
+        <w:rPr>
+          <w:lang w:val="id_ID" w:bidi="id_ID"/>
+        </w:rPr>
+        <w:t>2Ptr. 3:16</w:t>
+      </w:r>
+      <w:r>
+        <w:rPr>
+          <w:lang w:val="id_ID" w:bidi="id_ID"/>
+        </w:rPr>
+        <w:t>), tetapi harus diajarkan dengan benar (</w:t>
+      </w:r>
+      <w:r>
+        <w:rPr>
+          <w:lang w:val="id_ID" w:bidi="id_ID"/>
+        </w:rPr>
+        <w:t>2Tim. 2:2</w:t>
+      </w:r>
+      <w:r>
+        <w:rPr>
+          <w:lang w:val="id_ID" w:bidi="id_ID"/>
+        </w:rPr>
+        <w:t xml:space="preserve">, </w:t>
+      </w:r>
+      <w:r>
+        <w:rPr>
+          <w:lang w:val="id_ID" w:bidi="id_ID"/>
+        </w:rPr>
+        <w:t>15</w:t>
+      </w:r>
+      <w:r>
+        <w:rPr>
+          <w:lang w:val="id_ID" w:bidi="id_ID"/>
+        </w:rPr>
+        <w:t>). • Karena firman itu diinspirasi atau diilhamkan Allah, alhasil seluruh Kitab Suci memiliki manfaat. Baik Perjanjian Lama maupun Perjanjian Baru bersama-sama menjadi panduan dan pengajar bagi kita dalam kehidupan.</w:t>
+      </w:r>
+      <w:r>
+        <w:rPr>
+          <w:lang w:val="id_ID" w:bidi="id_ID"/>
+        </w:rPr>
+      </w:r>
+      <w:r>
+        <w:rPr>
+          <w:lang w:val="id_ID" w:bidi="id_ID"/>
+        </w:rPr>
+      </w:r>
+    </w:p>
+    <w:p>
+      <w:pPr/>
+      <w:r>
+        <w:rPr>
+          <w:lang w:val="id_ID" w:bidi="id_ID"/>
+        </w:rPr>
+      </w:r>
+    </w:p>
+    <w:p>
+      <w:pPr>
+        <w:pStyle w:val="Heading2"/>
+      </w:pPr>
+      <w:r>
+        <w:rPr>
+          <w:lang w:val="id_ID" w:bidi="id_ID"/>
+        </w:rPr>
+        <w:t>2 Timotius 3:16–17</w:t>
+      </w:r>
+      <w:r>
+        <w:rPr>
+          <w:lang w:val="id_ID" w:bidi="id_ID"/>
+        </w:rPr>
+      </w:r>
+    </w:p>
+    <w:p>
+      <w:pPr/>
+      <w:r>
+        <w:rPr>
+          <w:lang w:val="id_ID" w:bidi="id_ID"/>
+        </w:rPr>
+      </w:r>
+      <w:r>
+        <w:rPr>
+          <w:lang w:val="id_ID" w:bidi="id_ID"/>
+        </w:rPr>
+        <w:t xml:space="preserve">Ayat-ayat ini menjelaskan </w:t>
+      </w:r>
+      <w:r>
+        <w:rPr>
+          <w:lang w:val="id_ID" w:bidi="id_ID"/>
+        </w:rPr>
+        <w:t>2Tim. 3:15</w:t>
+      </w:r>
+      <w:r>
+        <w:rPr>
+          <w:lang w:val="id_ID" w:bidi="id_ID"/>
+        </w:rPr>
+        <w:t xml:space="preserve"> dengan menguraikan efektivitas Kitab Suci, sumbernya, dan cara-cara yang memberikan hikmat untuk menjalani keselamatan kita. Paulus berbicara tentang Kitab Suci Ibrani (Perjanjian Lama), tetapi pernyataannya kini dapat diterapkan pada semua Kitab Suci</w:t>
+      </w:r>
+      <w:r>
+        <w:rPr>
+          <w:i/>
+          <w:lang w:val="id_ID" w:bidi="id_ID"/>
+        </w:rPr>
+        <w:t>,</w:t>
+      </w:r>
+      <w:r>
+        <w:rPr>
+          <w:lang w:val="id_ID" w:bidi="id_ID"/>
+        </w:rPr>
+        <w:t xml:space="preserve"> termasuk Perjanjian Baru (lihat, misalnya, </w:t>
+      </w:r>
+      <w:r>
+        <w:rPr>
+          <w:lang w:val="id_ID" w:bidi="id_ID"/>
+        </w:rPr>
+        <w:t>2Ptr. 3:15–16</w:t>
+      </w:r>
+      <w:r>
+        <w:rPr>
+          <w:lang w:val="id_ID" w:bidi="id_ID"/>
+        </w:rPr>
+        <w:t>).</w:t>
+      </w:r>
+      <w:r>
+        <w:rPr>
+          <w:lang w:val="id_ID" w:bidi="id_ID"/>
+        </w:rPr>
+      </w:r>
+      <w:r>
+        <w:rPr>
+          <w:lang w:val="id_ID" w:bidi="id_ID"/>
+        </w:rPr>
+      </w:r>
+    </w:p>
+    <w:p>
+      <w:pPr/>
+      <w:r>
+        <w:rPr>
+          <w:lang w:val="id_ID" w:bidi="id_ID"/>
+        </w:rPr>
+      </w:r>
+    </w:p>
+    <w:p>
+      <w:pPr>
+        <w:pStyle w:val="Heading2"/>
+      </w:pPr>
+      <w:r>
+        <w:rPr>
+          <w:lang w:val="id_ID" w:bidi="id_ID"/>
+        </w:rPr>
+        <w:t>2 Timotius 3:17</w:t>
+      </w:r>
+      <w:r>
+        <w:rPr>
+          <w:lang w:val="id_ID" w:bidi="id_ID"/>
+        </w:rPr>
+      </w:r>
+    </w:p>
+    <w:p>
+      <w:pPr/>
+      <w:r>
+        <w:rPr>
+          <w:lang w:val="id_ID" w:bidi="id_ID"/>
+        </w:rPr>
+      </w:r>
+      <w:r>
+        <w:rPr>
+          <w:lang w:val="id_ID" w:bidi="id_ID"/>
+        </w:rPr>
+        <w:t>Paulus menjelaskan bahwa keselamatan (</w:t>
+      </w:r>
+      <w:r>
+        <w:rPr>
+          <w:lang w:val="id_ID" w:bidi="id_ID"/>
+        </w:rPr>
+        <w:t>2Tim.</w:t>
+      </w:r>
+      <w:r>
+        <w:rPr>
+          <w:lang w:val="id_ID" w:bidi="id_ID"/>
+        </w:rPr>
+        <w:t xml:space="preserve"> </w:t>
+      </w:r>
+      <w:r>
+        <w:rPr>
+          <w:lang w:val="id_ID" w:bidi="id_ID"/>
+        </w:rPr>
+        <w:t>3:15</w:t>
+      </w:r>
+      <w:r>
+        <w:rPr>
+          <w:lang w:val="id_ID" w:bidi="id_ID"/>
+        </w:rPr>
+        <w:t xml:space="preserve">) menghasilkan kesalehan (lihat </w:t>
+      </w:r>
+      <w:r>
+        <w:rPr>
+          <w:lang w:val="id_ID" w:bidi="id_ID"/>
+        </w:rPr>
+        <w:t>Gal. 1:4</w:t>
+      </w:r>
+      <w:r>
+        <w:rPr>
+          <w:lang w:val="id_ID" w:bidi="id_ID"/>
+        </w:rPr>
+        <w:t xml:space="preserve">; </w:t>
+      </w:r>
+      <w:r>
+        <w:rPr>
+          <w:lang w:val="id_ID" w:bidi="id_ID"/>
+        </w:rPr>
+        <w:t>5:16–26</w:t>
+      </w:r>
+      <w:r>
+        <w:rPr>
+          <w:lang w:val="id_ID" w:bidi="id_ID"/>
+        </w:rPr>
+        <w:t xml:space="preserve">; </w:t>
+      </w:r>
+      <w:r>
+        <w:rPr>
+          <w:lang w:val="id_ID" w:bidi="id_ID"/>
+        </w:rPr>
+        <w:t>Ef. 2:8–10</w:t>
+      </w:r>
+      <w:r>
+        <w:rPr>
+          <w:lang w:val="id_ID" w:bidi="id_ID"/>
+        </w:rPr>
+        <w:t>).</w:t>
+      </w:r>
+      <w:r>
+        <w:rPr>
+          <w:lang w:val="id_ID" w:bidi="id_ID"/>
+        </w:rPr>
+      </w:r>
+      <w:r>
+        <w:rPr>
+          <w:lang w:val="id_ID" w:bidi="id_ID"/>
+        </w:rPr>
+      </w:r>
+    </w:p>
+    <w:p>
+      <w:pPr/>
+      <w:r>
+        <w:rPr>
+          <w:lang w:val="id_ID" w:bidi="id_ID"/>
+        </w:rPr>
+      </w:r>
+    </w:p>
+    <w:p>
+      <w:pPr>
+        <w:pStyle w:val="Heading2"/>
+      </w:pPr>
+      <w:r>
+        <w:rPr>
+          <w:lang w:val="id_ID" w:bidi="id_ID"/>
+        </w:rPr>
+        <w:t>2 Timotius 4:1</w:t>
+      </w:r>
+      <w:r>
+        <w:rPr>
+          <w:lang w:val="id_ID" w:bidi="id_ID"/>
+        </w:rPr>
+      </w:r>
+    </w:p>
+    <w:p>
+      <w:pPr/>
+      <w:r>
+        <w:rPr>
+          <w:lang w:val="id_ID" w:bidi="id_ID"/>
+        </w:rPr>
+      </w:r>
+      <w:r>
+        <w:rPr>
+          <w:lang w:val="id_ID" w:bidi="id_ID"/>
+        </w:rPr>
+        <w:t xml:space="preserve">menghakimi orang yang hidup dan yang mati: Lihat </w:t>
+      </w:r>
+      <w:r>
+        <w:rPr>
+          <w:lang w:val="id_ID" w:bidi="id_ID"/>
+        </w:rPr>
+        <w:t>Mat. 25:31–46</w:t>
+      </w:r>
+      <w:r>
+        <w:rPr>
+          <w:lang w:val="id_ID" w:bidi="id_ID"/>
+        </w:rPr>
+        <w:t xml:space="preserve">; </w:t>
+      </w:r>
+      <w:r>
+        <w:rPr>
+          <w:lang w:val="id_ID" w:bidi="id_ID"/>
+        </w:rPr>
+        <w:t>Kisah. 10:42</w:t>
+      </w:r>
+      <w:r>
+        <w:rPr>
+          <w:lang w:val="id_ID" w:bidi="id_ID"/>
+        </w:rPr>
+        <w:t xml:space="preserve">; </w:t>
+      </w:r>
+      <w:r>
+        <w:rPr>
+          <w:lang w:val="id_ID" w:bidi="id_ID"/>
+        </w:rPr>
+        <w:t>Rm. 14:7–12</w:t>
+      </w:r>
+      <w:r>
+        <w:rPr>
+          <w:lang w:val="id_ID" w:bidi="id_ID"/>
+        </w:rPr>
+        <w:t xml:space="preserve">; </w:t>
+      </w:r>
+      <w:r>
+        <w:rPr>
+          <w:lang w:val="id_ID" w:bidi="id_ID"/>
+        </w:rPr>
+        <w:t>Why. 20:11–15</w:t>
+      </w:r>
+      <w:r>
+        <w:rPr>
+          <w:lang w:val="id_ID" w:bidi="id_ID"/>
+        </w:rPr>
+        <w:t xml:space="preserve">. • pada saat kedatangannya (secara harfiah </w:t>
+      </w:r>
+      <w:r>
+        <w:rPr>
+          <w:i/>
+          <w:lang w:val="id_ID" w:bidi="id_ID"/>
+        </w:rPr>
+        <w:t>demi</w:t>
+      </w:r>
+      <w:r>
+        <w:rPr>
+          <w:lang w:val="id_ID" w:bidi="id_ID"/>
+        </w:rPr>
+        <w:t xml:space="preserve"> </w:t>
+      </w:r>
+      <w:r>
+        <w:rPr>
+          <w:i/>
+          <w:lang w:val="id_ID" w:bidi="id_ID"/>
+        </w:rPr>
+        <w:t>penyataan-Nya</w:t>
+      </w:r>
+      <w:r>
+        <w:rPr>
+          <w:lang w:val="id_ID" w:bidi="id_ID"/>
+        </w:rPr>
+        <w:t xml:space="preserve">): Lihat </w:t>
+      </w:r>
+      <w:r>
+        <w:rPr>
+          <w:lang w:val="id_ID" w:bidi="id_ID"/>
+        </w:rPr>
+        <w:t>catatan studi pada 1Tim. 6:14</w:t>
+      </w:r>
+      <w:r>
+        <w:rPr>
+          <w:lang w:val="id_ID" w:bidi="id_ID"/>
+        </w:rPr>
+        <w:t xml:space="preserve">; lihat juga </w:t>
+      </w:r>
+      <w:r>
+        <w:rPr>
+          <w:lang w:val="id_ID" w:bidi="id_ID"/>
+        </w:rPr>
+        <w:t>2Tim. 1:10</w:t>
+      </w:r>
+      <w:r>
+        <w:rPr>
+          <w:lang w:val="id_ID" w:bidi="id_ID"/>
+        </w:rPr>
+        <w:t xml:space="preserve">; </w:t>
+      </w:r>
+      <w:r>
+        <w:rPr>
+          <w:lang w:val="id_ID" w:bidi="id_ID"/>
+        </w:rPr>
+        <w:t>4:8</w:t>
+      </w:r>
+      <w:r>
+        <w:rPr>
+          <w:lang w:val="id_ID" w:bidi="id_ID"/>
+        </w:rPr>
+        <w:t xml:space="preserve">; </w:t>
+      </w:r>
+      <w:r>
+        <w:rPr>
+          <w:lang w:val="id_ID" w:bidi="id_ID"/>
+        </w:rPr>
+        <w:t>Titus 2:11–13</w:t>
+      </w:r>
+      <w:r>
+        <w:rPr>
+          <w:lang w:val="id_ID" w:bidi="id_ID"/>
+        </w:rPr>
+        <w:t xml:space="preserve">; </w:t>
+      </w:r>
+      <w:r>
+        <w:rPr>
+          <w:lang w:val="id_ID" w:bidi="id_ID"/>
+        </w:rPr>
+        <w:t>3:4</w:t>
+      </w:r>
+      <w:r>
+        <w:rPr>
+          <w:lang w:val="id_ID" w:bidi="id_ID"/>
+        </w:rPr>
+        <w:t>.</w:t>
+      </w:r>
+      <w:r>
+        <w:rPr>
+          <w:lang w:val="id_ID" w:bidi="id_ID"/>
+        </w:rPr>
+      </w:r>
+      <w:r>
+        <w:rPr>
+          <w:lang w:val="id_ID" w:bidi="id_ID"/>
+        </w:rPr>
+      </w:r>
+    </w:p>
+    <w:p>
+      <w:pPr/>
+      <w:r>
+        <w:rPr>
+          <w:lang w:val="id_ID" w:bidi="id_ID"/>
+        </w:rPr>
+      </w:r>
+    </w:p>
+    <w:p>
+      <w:pPr>
+        <w:pStyle w:val="Heading2"/>
+      </w:pPr>
+      <w:r>
+        <w:rPr>
+          <w:lang w:val="id_ID" w:bidi="id_ID"/>
+        </w:rPr>
+        <w:t>2 Timotius 4:1–8</w:t>
+      </w:r>
+      <w:r>
+        <w:rPr>
+          <w:lang w:val="id_ID" w:bidi="id_ID"/>
+        </w:rPr>
+      </w:r>
+    </w:p>
+    <w:p>
+      <w:pPr/>
+      <w:r>
+        <w:rPr>
+          <w:lang w:val="id_ID" w:bidi="id_ID"/>
+        </w:rPr>
+      </w:r>
+      <w:r>
+        <w:rPr>
+          <w:lang w:val="id_ID" w:bidi="id_ID"/>
+        </w:rPr>
+        <w:t xml:space="preserve">Timotius berdiri di hadapan Allah dan harus bekerja dengan pandangan akan kedatangan Yesus yang akan menghakimi dan mendirikan Kerajaan-Nya (lihat </w:t>
+      </w:r>
+      <w:r>
+        <w:rPr>
+          <w:lang w:val="id_ID" w:bidi="id_ID"/>
+        </w:rPr>
+        <w:t>1Tim. 5:21</w:t>
+      </w:r>
+      <w:r>
+        <w:rPr>
+          <w:lang w:val="id_ID" w:bidi="id_ID"/>
+        </w:rPr>
+        <w:t xml:space="preserve">; </w:t>
+      </w:r>
+      <w:r>
+        <w:rPr>
+          <w:lang w:val="id_ID" w:bidi="id_ID"/>
+        </w:rPr>
+        <w:t>6:13–14</w:t>
+      </w:r>
+      <w:r>
+        <w:rPr>
+          <w:lang w:val="id_ID" w:bidi="id_ID"/>
+        </w:rPr>
+        <w:t>). Kedatangan Kristus akan membawa penyucian (</w:t>
+      </w:r>
+      <w:r>
+        <w:rPr>
+          <w:lang w:val="id_ID" w:bidi="id_ID"/>
+        </w:rPr>
+        <w:t>2Tim. 2:19</w:t>
+      </w:r>
+      <w:r>
+        <w:rPr>
+          <w:lang w:val="id_ID" w:bidi="id_ID"/>
+        </w:rPr>
+        <w:t>), pertanggungjawaban (</w:t>
+      </w:r>
+      <w:r>
+        <w:rPr>
+          <w:lang w:val="id_ID" w:bidi="id_ID"/>
+        </w:rPr>
+        <w:t xml:space="preserve">2Tim. </w:t>
+      </w:r>
+      <w:r>
+        <w:rPr>
+          <w:lang w:val="id_ID" w:bidi="id_ID"/>
+        </w:rPr>
+        <w:t>3:8–9</w:t>
+      </w:r>
+      <w:r>
+        <w:rPr>
+          <w:lang w:val="id_ID" w:bidi="id_ID"/>
+        </w:rPr>
+        <w:t>), keselamatan, pembenaran, dan ganjaran (</w:t>
+      </w:r>
+      <w:r>
+        <w:rPr>
+          <w:lang w:val="id_ID" w:bidi="id_ID"/>
+        </w:rPr>
+        <w:t xml:space="preserve">2Tim. </w:t>
+      </w:r>
+      <w:r>
+        <w:rPr>
+          <w:lang w:val="id_ID" w:bidi="id_ID"/>
+        </w:rPr>
+        <w:t>4:8</w:t>
+      </w:r>
+      <w:r>
+        <w:rPr>
+          <w:lang w:val="id_ID" w:bidi="id_ID"/>
+        </w:rPr>
+        <w:t xml:space="preserve">, </w:t>
+      </w:r>
+      <w:r>
+        <w:rPr>
+          <w:lang w:val="id_ID" w:bidi="id_ID"/>
+        </w:rPr>
+        <w:t>18</w:t>
+      </w:r>
+      <w:r>
+        <w:rPr>
+          <w:lang w:val="id_ID" w:bidi="id_ID"/>
+        </w:rPr>
+        <w:t xml:space="preserve">). Lihat juga </w:t>
+      </w:r>
+      <w:r>
+        <w:rPr>
+          <w:lang w:val="id_ID" w:bidi="id_ID"/>
+        </w:rPr>
+        <w:t>1Kor. 3:10–15</w:t>
+      </w:r>
+      <w:r>
+        <w:rPr>
+          <w:lang w:val="id_ID" w:bidi="id_ID"/>
+        </w:rPr>
+        <w:t xml:space="preserve">; </w:t>
+      </w:r>
+      <w:r>
+        <w:rPr>
+          <w:lang w:val="id_ID" w:bidi="id_ID"/>
+        </w:rPr>
+        <w:t>4:4–5</w:t>
+      </w:r>
+      <w:r>
+        <w:rPr>
+          <w:lang w:val="id_ID" w:bidi="id_ID"/>
+        </w:rPr>
+        <w:t xml:space="preserve">; </w:t>
+      </w:r>
+      <w:r>
+        <w:rPr>
+          <w:lang w:val="id_ID" w:bidi="id_ID"/>
+        </w:rPr>
+        <w:t>2Kor. 5:10</w:t>
+      </w:r>
+      <w:r>
+        <w:rPr>
+          <w:lang w:val="id_ID" w:bidi="id_ID"/>
+        </w:rPr>
+        <w:t>.</w:t>
+      </w:r>
+      <w:r>
+        <w:rPr>
+          <w:lang w:val="id_ID" w:bidi="id_ID"/>
+        </w:rPr>
+      </w:r>
+      <w:r>
+        <w:rPr>
+          <w:lang w:val="id_ID" w:bidi="id_ID"/>
+        </w:rPr>
+      </w:r>
+    </w:p>
+    <w:p>
+      <w:pPr/>
+      <w:r>
+        <w:rPr>
+          <w:lang w:val="id_ID" w:bidi="id_ID"/>
+        </w:rPr>
+      </w:r>
+    </w:p>
+    <w:p>
+      <w:pPr>
+        <w:pStyle w:val="Heading2"/>
+      </w:pPr>
+      <w:r>
+        <w:rPr>
+          <w:lang w:val="id_ID" w:bidi="id_ID"/>
+        </w:rPr>
+        <w:t>2 Timotius 4:5</w:t>
+      </w:r>
+      <w:r>
+        <w:rPr>
+          <w:lang w:val="id_ID" w:bidi="id_ID"/>
+        </w:rPr>
+      </w:r>
+    </w:p>
+    <w:p>
+      <w:pPr/>
+      <w:r>
+        <w:rPr>
+          <w:lang w:val="id_ID" w:bidi="id_ID"/>
+        </w:rPr>
+      </w:r>
+      <w:r>
+        <w:rPr>
+          <w:lang w:val="id_ID" w:bidi="id_ID"/>
+        </w:rPr>
+        <w:t>Nasihat-nasihat terakhir ini merangkum apa yang telah disampaikan sebelumnya (</w:t>
+      </w:r>
+      <w:r>
+        <w:rPr>
+          <w:lang w:val="id_ID" w:bidi="id_ID"/>
+        </w:rPr>
+        <w:t xml:space="preserve">2Tim. </w:t>
+      </w:r>
+      <w:r>
+        <w:rPr>
+          <w:lang w:val="id_ID" w:bidi="id_ID"/>
+        </w:rPr>
+        <w:t>1:6–14</w:t>
+      </w:r>
+      <w:r>
+        <w:rPr>
+          <w:lang w:val="id_ID" w:bidi="id_ID"/>
+        </w:rPr>
+        <w:t xml:space="preserve">; </w:t>
+      </w:r>
+      <w:r>
+        <w:rPr>
+          <w:lang w:val="id_ID" w:bidi="id_ID"/>
+        </w:rPr>
+        <w:t>2:1–15</w:t>
+      </w:r>
+      <w:r>
+        <w:rPr>
+          <w:lang w:val="id_ID" w:bidi="id_ID"/>
+        </w:rPr>
+        <w:t xml:space="preserve">, </w:t>
+      </w:r>
+      <w:r>
+        <w:rPr>
+          <w:lang w:val="id_ID" w:bidi="id_ID"/>
+        </w:rPr>
+        <w:t>24–26</w:t>
+      </w:r>
+      <w:r>
+        <w:rPr>
+          <w:lang w:val="id_ID" w:bidi="id_ID"/>
+        </w:rPr>
+        <w:t xml:space="preserve">; </w:t>
+      </w:r>
+      <w:r>
+        <w:rPr>
+          <w:lang w:val="id_ID" w:bidi="id_ID"/>
+        </w:rPr>
+        <w:t>3:12</w:t>
+      </w:r>
+      <w:r>
+        <w:rPr>
+          <w:lang w:val="id_ID" w:bidi="id_ID"/>
+        </w:rPr>
+        <w:t>).</w:t>
+      </w:r>
+      <w:r>
+        <w:rPr>
+          <w:lang w:val="id_ID" w:bidi="id_ID"/>
+        </w:rPr>
+      </w:r>
+      <w:r>
+        <w:rPr>
+          <w:lang w:val="id_ID" w:bidi="id_ID"/>
+        </w:rPr>
+      </w:r>
+    </w:p>
+    <w:p>
+      <w:pPr/>
+      <w:r>
+        <w:rPr>
+          <w:lang w:val="id_ID" w:bidi="id_ID"/>
+        </w:rPr>
+      </w:r>
+    </w:p>
+    <w:p>
+      <w:pPr>
+        <w:pStyle w:val="Heading2"/>
+      </w:pPr>
+      <w:r>
+        <w:rPr>
+          <w:lang w:val="id_ID" w:bidi="id_ID"/>
+        </w:rPr>
+        <w:t>2 Timotius 4:5–8</w:t>
+      </w:r>
+      <w:r>
+        <w:rPr>
+          <w:lang w:val="id_ID" w:bidi="id_ID"/>
+        </w:rPr>
+      </w:r>
+    </w:p>
+    <w:p>
+      <w:pPr/>
+      <w:r>
+        <w:rPr>
+          <w:lang w:val="id_ID" w:bidi="id_ID"/>
+        </w:rPr>
+      </w:r>
+      <w:r>
+        <w:rPr>
+          <w:lang w:val="id_ID" w:bidi="id_ID"/>
+        </w:rPr>
+        <w:t xml:space="preserve">Paulus secara tuntas menyerahkan jubah kepemimpinan kepada Timotius (bdk. </w:t>
+      </w:r>
+      <w:r>
+        <w:rPr>
+          <w:lang w:val="id_ID" w:bidi="id_ID"/>
+        </w:rPr>
+        <w:t>Ul. 31:7–8</w:t>
+      </w:r>
+      <w:r>
+        <w:rPr>
+          <w:lang w:val="id_ID" w:bidi="id_ID"/>
+        </w:rPr>
+        <w:t xml:space="preserve">; </w:t>
+      </w:r>
+      <w:r>
+        <w:rPr>
+          <w:lang w:val="id_ID" w:bidi="id_ID"/>
+        </w:rPr>
+        <w:t>34:9</w:t>
+      </w:r>
+      <w:r>
+        <w:rPr>
+          <w:lang w:val="id_ID" w:bidi="id_ID"/>
+        </w:rPr>
+        <w:t xml:space="preserve">; </w:t>
+      </w:r>
+      <w:r>
+        <w:rPr>
+          <w:lang w:val="id_ID" w:bidi="id_ID"/>
+        </w:rPr>
+        <w:t>2Raj. 2:1–18</w:t>
+      </w:r>
+      <w:r>
+        <w:rPr>
+          <w:lang w:val="id_ID" w:bidi="id_ID"/>
+        </w:rPr>
+        <w:t>).</w:t>
+      </w:r>
+      <w:r>
+        <w:rPr>
+          <w:lang w:val="id_ID" w:bidi="id_ID"/>
+        </w:rPr>
+      </w:r>
+      <w:r>
+        <w:rPr>
+          <w:lang w:val="id_ID" w:bidi="id_ID"/>
+        </w:rPr>
+      </w:r>
+    </w:p>
+    <w:p>
+      <w:pPr/>
+      <w:r>
+        <w:rPr>
+          <w:lang w:val="id_ID" w:bidi="id_ID"/>
+        </w:rPr>
+      </w:r>
+    </w:p>
+    <w:p>
+      <w:pPr>
+        <w:pStyle w:val="Heading2"/>
+      </w:pPr>
+      <w:r>
+        <w:rPr>
+          <w:lang w:val="id_ID" w:bidi="id_ID"/>
+        </w:rPr>
+        <w:t>2 Timotius 4:6</w:t>
+      </w:r>
+      <w:r>
+        <w:rPr>
+          <w:lang w:val="id_ID" w:bidi="id_ID"/>
+        </w:rPr>
+      </w:r>
+    </w:p>
+    <w:p>
+      <w:pPr/>
+      <w:r>
+        <w:rPr>
+          <w:lang w:val="id_ID" w:bidi="id_ID"/>
+        </w:rPr>
+      </w:r>
+      <w:r>
+        <w:rPr>
+          <w:lang w:val="id_ID" w:bidi="id_ID"/>
+        </w:rPr>
+        <w:t xml:space="preserve">Paulus menggambarkan kematiannya sebagai persembahan minuman yang dicurahkan kepada Allah (lihat </w:t>
+      </w:r>
+      <w:r>
+        <w:rPr>
+          <w:lang w:val="id_ID" w:bidi="id_ID"/>
+        </w:rPr>
+        <w:t>Kel. 29:40–41</w:t>
+      </w:r>
+      <w:r>
+        <w:rPr>
+          <w:lang w:val="id_ID" w:bidi="id_ID"/>
+        </w:rPr>
+        <w:t xml:space="preserve">; </w:t>
+      </w:r>
+      <w:r>
+        <w:rPr>
+          <w:lang w:val="id_ID" w:bidi="id_ID"/>
+        </w:rPr>
+        <w:t>Im. 23:13</w:t>
+      </w:r>
+      <w:r>
+        <w:rPr>
+          <w:lang w:val="id_ID" w:bidi="id_ID"/>
+        </w:rPr>
+        <w:t xml:space="preserve">; </w:t>
+      </w:r>
+      <w:r>
+        <w:rPr>
+          <w:lang w:val="id_ID" w:bidi="id_ID"/>
+        </w:rPr>
+        <w:t>Bil. 28:7</w:t>
+      </w:r>
+      <w:r>
+        <w:rPr>
+          <w:lang w:val="id_ID" w:bidi="id_ID"/>
+        </w:rPr>
+        <w:t xml:space="preserve">; </w:t>
+      </w:r>
+      <w:r>
+        <w:rPr>
+          <w:lang w:val="id_ID" w:bidi="id_ID"/>
+        </w:rPr>
+        <w:t>Flp. 2:17</w:t>
+      </w:r>
+      <w:r>
+        <w:rPr>
+          <w:lang w:val="id_ID" w:bidi="id_ID"/>
+        </w:rPr>
+        <w:t xml:space="preserve">); persembahan ini turut serta dalam korban Kristus sendiri (lihat </w:t>
+      </w:r>
+      <w:r>
+        <w:rPr>
+          <w:lang w:val="id_ID" w:bidi="id_ID"/>
+        </w:rPr>
+        <w:t>Kol. 1:24</w:t>
+      </w:r>
+      <w:r>
+        <w:rPr>
+          <w:lang w:val="id_ID" w:bidi="id_ID"/>
+        </w:rPr>
+        <w:t xml:space="preserve">; lihat juga </w:t>
+      </w:r>
+      <w:r>
+        <w:rPr>
+          <w:lang w:val="id_ID" w:bidi="id_ID"/>
+        </w:rPr>
+        <w:t>Rm. 12:1</w:t>
+      </w:r>
+      <w:r>
+        <w:rPr>
+          <w:lang w:val="id_ID" w:bidi="id_ID"/>
+        </w:rPr>
+        <w:t>).</w:t>
+      </w:r>
+      <w:r>
+        <w:rPr>
+          <w:lang w:val="id_ID" w:bidi="id_ID"/>
+        </w:rPr>
+      </w:r>
+      <w:r>
+        <w:rPr>
+          <w:lang w:val="id_ID" w:bidi="id_ID"/>
+        </w:rPr>
+      </w:r>
+    </w:p>
+    <w:p>
+      <w:pPr/>
+      <w:r>
+        <w:rPr>
+          <w:lang w:val="id_ID" w:bidi="id_ID"/>
+        </w:rPr>
+      </w:r>
+    </w:p>
+    <w:p>
+      <w:pPr>
+        <w:pStyle w:val="Heading2"/>
+      </w:pPr>
+      <w:r>
+        <w:rPr>
+          <w:lang w:val="id_ID" w:bidi="id_ID"/>
+        </w:rPr>
+        <w:t>2 Timotius 4:6–8</w:t>
+      </w:r>
+      <w:r>
+        <w:rPr>
+          <w:lang w:val="id_ID" w:bidi="id_ID"/>
+        </w:rPr>
+      </w:r>
+    </w:p>
+    <w:p>
+      <w:pPr/>
+      <w:r>
+        <w:rPr>
+          <w:lang w:val="id_ID" w:bidi="id_ID"/>
+        </w:rPr>
+      </w:r>
+      <w:r>
+        <w:rPr>
+          <w:lang w:val="id_ID" w:bidi="id_ID"/>
+        </w:rPr>
+        <w:t>Kesetiaan, pembenaran, dan penghargaan Paulus menjadi teladan dan tantangan bagi orang lain, khususnya Timotius, untuk mengikuti jejak Paulus setelah kepergiannya.</w:t>
+      </w:r>
+      <w:r>
+        <w:rPr>
+          <w:lang w:val="id_ID" w:bidi="id_ID"/>
+        </w:rPr>
+      </w:r>
+      <w:r>
+        <w:rPr>
+          <w:lang w:val="id_ID" w:bidi="id_ID"/>
+        </w:rPr>
+      </w:r>
+    </w:p>
+    <w:p>
+      <w:pPr/>
+      <w:r>
+        <w:rPr>
+          <w:lang w:val="id_ID" w:bidi="id_ID"/>
+        </w:rPr>
+      </w:r>
+    </w:p>
+    <w:p>
+      <w:pPr>
+        <w:pStyle w:val="Heading2"/>
+      </w:pPr>
+      <w:r>
+        <w:rPr>
+          <w:lang w:val="id_ID" w:bidi="id_ID"/>
+        </w:rPr>
+        <w:t>2 Timotius 4:7</w:t>
+      </w:r>
+      <w:r>
+        <w:rPr>
+          <w:lang w:val="id_ID" w:bidi="id_ID"/>
+        </w:rPr>
+      </w:r>
+    </w:p>
+    <w:p>
+      <w:pPr/>
+      <w:r>
+        <w:rPr>
+          <w:lang w:val="id_ID" w:bidi="id_ID"/>
+        </w:rPr>
+      </w:r>
+      <w:r>
+        <w:rPr>
+          <w:lang w:val="id_ID" w:bidi="id_ID"/>
+        </w:rPr>
+        <w:t xml:space="preserve">Paulus telah setia pada kebenaran yang dipercayakan kepadanya (lihat catatan studi pada </w:t>
+      </w:r>
+      <w:r>
+        <w:rPr>
+          <w:lang w:val="id_ID" w:bidi="id_ID"/>
+        </w:rPr>
+        <w:t>2Tim.</w:t>
+      </w:r>
+      <w:r>
+        <w:rPr>
+          <w:lang w:val="id_ID" w:bidi="id_ID"/>
+        </w:rPr>
+        <w:t xml:space="preserve"> </w:t>
+      </w:r>
+      <w:r>
+        <w:rPr>
+          <w:lang w:val="id_ID" w:bidi="id_ID"/>
+        </w:rPr>
         <w:t>1:12</w:t>
       </w:r>
       <w:r>
         <w:rPr>
           <w:lang w:val="id_ID" w:bidi="id_ID"/>
         </w:rPr>
-        <w:t xml:space="preserve">) mencerminkan penderitaan Yesus Kristus dan menunjuk kepada salib serta kebangkitan sebagai makna terdalam dari Kabar Baik tersebut (lihat </w:t>
+        <w:t xml:space="preserve">; </w:t>
+      </w:r>
+      <w:r>
+        <w:rPr>
+          <w:lang w:val="id_ID" w:bidi="id_ID"/>
+        </w:rPr>
+        <w:t>1Tim. 6:20</w:t>
+      </w:r>
+      <w:r>
+        <w:rPr>
+          <w:lang w:val="id_ID" w:bidi="id_ID"/>
+        </w:rPr>
+        <w:t xml:space="preserve">; bandingkan </w:t>
+      </w:r>
+      <w:r>
+        <w:rPr>
+          <w:lang w:val="id_ID" w:bidi="id_ID"/>
+        </w:rPr>
+        <w:t>Kisah. 20:24</w:t>
+      </w:r>
+      <w:r>
+        <w:rPr>
+          <w:lang w:val="id_ID" w:bidi="id_ID"/>
+        </w:rPr>
+        <w:t xml:space="preserve">). Ia telah menjaga integritas iman Kristen dan menginginkan Timotius mengikuti teladannya (lihat </w:t>
+      </w:r>
+      <w:r>
+        <w:rPr>
+          <w:lang w:val="id_ID" w:bidi="id_ID"/>
+        </w:rPr>
+        <w:t>2Tim. 2:3–7</w:t>
+      </w:r>
+      <w:r>
+        <w:rPr>
+          <w:lang w:val="id_ID" w:bidi="id_ID"/>
+        </w:rPr>
+        <w:t xml:space="preserve">; </w:t>
+      </w:r>
+      <w:r>
+        <w:rPr>
+          <w:lang w:val="id_ID" w:bidi="id_ID"/>
+        </w:rPr>
+        <w:t>1Tim. 1:18</w:t>
+      </w:r>
+      <w:r>
+        <w:rPr>
+          <w:lang w:val="id_ID" w:bidi="id_ID"/>
+        </w:rPr>
+        <w:t xml:space="preserve">; </w:t>
+      </w:r>
+      <w:r>
+        <w:rPr>
+          <w:lang w:val="id_ID" w:bidi="id_ID"/>
+        </w:rPr>
+        <w:t>6:12</w:t>
+      </w:r>
+      <w:r>
+        <w:rPr>
+          <w:lang w:val="id_ID" w:bidi="id_ID"/>
+        </w:rPr>
+        <w:t xml:space="preserve">; bandingkan </w:t>
+      </w:r>
+      <w:r>
+        <w:rPr>
+          <w:lang w:val="id_ID" w:bidi="id_ID"/>
+        </w:rPr>
+        <w:t>Rm. 15:30–31</w:t>
+      </w:r>
+      <w:r>
+        <w:rPr>
+          <w:lang w:val="id_ID" w:bidi="id_ID"/>
+        </w:rPr>
+        <w:t xml:space="preserve">; </w:t>
+      </w:r>
+      <w:r>
+        <w:rPr>
+          <w:lang w:val="id_ID" w:bidi="id_ID"/>
+        </w:rPr>
+        <w:t>1Kor. 9:25–27</w:t>
+      </w:r>
+      <w:r>
+        <w:rPr>
+          <w:lang w:val="id_ID" w:bidi="id_ID"/>
+        </w:rPr>
+        <w:t xml:space="preserve">; </w:t>
+      </w:r>
+      <w:r>
+        <w:rPr>
+          <w:lang w:val="id_ID" w:bidi="id_ID"/>
+        </w:rPr>
+        <w:t>Ibr. 12:1</w:t>
+      </w:r>
+      <w:r>
+        <w:rPr>
+          <w:lang w:val="id_ID" w:bidi="id_ID"/>
+        </w:rPr>
+        <w:t xml:space="preserve">; </w:t>
+      </w:r>
+      <w:r>
+        <w:rPr>
+          <w:lang w:val="id_ID" w:bidi="id_ID"/>
+        </w:rPr>
+        <w:t>Yudas 1:3</w:t>
+      </w:r>
+      <w:r>
+        <w:rPr>
+          <w:lang w:val="id_ID" w:bidi="id_ID"/>
+        </w:rPr>
+        <w:t>).</w:t>
+      </w:r>
+      <w:r>
+        <w:rPr>
+          <w:lang w:val="id_ID" w:bidi="id_ID"/>
+        </w:rPr>
+      </w:r>
+      <w:r>
+        <w:rPr>
+          <w:lang w:val="id_ID" w:bidi="id_ID"/>
+        </w:rPr>
+      </w:r>
+    </w:p>
+    <w:p>
+      <w:pPr/>
+      <w:r>
+        <w:rPr>
+          <w:lang w:val="id_ID" w:bidi="id_ID"/>
+        </w:rPr>
+      </w:r>
+    </w:p>
+    <w:p>
+      <w:pPr>
+        <w:pStyle w:val="Heading2"/>
+      </w:pPr>
+      <w:r>
+        <w:rPr>
+          <w:lang w:val="id_ID" w:bidi="id_ID"/>
+        </w:rPr>
+        <w:t>2 Timotius 4:8</w:t>
+      </w:r>
+      <w:r>
+        <w:rPr>
+          <w:lang w:val="id_ID" w:bidi="id_ID"/>
+        </w:rPr>
+      </w:r>
+    </w:p>
+    <w:p>
+      <w:pPr/>
+      <w:r>
+        <w:rPr>
+          <w:lang w:val="id_ID" w:bidi="id_ID"/>
+        </w:rPr>
+      </w:r>
+      <w:r>
+        <w:rPr>
+          <w:lang w:val="id_ID" w:bidi="id_ID"/>
+        </w:rPr>
+        <w:t xml:space="preserve">Hanya satu hal yang tersisa bagi Paulus: mahkota kemenangan (lihat juga </w:t>
+      </w:r>
+      <w:r>
+        <w:rPr>
+          <w:lang w:val="id_ID" w:bidi="id_ID"/>
+        </w:rPr>
+        <w:t>Yak. 1:12</w:t>
+      </w:r>
+      <w:r>
+        <w:rPr>
+          <w:lang w:val="id_ID" w:bidi="id_ID"/>
+        </w:rPr>
+        <w:t xml:space="preserve">; </w:t>
+      </w:r>
+      <w:r>
+        <w:rPr>
+          <w:lang w:val="id_ID" w:bidi="id_ID"/>
+        </w:rPr>
+        <w:t>1Ptr. 5:4</w:t>
+      </w:r>
+      <w:r>
+        <w:rPr>
+          <w:lang w:val="id_ID" w:bidi="id_ID"/>
+        </w:rPr>
+        <w:t xml:space="preserve">; </w:t>
+      </w:r>
+      <w:r>
+        <w:rPr>
+          <w:lang w:val="id_ID" w:bidi="id_ID"/>
+        </w:rPr>
+        <w:t>Why. 2:10</w:t>
+      </w:r>
+      <w:r>
+        <w:rPr>
+          <w:lang w:val="id_ID" w:bidi="id_ID"/>
+        </w:rPr>
+        <w:t xml:space="preserve">; </w:t>
+      </w:r>
+      <w:r>
+        <w:rPr>
+          <w:lang w:val="id_ID" w:bidi="id_ID"/>
+        </w:rPr>
+        <w:t>3:11</w:t>
+      </w:r>
+      <w:r>
+        <w:rPr>
+          <w:lang w:val="id_ID" w:bidi="id_ID"/>
+        </w:rPr>
+        <w:t xml:space="preserve">). • Jika kita hidup dengan harapan bahwa Kristus benar-benar akan datang kembali, kita dapat dengan antusias menantikan kedatangan-Nya (lihat </w:t>
+      </w:r>
+      <w:r>
+        <w:rPr>
+          <w:lang w:val="id_ID" w:bidi="id_ID"/>
+        </w:rPr>
+        <w:t>1Tim. 6:14</w:t>
+      </w:r>
+      <w:r>
+        <w:rPr>
+          <w:lang w:val="id_ID" w:bidi="id_ID"/>
+        </w:rPr>
+        <w:t>) untuk mendirikan kerajaan-Nya (</w:t>
+      </w:r>
+      <w:r>
+        <w:rPr>
+          <w:lang w:val="id_ID" w:bidi="id_ID"/>
+        </w:rPr>
+        <w:t>2Tim. 4:1</w:t>
+      </w:r>
+      <w:r>
+        <w:rPr>
+          <w:lang w:val="id_ID" w:bidi="id_ID"/>
+        </w:rPr>
+        <w:t>). Namun, jika kita tidak mengikuti perintah Kristus, kita tidak dapat menantikan kedatangannya sebagai Hakim dan Raja.</w:t>
+      </w:r>
+      <w:r>
+        <w:rPr>
+          <w:lang w:val="id_ID" w:bidi="id_ID"/>
+        </w:rPr>
+      </w:r>
+      <w:r>
+        <w:rPr>
+          <w:lang w:val="id_ID" w:bidi="id_ID"/>
+        </w:rPr>
+      </w:r>
+    </w:p>
+    <w:p>
+      <w:pPr/>
+      <w:r>
+        <w:rPr>
+          <w:lang w:val="id_ID" w:bidi="id_ID"/>
+        </w:rPr>
+      </w:r>
+    </w:p>
+    <w:p>
+      <w:pPr>
+        <w:pStyle w:val="Heading2"/>
+      </w:pPr>
+      <w:r>
+        <w:rPr>
+          <w:lang w:val="id_ID" w:bidi="id_ID"/>
+        </w:rPr>
+        <w:t>2 Timotius 4:9</w:t>
+      </w:r>
+      <w:r>
+        <w:rPr>
+          <w:lang w:val="id_ID" w:bidi="id_ID"/>
+        </w:rPr>
+      </w:r>
+    </w:p>
+    <w:p>
+      <w:pPr/>
+      <w:r>
+        <w:rPr>
+          <w:lang w:val="id_ID" w:bidi="id_ID"/>
+        </w:rPr>
+      </w:r>
+      <w:r>
+        <w:rPr>
+          <w:lang w:val="id_ID" w:bidi="id_ID"/>
+        </w:rPr>
+        <w:t xml:space="preserve">Paulus secara tegas meminta Timotius datang ke Roma (lihat </w:t>
       </w:r>
       <w:r>
         <w:rPr>
@@ -2581,13 +6288,13 @@
         <w:rPr>
           <w:lang w:val="id_ID" w:bidi="id_ID"/>
         </w:rPr>
-        <w:t>1:8</w:t>
-      </w:r>
-      <w:r>
-        <w:rPr>
-          <w:lang w:val="id_ID" w:bidi="id_ID"/>
-        </w:rPr>
-        <w:t>). Penderitaan Paulus, seperti halnya Kristus, berperan dalam membawa keselamatan kepada orang lain. Kristus memberikan perkenanan-Nya kepada mereka yang menderita dan bertahan bersama-Nya.</w:t>
+        <w:t>1:4</w:t>
+      </w:r>
+      <w:r>
+        <w:rPr>
+          <w:lang w:val="id_ID" w:bidi="id_ID"/>
+        </w:rPr>
+        <w:t>).</w:t>
       </w:r>
       <w:r>
         <w:rPr>
@@ -2616,56 +6323,189 @@
         <w:rPr>
           <w:lang w:val="id_ID" w:bidi="id_ID"/>
         </w:rPr>
-        <w:t>2 Timotius 2:9</w:t>
-      </w:r>
-      <w:r>
-        <w:rPr>
-          <w:lang w:val="id_ID" w:bidi="id_ID"/>
-        </w:rPr>
-      </w:r>
-    </w:p>
-    <w:p>
-      <w:pPr/>
-      <w:r>
-        <w:rPr>
-          <w:lang w:val="id_ID" w:bidi="id_ID"/>
-        </w:rPr>
-      </w:r>
-      <w:r>
-        <w:rPr>
-          <w:lang w:val="id_ID" w:bidi="id_ID"/>
-        </w:rPr>
-        <w:t>Seperti seorang penjahat: Paulus mengidentifikasi dirinya dengan kematian Yesus (</w:t>
-      </w:r>
-      <w:r>
-        <w:rPr>
-          <w:lang w:val="id_ID" w:bidi="id_ID"/>
-        </w:rPr>
-        <w:t>2:11</w:t>
-      </w:r>
-      <w:r>
-        <w:rPr>
-          <w:lang w:val="id_ID" w:bidi="id_ID"/>
-        </w:rPr>
-        <w:t xml:space="preserve">; </w:t>
-      </w:r>
-      <w:r>
-        <w:rPr>
-          <w:lang w:val="id_ID" w:bidi="id_ID"/>
-        </w:rPr>
-        <w:t>Flp. 3:10–11</w:t>
-      </w:r>
-      <w:r>
-        <w:rPr>
-          <w:lang w:val="id_ID" w:bidi="id_ID"/>
-        </w:rPr>
-        <w:t xml:space="preserve">). • firman Allah tidak terbelenggu: Baik Paulus maupun Kabar Baik akan menang melalui kuasa kebangkitan Kristus (lihat </w:t>
-      </w:r>
-      <w:r>
-        <w:rPr>
-          <w:lang w:val="id_ID" w:bidi="id_ID"/>
-        </w:rPr>
-        <w:t>2Tim. 4:17–18</w:t>
+        <w:t>2 Timotius 4:10</w:t>
+      </w:r>
+      <w:r>
+        <w:rPr>
+          <w:lang w:val="id_ID" w:bidi="id_ID"/>
+        </w:rPr>
+      </w:r>
+    </w:p>
+    <w:p>
+      <w:pPr/>
+      <w:r>
+        <w:rPr>
+          <w:lang w:val="id_ID" w:bidi="id_ID"/>
+        </w:rPr>
+      </w:r>
+      <w:r>
+        <w:rPr>
+          <w:lang w:val="id_ID" w:bidi="id_ID"/>
+        </w:rPr>
+        <w:t xml:space="preserve">Demas: Lihat </w:t>
+      </w:r>
+      <w:r>
+        <w:rPr>
+          <w:lang w:val="id_ID" w:bidi="id_ID"/>
+        </w:rPr>
+        <w:t>Kol. 4:14</w:t>
+      </w:r>
+      <w:r>
+        <w:rPr>
+          <w:lang w:val="id_ID" w:bidi="id_ID"/>
+        </w:rPr>
+        <w:t xml:space="preserve">; </w:t>
+      </w:r>
+      <w:r>
+        <w:rPr>
+          <w:lang w:val="id_ID" w:bidi="id_ID"/>
+        </w:rPr>
+        <w:t>Flm. 1:24</w:t>
+      </w:r>
+      <w:r>
+        <w:rPr>
+          <w:lang w:val="id_ID" w:bidi="id_ID"/>
+        </w:rPr>
+        <w:t xml:space="preserve">. • meninggalkan: Lihat juga </w:t>
+      </w:r>
+      <w:r>
+        <w:rPr>
+          <w:lang w:val="id_ID" w:bidi="id_ID"/>
+        </w:rPr>
+        <w:t>2Tim. 4:16–17</w:t>
+      </w:r>
+      <w:r>
+        <w:rPr>
+          <w:lang w:val="id_ID" w:bidi="id_ID"/>
+        </w:rPr>
+        <w:t xml:space="preserve">; bandingkan </w:t>
+      </w:r>
+      <w:r>
+        <w:rPr>
+          <w:lang w:val="id_ID" w:bidi="id_ID"/>
+        </w:rPr>
+        <w:t>Mzm. 22:1</w:t>
+      </w:r>
+      <w:r>
+        <w:rPr>
+          <w:lang w:val="id_ID" w:bidi="id_ID"/>
+        </w:rPr>
+        <w:t xml:space="preserve">; </w:t>
+      </w:r>
+      <w:r>
+        <w:rPr>
+          <w:lang w:val="id_ID" w:bidi="id_ID"/>
+        </w:rPr>
+        <w:t>Markus 15:34</w:t>
+      </w:r>
+      <w:r>
+        <w:rPr>
+          <w:lang w:val="id_ID" w:bidi="id_ID"/>
+        </w:rPr>
+        <w:t>. • Mencintai hal-hal dunia dalam hidup ini bertentangan dengan pengharapan akan kedatangan Kristus yang mulia (</w:t>
+      </w:r>
+      <w:r>
+        <w:rPr>
+          <w:lang w:val="id_ID" w:bidi="id_ID"/>
+        </w:rPr>
+        <w:t>2Tim. 4:8</w:t>
+      </w:r>
+      <w:r>
+        <w:rPr>
+          <w:lang w:val="id_ID" w:bidi="id_ID"/>
+        </w:rPr>
+        <w:t>). • Kreskes tidak banyak diketahui; ketidakhadirannya dan Titus tampaknya telah membuat Paulus semakin terisolasi. • Titus adalah rekan kerja Paulus yang efektif dan dapat diandalkan. Mungkin dia pergi ke Dalmatia (barat laut Yunani modern) dalam misi untuk Paulus.</w:t>
+      </w:r>
+      <w:r>
+        <w:rPr>
+          <w:lang w:val="id_ID" w:bidi="id_ID"/>
+        </w:rPr>
+      </w:r>
+      <w:r>
+        <w:rPr>
+          <w:lang w:val="id_ID" w:bidi="id_ID"/>
+        </w:rPr>
+      </w:r>
+    </w:p>
+    <w:p>
+      <w:pPr/>
+      <w:r>
+        <w:rPr>
+          <w:lang w:val="id_ID" w:bidi="id_ID"/>
+        </w:rPr>
+      </w:r>
+    </w:p>
+    <w:p>
+      <w:pPr>
+        <w:pStyle w:val="Heading2"/>
+      </w:pPr>
+      <w:r>
+        <w:rPr>
+          <w:lang w:val="id_ID" w:bidi="id_ID"/>
+        </w:rPr>
+        <w:t>2 Timotius 4:11</w:t>
+      </w:r>
+      <w:r>
+        <w:rPr>
+          <w:lang w:val="id_ID" w:bidi="id_ID"/>
+        </w:rPr>
+      </w:r>
+    </w:p>
+    <w:p>
+      <w:pPr/>
+      <w:r>
+        <w:rPr>
+          <w:lang w:val="id_ID" w:bidi="id_ID"/>
+        </w:rPr>
+      </w:r>
+      <w:r>
+        <w:rPr>
+          <w:lang w:val="id_ID" w:bidi="id_ID"/>
+        </w:rPr>
+        <w:t>Lukas</w:t>
+      </w:r>
+      <w:r>
+        <w:rPr>
+          <w:i/>
+          <w:lang w:val="id_ID" w:bidi="id_ID"/>
+        </w:rPr>
+        <w:t>,</w:t>
+      </w:r>
+      <w:r>
+        <w:rPr>
+          <w:lang w:val="id_ID" w:bidi="id_ID"/>
+        </w:rPr>
+        <w:t xml:space="preserve"> penulis Injil Lukas dan Kisah Para Rasul, menemani Paulus dalam perjalanannya pada berbagai kesempatan. Sering dianggap bahwa Lukas bersama Paulus sebagai dokternya (</w:t>
+      </w:r>
+      <w:r>
+        <w:rPr>
+          <w:lang w:val="id_ID" w:bidi="id_ID"/>
+        </w:rPr>
+        <w:t>Kol. 4:14</w:t>
+      </w:r>
+      <w:r>
+        <w:rPr>
+          <w:lang w:val="id_ID" w:bidi="id_ID"/>
+        </w:rPr>
+        <w:t xml:space="preserve">). Lukas adalah satu-satunya rekan kerja Paulus yang terus-menerus hadir bersamanya. Oleh karena itu, Paulus berharap agar Timotius segera datang. • Markus: Penilaian Paulus bahwa dia akan berguna bagiku, menceritakan kisah pengampunan dan penebusan (lihat </w:t>
+      </w:r>
+      <w:r>
+        <w:rPr>
+          <w:lang w:val="id_ID" w:bidi="id_ID"/>
+        </w:rPr>
+        <w:t>Kisah. 13:13</w:t>
+      </w:r>
+      <w:r>
+        <w:rPr>
+          <w:lang w:val="id_ID" w:bidi="id_ID"/>
+        </w:rPr>
+        <w:t xml:space="preserve">; </w:t>
+      </w:r>
+      <w:r>
+        <w:rPr>
+          <w:lang w:val="id_ID" w:bidi="id_ID"/>
+        </w:rPr>
+        <w:t>15:36–40</w:t>
       </w:r>
       <w:r>
         <w:rPr>
@@ -2677,19 +6517,19 @@
         <w:rPr>
           <w:lang w:val="id_ID" w:bidi="id_ID"/>
         </w:rPr>
-        <w:t>2Kor. 12:8–10</w:t>
-      </w:r>
-      <w:r>
-        <w:rPr>
-          <w:lang w:val="id_ID" w:bidi="id_ID"/>
-        </w:rPr>
-        <w:t xml:space="preserve">; </w:t>
-      </w:r>
-      <w:r>
-        <w:rPr>
-          <w:lang w:val="id_ID" w:bidi="id_ID"/>
-        </w:rPr>
-        <w:t>Flp. 1:12–14</w:t>
+        <w:t>Kol. 4:10</w:t>
+      </w:r>
+      <w:r>
+        <w:rPr>
+          <w:lang w:val="id_ID" w:bidi="id_ID"/>
+        </w:rPr>
+        <w:t xml:space="preserve">; </w:t>
+      </w:r>
+      <w:r>
+        <w:rPr>
+          <w:lang w:val="id_ID" w:bidi="id_ID"/>
+        </w:rPr>
+        <w:t>Flm. 1:24</w:t>
       </w:r>
       <w:r>
         <w:rPr>
@@ -2724,50 +6564,122 @@
         <w:rPr>
           <w:lang w:val="id_ID" w:bidi="id_ID"/>
         </w:rPr>
-        <w:t>2 Timotius 2:11</w:t>
-      </w:r>
-      <w:r>
-        <w:rPr>
-          <w:lang w:val="id_ID" w:bidi="id_ID"/>
-        </w:rPr>
-      </w:r>
-    </w:p>
-    <w:p>
-      <w:pPr/>
-      <w:r>
-        <w:rPr>
-          <w:lang w:val="id_ID" w:bidi="id_ID"/>
-        </w:rPr>
-      </w:r>
-      <w:r>
-        <w:rPr>
-          <w:lang w:val="id_ID" w:bidi="id_ID"/>
-        </w:rPr>
-        <w:t xml:space="preserve">Benarlah perkataan ini: Lihat catatan studi pada </w:t>
-      </w:r>
-      <w:r>
-        <w:rPr>
-          <w:lang w:val="id_ID" w:bidi="id_ID"/>
-        </w:rPr>
-        <w:t>1Tim. 1:15</w:t>
-      </w:r>
-      <w:r>
-        <w:rPr>
-          <w:lang w:val="id_ID" w:bidi="id_ID"/>
-        </w:rPr>
-        <w:t xml:space="preserve">; </w:t>
-      </w:r>
-      <w:r>
-        <w:rPr>
-          <w:lang w:val="id_ID" w:bidi="id_ID"/>
-        </w:rPr>
-        <w:t>2:5–6</w:t>
-      </w:r>
-      <w:r>
-        <w:rPr>
-          <w:lang w:val="id_ID" w:bidi="id_ID"/>
-        </w:rPr>
-        <w:t>.</w:t>
+        <w:t>2 Timotius 4:12</w:t>
+      </w:r>
+      <w:r>
+        <w:rPr>
+          <w:lang w:val="id_ID" w:bidi="id_ID"/>
+        </w:rPr>
+      </w:r>
+    </w:p>
+    <w:p>
+      <w:pPr/>
+      <w:r>
+        <w:rPr>
+          <w:lang w:val="id_ID" w:bidi="id_ID"/>
+        </w:rPr>
+      </w:r>
+      <w:r>
+        <w:rPr>
+          <w:lang w:val="id_ID" w:bidi="id_ID"/>
+        </w:rPr>
+        <w:t xml:space="preserve">Tikhikus tampaknya adalah seorang Yunani (diisyaratkan dalam </w:t>
+      </w:r>
+      <w:r>
+        <w:rPr>
+          <w:lang w:val="id_ID" w:bidi="id_ID"/>
+        </w:rPr>
+        <w:t>Kol. 4:7–8</w:t>
+      </w:r>
+      <w:r>
+        <w:rPr>
+          <w:lang w:val="id_ID" w:bidi="id_ID"/>
+        </w:rPr>
+        <w:t xml:space="preserve">, </w:t>
+      </w:r>
+      <w:r>
+        <w:rPr>
+          <w:lang w:val="id_ID" w:bidi="id_ID"/>
+        </w:rPr>
+        <w:t>10–11</w:t>
+      </w:r>
+      <w:r>
+        <w:rPr>
+          <w:lang w:val="id_ID" w:bidi="id_ID"/>
+        </w:rPr>
+        <w:t xml:space="preserve">) dari Asia Kecil (lihat juga </w:t>
+      </w:r>
+      <w:r>
+        <w:rPr>
+          <w:lang w:val="id_ID" w:bidi="id_ID"/>
+        </w:rPr>
+        <w:t>Kisah. 20:4</w:t>
+      </w:r>
+      <w:r>
+        <w:rPr>
+          <w:lang w:val="id_ID" w:bidi="id_ID"/>
+        </w:rPr>
+        <w:t xml:space="preserve">; </w:t>
+      </w:r>
+      <w:r>
+        <w:rPr>
+          <w:lang w:val="id_ID" w:bidi="id_ID"/>
+        </w:rPr>
+        <w:t>Ef. 6:21–22</w:t>
+      </w:r>
+      <w:r>
+        <w:rPr>
+          <w:lang w:val="id_ID" w:bidi="id_ID"/>
+        </w:rPr>
+        <w:t xml:space="preserve">; </w:t>
+      </w:r>
+      <w:r>
+        <w:rPr>
+          <w:lang w:val="id_ID" w:bidi="id_ID"/>
+        </w:rPr>
+        <w:t>Kol. 4:7–8</w:t>
+      </w:r>
+      <w:r>
+        <w:rPr>
+          <w:lang w:val="id_ID" w:bidi="id_ID"/>
+        </w:rPr>
+        <w:t xml:space="preserve">; </w:t>
+      </w:r>
+      <w:r>
+        <w:rPr>
+          <w:lang w:val="id_ID" w:bidi="id_ID"/>
+        </w:rPr>
+        <w:t>Titus 3:12</w:t>
+      </w:r>
+      <w:r>
+        <w:rPr>
+          <w:lang w:val="id_ID" w:bidi="id_ID"/>
+        </w:rPr>
+        <w:t xml:space="preserve">). Dia mungkin akan pergi ke Efesus untuk menyampaikan surat ini dan menggantikan Timotius (dengan asumsi bahwa Timotius berada di Efesus; lihat catatan studi pada </w:t>
+      </w:r>
+      <w:r>
+        <w:rPr>
+          <w:lang w:val="id_ID" w:bidi="id_ID"/>
+        </w:rPr>
+        <w:t>2Tim. 4:13</w:t>
+      </w:r>
+      <w:r>
+        <w:rPr>
+          <w:lang w:val="id_ID" w:bidi="id_ID"/>
+        </w:rPr>
+        <w:t xml:space="preserve">, </w:t>
+      </w:r>
+      <w:r>
+        <w:rPr>
+          <w:lang w:val="id_ID" w:bidi="id_ID"/>
+        </w:rPr>
+        <w:t>19</w:t>
+      </w:r>
+      <w:r>
+        <w:rPr>
+          <w:lang w:val="id_ID" w:bidi="id_ID"/>
+        </w:rPr>
+        <w:t>).</w:t>
       </w:r>
       <w:r>
         <w:rPr>
@@ -2796,98 +6708,44 @@
         <w:rPr>
           <w:lang w:val="id_ID" w:bidi="id_ID"/>
         </w:rPr>
-        <w:t>2 Timotius 2:13</w:t>
-      </w:r>
-      <w:r>
-        <w:rPr>
-          <w:lang w:val="id_ID" w:bidi="id_ID"/>
-        </w:rPr>
-      </w:r>
-    </w:p>
-    <w:p>
-      <w:pPr/>
-      <w:r>
-        <w:rPr>
-          <w:lang w:val="id_ID" w:bidi="id_ID"/>
-        </w:rPr>
-      </w:r>
-      <w:r>
-        <w:rPr>
-          <w:lang w:val="id_ID" w:bidi="id_ID"/>
-        </w:rPr>
-        <w:t>Dia tetap setia: Ini dapat berarti bahwa (1) Dia memberikan kesempatan kepada orang yang tersandung untuk bertobat; (2) Dia dengan setia menghakimi orang-orang yang tidak percaya sesuai dengan kehendak-Nya yang tidak berubah; (3) Dia sendiri adalah teladan kesetiaan bagi umat-Nya untuk diikuti; dan/atau (4) Dia akan dengan setia menyelesaikan tujuan-Nya dalam sejarah, untuk menyelamatkan mereka yang percaya kepada-Nya melalui Kabar Baik (</w:t>
-      </w:r>
-      <w:r>
-        <w:rPr>
-          <w:lang w:val="id_ID" w:bidi="id_ID"/>
-        </w:rPr>
-        <w:t>2Tim.</w:t>
-      </w:r>
-      <w:r>
-        <w:rPr>
-          <w:lang w:val="id_ID" w:bidi="id_ID"/>
-        </w:rPr>
-        <w:t xml:space="preserve"> </w:t>
-      </w:r>
-      <w:r>
-        <w:rPr>
-          <w:lang w:val="id_ID" w:bidi="id_ID"/>
-        </w:rPr>
-        <w:t>1:12</w:t>
-      </w:r>
-      <w:r>
-        <w:rPr>
-          <w:lang w:val="id_ID" w:bidi="id_ID"/>
-        </w:rPr>
-        <w:t xml:space="preserve">; </w:t>
-      </w:r>
-      <w:r>
-        <w:rPr>
-          <w:lang w:val="id_ID" w:bidi="id_ID"/>
-        </w:rPr>
-        <w:t>2:19</w:t>
-      </w:r>
-      <w:r>
-        <w:rPr>
-          <w:lang w:val="id_ID" w:bidi="id_ID"/>
-        </w:rPr>
-        <w:t xml:space="preserve">). Lihat juga </w:t>
-      </w:r>
-      <w:r>
-        <w:rPr>
-          <w:lang w:val="id_ID" w:bidi="id_ID"/>
-        </w:rPr>
-        <w:t>Rm. 3:3–4</w:t>
-      </w:r>
-      <w:r>
-        <w:rPr>
-          <w:lang w:val="id_ID" w:bidi="id_ID"/>
-        </w:rPr>
-        <w:t xml:space="preserve">; </w:t>
-      </w:r>
-      <w:r>
-        <w:rPr>
-          <w:lang w:val="id_ID" w:bidi="id_ID"/>
-        </w:rPr>
-        <w:t>1Kor. 10:13</w:t>
-      </w:r>
-      <w:r>
-        <w:rPr>
-          <w:lang w:val="id_ID" w:bidi="id_ID"/>
-        </w:rPr>
-        <w:t xml:space="preserve">; </w:t>
-      </w:r>
-      <w:r>
-        <w:rPr>
-          <w:lang w:val="id_ID" w:bidi="id_ID"/>
-        </w:rPr>
-        <w:t>1Yoh. 1:9</w:t>
-      </w:r>
-      <w:r>
-        <w:rPr>
-          <w:lang w:val="id_ID" w:bidi="id_ID"/>
-        </w:rPr>
-        <w:t>.</w:t>
+        <w:t>2 Timotius 4:13</w:t>
+      </w:r>
+      <w:r>
+        <w:rPr>
+          <w:lang w:val="id_ID" w:bidi="id_ID"/>
+        </w:rPr>
+      </w:r>
+    </w:p>
+    <w:p>
+      <w:pPr/>
+      <w:r>
+        <w:rPr>
+          <w:lang w:val="id_ID" w:bidi="id_ID"/>
+        </w:rPr>
+      </w:r>
+      <w:r>
+        <w:rPr>
+          <w:lang w:val="id_ID" w:bidi="id_ID"/>
+        </w:rPr>
+        <w:t>Penangkapan dan pemindahan Paulus ke Roma tampaknya tidak memberinya kesempatan untuk mengumpulkan barang-barangnya. • jubah: Musim dingin akan segera tiba (</w:t>
+      </w:r>
+      <w:r>
+        <w:rPr>
+          <w:lang w:val="id_ID" w:bidi="id_ID"/>
+        </w:rPr>
+        <w:t xml:space="preserve">2Tim. </w:t>
+      </w:r>
+      <w:r>
+        <w:rPr>
+          <w:lang w:val="id_ID" w:bidi="id_ID"/>
+        </w:rPr>
+        <w:t>4:21</w:t>
+      </w:r>
+      <w:r>
+        <w:rPr>
+          <w:lang w:val="id_ID" w:bidi="id_ID"/>
+        </w:rPr>
+        <w:t>). • Karpus mungkin adalah tuan rumah Paulus di Troas. Penyebutan Troas menunjukkan bahwa Timotius masih berada di Efesus dan akan melakukan perjalanan melalui Troas, sebuah kota pelabuhan. • kitab-kitabku . . . perkamen itu: Tulisan-tulisan ini mungkin termasuk Kitab Suci, catatan pribadi, surat-surat yang ditujukan kepada Paulus, salinan surat-surat Paulus sendiri, dan bahan-bahan Kristen dan Yahudi lainnya.</w:t>
       </w:r>
       <w:r>
         <w:rPr>
@@ -2916,62 +6774,74 @@
         <w:rPr>
           <w:lang w:val="id_ID" w:bidi="id_ID"/>
         </w:rPr>
-        <w:t>2 Timotius 2:14–26</w:t>
-      </w:r>
-      <w:r>
-        <w:rPr>
-          <w:lang w:val="id_ID" w:bidi="id_ID"/>
-        </w:rPr>
-      </w:r>
-    </w:p>
-    <w:p>
-      <w:pPr/>
-      <w:r>
-        <w:rPr>
-          <w:lang w:val="id_ID" w:bidi="id_ID"/>
-        </w:rPr>
-      </w:r>
-      <w:r>
-        <w:rPr>
-          <w:lang w:val="id_ID" w:bidi="id_ID"/>
-        </w:rPr>
-        <w:t xml:space="preserve">Timotius perlu menekankan pengajaran tentang </w:t>
-      </w:r>
-      <w:r>
-        <w:rPr>
-          <w:lang w:val="id_ID" w:bidi="id_ID"/>
-        </w:rPr>
-        <w:t>2Tim.</w:t>
-      </w:r>
-      <w:r>
-        <w:rPr>
-          <w:lang w:val="id_ID" w:bidi="id_ID"/>
-        </w:rPr>
-        <w:t xml:space="preserve"> </w:t>
-      </w:r>
-      <w:r>
-        <w:rPr>
-          <w:lang w:val="id_ID" w:bidi="id_ID"/>
-        </w:rPr>
-        <w:t>2:8–13</w:t>
-      </w:r>
-      <w:r>
-        <w:rPr>
-          <w:lang w:val="id_ID" w:bidi="id_ID"/>
-        </w:rPr>
-        <w:t xml:space="preserve"> dan menghindari ajaran serta perilaku para pengajar palsu. Ajaran sesat tersebut mungkin serupa dengan yang disebut dalam </w:t>
-      </w:r>
-      <w:r>
-        <w:rPr>
-          <w:lang w:val="id_ID" w:bidi="id_ID"/>
-        </w:rPr>
-        <w:t>1Tim. 6:20–21</w:t>
-      </w:r>
-      <w:r>
-        <w:rPr>
-          <w:lang w:val="id_ID" w:bidi="id_ID"/>
-        </w:rPr>
-        <w:t>.</w:t>
+        <w:t>2 Timotius 4:14</w:t>
+      </w:r>
+      <w:r>
+        <w:rPr>
+          <w:lang w:val="id_ID" w:bidi="id_ID"/>
+        </w:rPr>
+      </w:r>
+    </w:p>
+    <w:p>
+      <w:pPr/>
+      <w:r>
+        <w:rPr>
+          <w:lang w:val="id_ID" w:bidi="id_ID"/>
+        </w:rPr>
+      </w:r>
+      <w:r>
+        <w:rPr>
+          <w:lang w:val="id_ID" w:bidi="id_ID"/>
+        </w:rPr>
+        <w:t xml:space="preserve">Aleksander adalah nama yang umum (lihat </w:t>
+      </w:r>
+      <w:r>
+        <w:rPr>
+          <w:lang w:val="id_ID" w:bidi="id_ID"/>
+        </w:rPr>
+        <w:t>Markus 15:21</w:t>
+      </w:r>
+      <w:r>
+        <w:rPr>
+          <w:lang w:val="id_ID" w:bidi="id_ID"/>
+        </w:rPr>
+        <w:t xml:space="preserve">; </w:t>
+      </w:r>
+      <w:r>
+        <w:rPr>
+          <w:lang w:val="id_ID" w:bidi="id_ID"/>
+        </w:rPr>
+        <w:t>Kisah. 4:6</w:t>
+      </w:r>
+      <w:r>
+        <w:rPr>
+          <w:lang w:val="id_ID" w:bidi="id_ID"/>
+        </w:rPr>
+        <w:t xml:space="preserve">; </w:t>
+      </w:r>
+      <w:r>
+        <w:rPr>
+          <w:lang w:val="id_ID" w:bidi="id_ID"/>
+        </w:rPr>
+        <w:t>19:33</w:t>
+      </w:r>
+      <w:r>
+        <w:rPr>
+          <w:lang w:val="id_ID" w:bidi="id_ID"/>
+        </w:rPr>
+        <w:t xml:space="preserve">). Aleksander si tukang tembaga mungkin adalah orang yang sama seperti yang disebutkan dalam </w:t>
+      </w:r>
+      <w:r>
+        <w:rPr>
+          <w:lang w:val="id_ID" w:bidi="id_ID"/>
+        </w:rPr>
+        <w:t>1Tim. 1:20</w:t>
+      </w:r>
+      <w:r>
+        <w:rPr>
+          <w:lang w:val="id_ID" w:bidi="id_ID"/>
+        </w:rPr>
+        <w:t>. • telah banyak berbuat kejahatan: Tampaknya dia melakukan lebih dari sekadar menentang ajaran Paulus. Mungkin dia terlibat dalam penangkapan Paulus.</w:t>
       </w:r>
       <w:r>
         <w:rPr>
@@ -3000,3912 +6870,6 @@
         <w:rPr>
           <w:lang w:val="id_ID" w:bidi="id_ID"/>
         </w:rPr>
-        <w:t>2 Timotius 2:15</w:t>
-      </w:r>
-      <w:r>
-        <w:rPr>
-          <w:lang w:val="id_ID" w:bidi="id_ID"/>
-        </w:rPr>
-      </w:r>
-    </w:p>
-    <w:p>
-      <w:pPr/>
-      <w:r>
-        <w:rPr>
-          <w:lang w:val="id_ID" w:bidi="id_ID"/>
-        </w:rPr>
-      </w:r>
-      <w:r>
-        <w:rPr>
-          <w:lang w:val="id_ID" w:bidi="id_ID"/>
-        </w:rPr>
-        <w:t xml:space="preserve">yang berterus terang memberitakan (secara harfiah </w:t>
-      </w:r>
-      <w:r>
-        <w:rPr>
-          <w:i/>
-          <w:lang w:val="id_ID" w:bidi="id_ID"/>
-        </w:rPr>
-        <w:t>yang membimbing di jalan yang lurus</w:t>
-      </w:r>
-      <w:r>
-        <w:rPr>
-          <w:lang w:val="id_ID" w:bidi="id_ID"/>
-        </w:rPr>
-        <w:t xml:space="preserve">): terjemahan TB mengaitkan ayat ini dengan penafsiran yang tepat dari kata kebenaran. Kemungkinan lainnya adalah bahwa Timotius harus tetap fokus pada tujuannya dalam mengajar firman (lihat </w:t>
-      </w:r>
-      <w:r>
-        <w:rPr>
-          <w:lang w:val="id_ID" w:bidi="id_ID"/>
-        </w:rPr>
-        <w:t>1Tim. 1:4</w:t>
-      </w:r>
-      <w:r>
-        <w:rPr>
-          <w:lang w:val="id_ID" w:bidi="id_ID"/>
-        </w:rPr>
-        <w:t>) dan tidak menyimpang dengan terlibat dalam pertikaian para pengajar palsu (</w:t>
-      </w:r>
-      <w:r>
-        <w:rPr>
-          <w:lang w:val="id_ID" w:bidi="id_ID"/>
-        </w:rPr>
-        <w:t>2Tim. 2:16</w:t>
-      </w:r>
-      <w:r>
-        <w:rPr>
-          <w:lang w:val="id_ID" w:bidi="id_ID"/>
-        </w:rPr>
-        <w:t>).</w:t>
-      </w:r>
-      <w:r>
-        <w:rPr>
-          <w:lang w:val="id_ID" w:bidi="id_ID"/>
-        </w:rPr>
-      </w:r>
-      <w:r>
-        <w:rPr>
-          <w:lang w:val="id_ID" w:bidi="id_ID"/>
-        </w:rPr>
-      </w:r>
-    </w:p>
-    <w:p>
-      <w:pPr/>
-      <w:r>
-        <w:rPr>
-          <w:lang w:val="id_ID" w:bidi="id_ID"/>
-        </w:rPr>
-      </w:r>
-    </w:p>
-    <w:p>
-      <w:pPr>
-        <w:pStyle w:val="Heading2"/>
-      </w:pPr>
-      <w:r>
-        <w:rPr>
-          <w:lang w:val="id_ID" w:bidi="id_ID"/>
-        </w:rPr>
-        <w:t>2 Timotius 2:17</w:t>
-      </w:r>
-      <w:r>
-        <w:rPr>
-          <w:lang w:val="id_ID" w:bidi="id_ID"/>
-        </w:rPr>
-      </w:r>
-    </w:p>
-    <w:p>
-      <w:pPr/>
-      <w:r>
-        <w:rPr>
-          <w:lang w:val="id_ID" w:bidi="id_ID"/>
-        </w:rPr>
-      </w:r>
-      <w:r>
-        <w:rPr>
-          <w:lang w:val="id_ID" w:bidi="id_ID"/>
-        </w:rPr>
-        <w:t>Himeneus sebelumnya bekerja sama dengan Aleksander (</w:t>
-      </w:r>
-      <w:r>
-        <w:rPr>
-          <w:lang w:val="id_ID" w:bidi="id_ID"/>
-        </w:rPr>
-        <w:t>1Tim. 1:20</w:t>
-      </w:r>
-      <w:r>
-        <w:rPr>
-          <w:lang w:val="id_ID" w:bidi="id_ID"/>
-        </w:rPr>
-        <w:t>); keduanya masih menyebabkan kekacauan (</w:t>
-      </w:r>
-      <w:r>
-        <w:rPr>
-          <w:lang w:val="id_ID" w:bidi="id_ID"/>
-        </w:rPr>
-        <w:t>2Tim. 4:14–15</w:t>
-      </w:r>
-      <w:r>
-        <w:rPr>
-          <w:lang w:val="id_ID" w:bidi="id_ID"/>
-        </w:rPr>
-        <w:t>). • Filetus adalah rekan baru Himeneus.</w:t>
-      </w:r>
-      <w:r>
-        <w:rPr>
-          <w:lang w:val="id_ID" w:bidi="id_ID"/>
-        </w:rPr>
-      </w:r>
-      <w:r>
-        <w:rPr>
-          <w:lang w:val="id_ID" w:bidi="id_ID"/>
-        </w:rPr>
-      </w:r>
-    </w:p>
-    <w:p>
-      <w:pPr/>
-      <w:r>
-        <w:rPr>
-          <w:lang w:val="id_ID" w:bidi="id_ID"/>
-        </w:rPr>
-      </w:r>
-    </w:p>
-    <w:p>
-      <w:pPr>
-        <w:pStyle w:val="Heading2"/>
-      </w:pPr>
-      <w:r>
-        <w:rPr>
-          <w:lang w:val="id_ID" w:bidi="id_ID"/>
-        </w:rPr>
-        <w:t>2 Timotius 2:18</w:t>
-      </w:r>
-      <w:r>
-        <w:rPr>
-          <w:lang w:val="id_ID" w:bidi="id_ID"/>
-        </w:rPr>
-      </w:r>
-    </w:p>
-    <w:p>
-      <w:pPr/>
-      <w:r>
-        <w:rPr>
-          <w:lang w:val="id_ID" w:bidi="id_ID"/>
-        </w:rPr>
-      </w:r>
-      <w:r>
-        <w:rPr>
-          <w:lang w:val="id_ID" w:bidi="id_ID"/>
-        </w:rPr>
-        <w:t xml:space="preserve">mengajarkan bahwa kebangkitan kita telah berlangsung: Bdk. </w:t>
-      </w:r>
-      <w:r>
-        <w:rPr>
-          <w:lang w:val="id_ID" w:bidi="id_ID"/>
-        </w:rPr>
-        <w:t>2Tes. 2:2</w:t>
-      </w:r>
-      <w:r>
-        <w:rPr>
-          <w:lang w:val="id_ID" w:bidi="id_ID"/>
-        </w:rPr>
-        <w:t>. Para pengajar palsu ini mungkin telah memutarbalikkan ajaran Paulus tentang kebangkitan orang mati (</w:t>
-      </w:r>
-      <w:r>
-        <w:rPr>
-          <w:lang w:val="id_ID" w:bidi="id_ID"/>
-        </w:rPr>
-        <w:t>Rm. 6:5</w:t>
-      </w:r>
-      <w:r>
-        <w:rPr>
-          <w:lang w:val="id_ID" w:bidi="id_ID"/>
-        </w:rPr>
-        <w:t xml:space="preserve">; </w:t>
-      </w:r>
-      <w:r>
-        <w:rPr>
-          <w:lang w:val="id_ID" w:bidi="id_ID"/>
-        </w:rPr>
-        <w:t>Gal. 2:20</w:t>
-      </w:r>
-      <w:r>
-        <w:rPr>
-          <w:lang w:val="id_ID" w:bidi="id_ID"/>
-        </w:rPr>
-        <w:t xml:space="preserve">; </w:t>
-      </w:r>
-      <w:r>
-        <w:rPr>
-          <w:lang w:val="id_ID" w:bidi="id_ID"/>
-        </w:rPr>
-        <w:t>Ef. 1:3</w:t>
-      </w:r>
-      <w:r>
-        <w:rPr>
-          <w:lang w:val="id_ID" w:bidi="id_ID"/>
-        </w:rPr>
-        <w:t xml:space="preserve">; </w:t>
-      </w:r>
-      <w:r>
-        <w:rPr>
-          <w:lang w:val="id_ID" w:bidi="id_ID"/>
-        </w:rPr>
-        <w:t>2:6</w:t>
-      </w:r>
-      <w:r>
-        <w:rPr>
-          <w:lang w:val="id_ID" w:bidi="id_ID"/>
-        </w:rPr>
-        <w:t xml:space="preserve">; </w:t>
-      </w:r>
-      <w:r>
-        <w:rPr>
-          <w:lang w:val="id_ID" w:bidi="id_ID"/>
-        </w:rPr>
-        <w:t>5:14</w:t>
-      </w:r>
-      <w:r>
-        <w:rPr>
-          <w:lang w:val="id_ID" w:bidi="id_ID"/>
-        </w:rPr>
-        <w:t xml:space="preserve">; </w:t>
-      </w:r>
-      <w:r>
-        <w:rPr>
-          <w:lang w:val="id_ID" w:bidi="id_ID"/>
-        </w:rPr>
-        <w:t>Kol. 2:12</w:t>
-      </w:r>
-      <w:r>
-        <w:rPr>
-          <w:lang w:val="id_ID" w:bidi="id_ID"/>
-        </w:rPr>
-        <w:t xml:space="preserve">; </w:t>
-      </w:r>
-      <w:r>
-        <w:rPr>
-          <w:lang w:val="id_ID" w:bidi="id_ID"/>
-        </w:rPr>
-        <w:t>3:1–4</w:t>
-      </w:r>
-      <w:r>
-        <w:rPr>
-          <w:lang w:val="id_ID" w:bidi="id_ID"/>
-        </w:rPr>
-        <w:t>) dengan mengajarkan bahwa mereka sudah sepenuhnya turut serta dalam kehidupan surgawi, dan mungkin bahwa kebangkitan fisik tidak akan terjadi. Mereka bisa menyimpulkan dari ini bahwa perilaku seseorang dalam tubuh (yaitu, moralitas) tidak ada pengaruhnya lagi, karena tubuh fana mereka tidak dapat mempengaruhi roh kekal mereka. Atau, mereka bisa saja mengambil jalan lain, menuju asketisme yang menolak dunia (</w:t>
-      </w:r>
-      <w:r>
-        <w:rPr>
-          <w:lang w:val="id_ID" w:bidi="id_ID"/>
-        </w:rPr>
-        <w:t>1Tim. 4:3</w:t>
-      </w:r>
-      <w:r>
-        <w:rPr>
-          <w:lang w:val="id_ID" w:bidi="id_ID"/>
-        </w:rPr>
-        <w:t xml:space="preserve">; lihat </w:t>
-      </w:r>
-      <w:r>
-        <w:rPr>
-          <w:lang w:val="id_ID" w:bidi="id_ID"/>
-        </w:rPr>
-        <w:t>Kol. 2:8</w:t>
-      </w:r>
-      <w:r>
-        <w:rPr>
-          <w:lang w:val="id_ID" w:bidi="id_ID"/>
-        </w:rPr>
-        <w:t xml:space="preserve">, </w:t>
-      </w:r>
-      <w:r>
-        <w:rPr>
-          <w:lang w:val="id_ID" w:bidi="id_ID"/>
-        </w:rPr>
-        <w:t>16–23</w:t>
-      </w:r>
-      <w:r>
-        <w:rPr>
-          <w:lang w:val="id_ID" w:bidi="id_ID"/>
-        </w:rPr>
-        <w:t xml:space="preserve">), dengan gagasan bahwa kenikmatan hal-hal materi tidak pantas bagi orang yang sudah bangkit, yang bersifat spiritual. Para pengajar ini mungkin memahami dari ajaran Yesus (lihat </w:t>
-      </w:r>
-      <w:r>
-        <w:rPr>
-          <w:lang w:val="id_ID" w:bidi="id_ID"/>
-        </w:rPr>
-        <w:t>Mat. 19:10–12</w:t>
-      </w:r>
-      <w:r>
-        <w:rPr>
-          <w:lang w:val="id_ID" w:bidi="id_ID"/>
-        </w:rPr>
-        <w:t xml:space="preserve">; </w:t>
-      </w:r>
-      <w:r>
-        <w:rPr>
-          <w:lang w:val="id_ID" w:bidi="id_ID"/>
-        </w:rPr>
-        <w:t>22:30</w:t>
-      </w:r>
-      <w:r>
-        <w:rPr>
-          <w:lang w:val="id_ID" w:bidi="id_ID"/>
-        </w:rPr>
-        <w:t>) bahwa pernikahan harus dilarang (</w:t>
-      </w:r>
-      <w:r>
-        <w:rPr>
-          <w:lang w:val="id_ID" w:bidi="id_ID"/>
-        </w:rPr>
-        <w:t>1Tim. 4:3</w:t>
-      </w:r>
-      <w:r>
-        <w:rPr>
-          <w:lang w:val="id_ID" w:bidi="id_ID"/>
-        </w:rPr>
-        <w:t>). Ajaran mereka tentang hukum Perjanjian Lama (</w:t>
-      </w:r>
-      <w:r>
-        <w:rPr>
-          <w:lang w:val="id_ID" w:bidi="id_ID"/>
-        </w:rPr>
-        <w:t>1Tim. 1:7–11</w:t>
-      </w:r>
-      <w:r>
-        <w:rPr>
-          <w:lang w:val="id_ID" w:bidi="id_ID"/>
-        </w:rPr>
-        <w:t xml:space="preserve">) mungkin telah mengarah pada larangan-larangan tertentu. Ajaran mereka mungkin berisi pesan radikal tentang kesetaraan (lihat </w:t>
-      </w:r>
-      <w:r>
-        <w:rPr>
-          <w:lang w:val="id_ID" w:bidi="id_ID"/>
-        </w:rPr>
-        <w:t>2Tim. 3:6</w:t>
-      </w:r>
-      <w:r>
-        <w:rPr>
-          <w:lang w:val="id_ID" w:bidi="id_ID"/>
-        </w:rPr>
-        <w:t xml:space="preserve">; bdk. </w:t>
-      </w:r>
-      <w:r>
-        <w:rPr>
-          <w:lang w:val="id_ID" w:bidi="id_ID"/>
-        </w:rPr>
-        <w:t>Gal. 3:28</w:t>
-      </w:r>
-      <w:r>
-        <w:rPr>
-          <w:lang w:val="id_ID" w:bidi="id_ID"/>
-        </w:rPr>
-        <w:t xml:space="preserve">; </w:t>
-      </w:r>
-      <w:r>
-        <w:rPr>
-          <w:lang w:val="id_ID" w:bidi="id_ID"/>
-        </w:rPr>
-        <w:t>1Tim. 2:11–15</w:t>
-      </w:r>
-      <w:r>
-        <w:rPr>
-          <w:lang w:val="id_ID" w:bidi="id_ID"/>
-        </w:rPr>
-        <w:t xml:space="preserve">) dengan keyakinan bahwa zaman yang akan datang sudah tiba. Ajaran mereka mungkin berfokus secara eksklusif pada kekuatan kebangkitan, yang bertentangan dengan pesan Paulus tentang penderitaan dan salib (lihat </w:t>
-      </w:r>
-      <w:r>
-        <w:rPr>
-          <w:lang w:val="id_ID" w:bidi="id_ID"/>
-        </w:rPr>
-        <w:t>2Tim. 1:8</w:t>
-      </w:r>
-      <w:r>
-        <w:rPr>
-          <w:lang w:val="id_ID" w:bidi="id_ID"/>
-        </w:rPr>
-        <w:t xml:space="preserve">, </w:t>
-      </w:r>
-      <w:r>
-        <w:rPr>
-          <w:lang w:val="id_ID" w:bidi="id_ID"/>
-        </w:rPr>
-        <w:t>12</w:t>
-      </w:r>
-      <w:r>
-        <w:rPr>
-          <w:lang w:val="id_ID" w:bidi="id_ID"/>
-        </w:rPr>
-        <w:t xml:space="preserve">; </w:t>
-      </w:r>
-      <w:r>
-        <w:rPr>
-          <w:lang w:val="id_ID" w:bidi="id_ID"/>
-        </w:rPr>
-        <w:t>2:8–13</w:t>
-      </w:r>
-      <w:r>
-        <w:rPr>
-          <w:lang w:val="id_ID" w:bidi="id_ID"/>
-        </w:rPr>
-        <w:t xml:space="preserve">; bdk. </w:t>
-      </w:r>
-      <w:r>
-        <w:rPr>
-          <w:lang w:val="id_ID" w:bidi="id_ID"/>
-        </w:rPr>
-        <w:t>1Kor. 4:8–13</w:t>
-      </w:r>
-      <w:r>
-        <w:rPr>
-          <w:lang w:val="id_ID" w:bidi="id_ID"/>
-        </w:rPr>
-        <w:t xml:space="preserve">; </w:t>
-      </w:r>
-      <w:r>
-        <w:rPr>
-          <w:lang w:val="id_ID" w:bidi="id_ID"/>
-        </w:rPr>
-        <w:t>2Kor. 12:8–10</w:t>
-      </w:r>
-      <w:r>
-        <w:rPr>
-          <w:lang w:val="id_ID" w:bidi="id_ID"/>
-        </w:rPr>
-        <w:t>). Apapun bentuk pastinya, Paulus menggambarkan ajaran mereka sebagai "pembicaraan yang tidak berguna dan bodoh" (</w:t>
-      </w:r>
-      <w:r>
-        <w:rPr>
-          <w:lang w:val="id_ID" w:bidi="id_ID"/>
-        </w:rPr>
-        <w:t>2Tim. 2:16</w:t>
-      </w:r>
-      <w:r>
-        <w:rPr>
-          <w:lang w:val="id_ID" w:bidi="id_ID"/>
-        </w:rPr>
-        <w:t>).</w:t>
-      </w:r>
-      <w:r>
-        <w:rPr>
-          <w:lang w:val="id_ID" w:bidi="id_ID"/>
-        </w:rPr>
-      </w:r>
-      <w:r>
-        <w:rPr>
-          <w:lang w:val="id_ID" w:bidi="id_ID"/>
-        </w:rPr>
-      </w:r>
-    </w:p>
-    <w:p>
-      <w:pPr/>
-      <w:r>
-        <w:rPr>
-          <w:lang w:val="id_ID" w:bidi="id_ID"/>
-        </w:rPr>
-      </w:r>
-    </w:p>
-    <w:p>
-      <w:pPr>
-        <w:pStyle w:val="Heading2"/>
-      </w:pPr>
-      <w:r>
-        <w:rPr>
-          <w:lang w:val="id_ID" w:bidi="id_ID"/>
-        </w:rPr>
-        <w:t>2 Timotius 2:19</w:t>
-      </w:r>
-      <w:r>
-        <w:rPr>
-          <w:lang w:val="id_ID" w:bidi="id_ID"/>
-        </w:rPr>
-      </w:r>
-    </w:p>
-    <w:p>
-      <w:pPr/>
-      <w:r>
-        <w:rPr>
-          <w:lang w:val="id_ID" w:bidi="id_ID"/>
-        </w:rPr>
-      </w:r>
-      <w:r>
-        <w:rPr>
-          <w:lang w:val="id_ID" w:bidi="id_ID"/>
-        </w:rPr>
-        <w:t xml:space="preserve">Paulus meyakinkan Timotius bahwa ajaran sesat tidak akan menang (lihat </w:t>
-      </w:r>
-      <w:r>
-        <w:rPr>
-          <w:lang w:val="id_ID" w:bidi="id_ID"/>
-        </w:rPr>
-        <w:t xml:space="preserve"> 2Tim. 3:9</w:t>
-      </w:r>
-      <w:r>
-        <w:rPr>
-          <w:lang w:val="id_ID" w:bidi="id_ID"/>
-        </w:rPr>
-        <w:t>), dan dia memperkuat panggilan untuk kemurnian. • dasar: Kiasan ini menekankan ketahanan terhadap kehancuran (</w:t>
-      </w:r>
-      <w:r>
-        <w:rPr>
-          <w:lang w:val="id_ID" w:bidi="id_ID"/>
-        </w:rPr>
-        <w:t>Yes. 28:16</w:t>
-      </w:r>
-      <w:r>
-        <w:rPr>
-          <w:lang w:val="id_ID" w:bidi="id_ID"/>
-        </w:rPr>
-        <w:t xml:space="preserve">) dan mungkin mencerminkan sebuah kuil (lihat juga </w:t>
-      </w:r>
-      <w:r>
-        <w:rPr>
-          <w:lang w:val="id_ID" w:bidi="id_ID"/>
-        </w:rPr>
-        <w:t>1Tim. 3:15</w:t>
-      </w:r>
-      <w:r>
-        <w:rPr>
-          <w:lang w:val="id_ID" w:bidi="id_ID"/>
-        </w:rPr>
-        <w:t xml:space="preserve">; </w:t>
-      </w:r>
-      <w:r>
-        <w:rPr>
-          <w:lang w:val="id_ID" w:bidi="id_ID"/>
-        </w:rPr>
-        <w:t>1Kor. 3:11</w:t>
-      </w:r>
-      <w:r>
-        <w:rPr>
-          <w:lang w:val="id_ID" w:bidi="id_ID"/>
-        </w:rPr>
-        <w:t xml:space="preserve">; </w:t>
-      </w:r>
-      <w:r>
-        <w:rPr>
-          <w:lang w:val="id_ID" w:bidi="id_ID"/>
-        </w:rPr>
-        <w:t>Ef. 2:20</w:t>
-      </w:r>
-      <w:r>
-        <w:rPr>
-          <w:lang w:val="id_ID" w:bidi="id_ID"/>
-        </w:rPr>
-        <w:t xml:space="preserve">; </w:t>
-      </w:r>
-      <w:r>
-        <w:rPr>
-          <w:lang w:val="id_ID" w:bidi="id_ID"/>
-        </w:rPr>
-        <w:t>1Ptr. 2:4–7</w:t>
-      </w:r>
-      <w:r>
-        <w:rPr>
-          <w:lang w:val="id_ID" w:bidi="id_ID"/>
-        </w:rPr>
-        <w:t xml:space="preserve">; </w:t>
-      </w:r>
-      <w:r>
-        <w:rPr>
-          <w:lang w:val="id_ID" w:bidi="id_ID"/>
-        </w:rPr>
-        <w:t>Why. 21:14</w:t>
-      </w:r>
-      <w:r>
-        <w:rPr>
-          <w:lang w:val="id_ID" w:bidi="id_ID"/>
-        </w:rPr>
-        <w:t xml:space="preserve">). • Tuhan mengenal: Kutipan ini merujuk pada </w:t>
-      </w:r>
-      <w:r>
-        <w:rPr>
-          <w:lang w:val="id_ID" w:bidi="id_ID"/>
-        </w:rPr>
-        <w:t>Bil. 16:5</w:t>
-      </w:r>
-      <w:r>
-        <w:rPr>
-          <w:lang w:val="id_ID" w:bidi="id_ID"/>
-        </w:rPr>
-        <w:t xml:space="preserve">. • Setiap orang yang menyebut nama Tuhan hendaklah meninggalkan kejahatan: Lihat </w:t>
-      </w:r>
-      <w:r>
-        <w:rPr>
-          <w:lang w:val="id_ID" w:bidi="id_ID"/>
-        </w:rPr>
-        <w:t>Yes. 52:11</w:t>
-      </w:r>
-      <w:r>
-        <w:rPr>
-          <w:lang w:val="id_ID" w:bidi="id_ID"/>
-        </w:rPr>
-        <w:t xml:space="preserve">; bdk. </w:t>
-      </w:r>
-      <w:r>
-        <w:rPr>
-          <w:lang w:val="id_ID" w:bidi="id_ID"/>
-        </w:rPr>
-        <w:t>Bil. 16:26–27</w:t>
-      </w:r>
-      <w:r>
-        <w:rPr>
-          <w:lang w:val="id_ID" w:bidi="id_ID"/>
-        </w:rPr>
-        <w:t xml:space="preserve">; </w:t>
-      </w:r>
-      <w:r>
-        <w:rPr>
-          <w:lang w:val="id_ID" w:bidi="id_ID"/>
-        </w:rPr>
-        <w:t>Im. 24:16</w:t>
-      </w:r>
-      <w:r>
-        <w:rPr>
-          <w:lang w:val="id_ID" w:bidi="id_ID"/>
-        </w:rPr>
-        <w:t xml:space="preserve">; </w:t>
-      </w:r>
-      <w:r>
-        <w:rPr>
-          <w:lang w:val="id_ID" w:bidi="id_ID"/>
-        </w:rPr>
-        <w:t>Mzm. 6:9</w:t>
-      </w:r>
-      <w:r>
-        <w:rPr>
-          <w:lang w:val="id_ID" w:bidi="id_ID"/>
-        </w:rPr>
-        <w:t>.</w:t>
-      </w:r>
-      <w:r>
-        <w:rPr>
-          <w:lang w:val="id_ID" w:bidi="id_ID"/>
-        </w:rPr>
-      </w:r>
-      <w:r>
-        <w:rPr>
-          <w:lang w:val="id_ID" w:bidi="id_ID"/>
-        </w:rPr>
-      </w:r>
-    </w:p>
-    <w:p>
-      <w:pPr/>
-      <w:r>
-        <w:rPr>
-          <w:lang w:val="id_ID" w:bidi="id_ID"/>
-        </w:rPr>
-      </w:r>
-    </w:p>
-    <w:p>
-      <w:pPr>
-        <w:pStyle w:val="Heading2"/>
-      </w:pPr>
-      <w:r>
-        <w:rPr>
-          <w:lang w:val="id_ID" w:bidi="id_ID"/>
-        </w:rPr>
-        <w:t>2 Timotius 2:20–21</w:t>
-      </w:r>
-      <w:r>
-        <w:rPr>
-          <w:lang w:val="id_ID" w:bidi="id_ID"/>
-        </w:rPr>
-      </w:r>
-    </w:p>
-    <w:p>
-      <w:pPr/>
-      <w:r>
-        <w:rPr>
-          <w:lang w:val="id_ID" w:bidi="id_ID"/>
-        </w:rPr>
-      </w:r>
-      <w:r>
-        <w:rPr>
-          <w:lang w:val="id_ID" w:bidi="id_ID"/>
-        </w:rPr>
-        <w:t xml:space="preserve">Melanjutkan dari </w:t>
-      </w:r>
-      <w:r>
-        <w:rPr>
-          <w:lang w:val="id_ID" w:bidi="id_ID"/>
-        </w:rPr>
-        <w:t>2Tim.</w:t>
-      </w:r>
-      <w:r>
-        <w:rPr>
-          <w:lang w:val="id_ID" w:bidi="id_ID"/>
-        </w:rPr>
-        <w:t xml:space="preserve"> </w:t>
-      </w:r>
-      <w:r>
-        <w:rPr>
-          <w:lang w:val="id_ID" w:bidi="id_ID"/>
-        </w:rPr>
-        <w:t>2:19</w:t>
-      </w:r>
-      <w:r>
-        <w:rPr>
-          <w:lang w:val="id_ID" w:bidi="id_ID"/>
-        </w:rPr>
-        <w:t xml:space="preserve">, Paulus menggunakan gambaran tentang peralatan di rumah orang kaya (lihat </w:t>
-      </w:r>
-      <w:r>
-        <w:rPr>
-          <w:lang w:val="id_ID" w:bidi="id_ID"/>
-        </w:rPr>
-        <w:t>Rm. 9:21</w:t>
-      </w:r>
-      <w:r>
-        <w:rPr>
-          <w:lang w:val="id_ID" w:bidi="id_ID"/>
-        </w:rPr>
-        <w:t>). Dalam rumah tangga Allah, seseorang harus berusaha menjadi seperti peralatan yang berharga daripada yang diperlakukan sebagai barang biasa atau rendahan.</w:t>
-      </w:r>
-      <w:r>
-        <w:rPr>
-          <w:lang w:val="id_ID" w:bidi="id_ID"/>
-        </w:rPr>
-      </w:r>
-      <w:r>
-        <w:rPr>
-          <w:lang w:val="id_ID" w:bidi="id_ID"/>
-        </w:rPr>
-      </w:r>
-    </w:p>
-    <w:p>
-      <w:pPr/>
-      <w:r>
-        <w:rPr>
-          <w:lang w:val="id_ID" w:bidi="id_ID"/>
-        </w:rPr>
-      </w:r>
-    </w:p>
-    <w:p>
-      <w:pPr>
-        <w:pStyle w:val="Heading2"/>
-      </w:pPr>
-      <w:r>
-        <w:rPr>
-          <w:lang w:val="id_ID" w:bidi="id_ID"/>
-        </w:rPr>
-        <w:t>2 Timotius 2:22</w:t>
-      </w:r>
-      <w:r>
-        <w:rPr>
-          <w:lang w:val="id_ID" w:bidi="id_ID"/>
-        </w:rPr>
-      </w:r>
-    </w:p>
-    <w:p>
-      <w:pPr/>
-      <w:r>
-        <w:rPr>
-          <w:lang w:val="id_ID" w:bidi="id_ID"/>
-        </w:rPr>
-      </w:r>
-      <w:r>
-        <w:rPr>
-          <w:lang w:val="id_ID" w:bidi="id_ID"/>
-        </w:rPr>
-        <w:t xml:space="preserve">mereka yang berseru kepada Tuhan: Lihat </w:t>
-      </w:r>
-      <w:r>
-        <w:rPr>
-          <w:lang w:val="id_ID" w:bidi="id_ID"/>
-        </w:rPr>
-        <w:t>Mzm. 99:6</w:t>
-      </w:r>
-      <w:r>
-        <w:rPr>
-          <w:lang w:val="id_ID" w:bidi="id_ID"/>
-        </w:rPr>
-        <w:t xml:space="preserve">; </w:t>
-      </w:r>
-      <w:r>
-        <w:rPr>
-          <w:lang w:val="id_ID" w:bidi="id_ID"/>
-        </w:rPr>
-        <w:t>Yoel 2:32</w:t>
-      </w:r>
-      <w:r>
-        <w:rPr>
-          <w:lang w:val="id_ID" w:bidi="id_ID"/>
-        </w:rPr>
-        <w:t xml:space="preserve">; </w:t>
-      </w:r>
-      <w:r>
-        <w:rPr>
-          <w:lang w:val="id_ID" w:bidi="id_ID"/>
-        </w:rPr>
-        <w:t>Kisah. 2:21</w:t>
-      </w:r>
-      <w:r>
-        <w:rPr>
-          <w:lang w:val="id_ID" w:bidi="id_ID"/>
-        </w:rPr>
-        <w:t xml:space="preserve">; </w:t>
-      </w:r>
-      <w:r>
-        <w:rPr>
-          <w:lang w:val="id_ID" w:bidi="id_ID"/>
-        </w:rPr>
-        <w:t>9:14</w:t>
-      </w:r>
-      <w:r>
-        <w:rPr>
-          <w:lang w:val="id_ID" w:bidi="id_ID"/>
-        </w:rPr>
-        <w:t xml:space="preserve">, </w:t>
-      </w:r>
-      <w:r>
-        <w:rPr>
-          <w:lang w:val="id_ID" w:bidi="id_ID"/>
-        </w:rPr>
-        <w:t>21</w:t>
-      </w:r>
-      <w:r>
-        <w:rPr>
-          <w:lang w:val="id_ID" w:bidi="id_ID"/>
-        </w:rPr>
-        <w:t xml:space="preserve">; </w:t>
-      </w:r>
-      <w:r>
-        <w:rPr>
-          <w:lang w:val="id_ID" w:bidi="id_ID"/>
-        </w:rPr>
-        <w:t>22:16</w:t>
-      </w:r>
-      <w:r>
-        <w:rPr>
-          <w:lang w:val="id_ID" w:bidi="id_ID"/>
-        </w:rPr>
-        <w:t xml:space="preserve">; </w:t>
-      </w:r>
-      <w:r>
-        <w:rPr>
-          <w:lang w:val="id_ID" w:bidi="id_ID"/>
-        </w:rPr>
-        <w:t>Rm. 10:12–13</w:t>
-      </w:r>
-      <w:r>
-        <w:rPr>
-          <w:lang w:val="id_ID" w:bidi="id_ID"/>
-        </w:rPr>
-        <w:t xml:space="preserve">; </w:t>
-      </w:r>
-      <w:r>
-        <w:rPr>
-          <w:lang w:val="id_ID" w:bidi="id_ID"/>
-        </w:rPr>
-        <w:t>1Kor. 1:2</w:t>
-      </w:r>
-      <w:r>
-        <w:rPr>
-          <w:lang w:val="id_ID" w:bidi="id_ID"/>
-        </w:rPr>
-        <w:t xml:space="preserve">. • dengan hati yang murni: Lihat </w:t>
-      </w:r>
-      <w:r>
-        <w:rPr>
-          <w:lang w:val="id_ID" w:bidi="id_ID"/>
-        </w:rPr>
-        <w:t>1Tim. 1:5</w:t>
-      </w:r>
-      <w:r>
-        <w:rPr>
-          <w:lang w:val="id_ID" w:bidi="id_ID"/>
-        </w:rPr>
-        <w:t>.</w:t>
-      </w:r>
-      <w:r>
-        <w:rPr>
-          <w:lang w:val="id_ID" w:bidi="id_ID"/>
-        </w:rPr>
-      </w:r>
-      <w:r>
-        <w:rPr>
-          <w:lang w:val="id_ID" w:bidi="id_ID"/>
-        </w:rPr>
-      </w:r>
-    </w:p>
-    <w:p>
-      <w:pPr/>
-      <w:r>
-        <w:rPr>
-          <w:lang w:val="id_ID" w:bidi="id_ID"/>
-        </w:rPr>
-      </w:r>
-    </w:p>
-    <w:p>
-      <w:pPr>
-        <w:pStyle w:val="Heading2"/>
-      </w:pPr>
-      <w:r>
-        <w:rPr>
-          <w:lang w:val="id_ID" w:bidi="id_ID"/>
-        </w:rPr>
-        <w:t>2 Timotius 2:24</w:t>
-      </w:r>
-      <w:r>
-        <w:rPr>
-          <w:lang w:val="id_ID" w:bidi="id_ID"/>
-        </w:rPr>
-      </w:r>
-    </w:p>
-    <w:p>
-      <w:pPr/>
-      <w:r>
-        <w:rPr>
-          <w:lang w:val="id_ID" w:bidi="id_ID"/>
-        </w:rPr>
-      </w:r>
-      <w:r>
-        <w:rPr>
-          <w:lang w:val="id_ID" w:bidi="id_ID"/>
-        </w:rPr>
-        <w:t xml:space="preserve">seorang hamba Tuhan: Lihat </w:t>
-      </w:r>
-      <w:r>
-        <w:rPr>
-          <w:lang w:val="id_ID" w:bidi="id_ID"/>
-        </w:rPr>
-        <w:t>Titus 1:1</w:t>
-      </w:r>
-      <w:r>
-        <w:rPr>
-          <w:lang w:val="id_ID" w:bidi="id_ID"/>
-        </w:rPr>
-        <w:t xml:space="preserve">; bandingkan dengan </w:t>
-      </w:r>
-      <w:r>
-        <w:rPr>
-          <w:lang w:val="id_ID" w:bidi="id_ID"/>
-        </w:rPr>
-        <w:t>Yes. 42:1–2</w:t>
-      </w:r>
-      <w:r>
-        <w:rPr>
-          <w:lang w:val="id_ID" w:bidi="id_ID"/>
-        </w:rPr>
-        <w:t xml:space="preserve">; </w:t>
-      </w:r>
-      <w:r>
-        <w:rPr>
-          <w:lang w:val="id_ID" w:bidi="id_ID"/>
-        </w:rPr>
-        <w:t>50:6</w:t>
-      </w:r>
-      <w:r>
-        <w:rPr>
-          <w:lang w:val="id_ID" w:bidi="id_ID"/>
-        </w:rPr>
-        <w:t xml:space="preserve">; </w:t>
-      </w:r>
-      <w:r>
-        <w:rPr>
-          <w:lang w:val="id_ID" w:bidi="id_ID"/>
-        </w:rPr>
-        <w:t>53:7</w:t>
-      </w:r>
-      <w:r>
-        <w:rPr>
-          <w:lang w:val="id_ID" w:bidi="id_ID"/>
-        </w:rPr>
-        <w:t xml:space="preserve">; </w:t>
-      </w:r>
-      <w:r>
-        <w:rPr>
-          <w:lang w:val="id_ID" w:bidi="id_ID"/>
-        </w:rPr>
-        <w:t>Mat. 12:14–21</w:t>
-      </w:r>
-      <w:r>
-        <w:rPr>
-          <w:lang w:val="id_ID" w:bidi="id_ID"/>
-        </w:rPr>
-        <w:t xml:space="preserve">. • cakap mengajar, sabar: Lihat </w:t>
-      </w:r>
-      <w:r>
-        <w:rPr>
-          <w:lang w:val="id_ID" w:bidi="id_ID"/>
-        </w:rPr>
-        <w:t>1Tim. 3:2–3</w:t>
-      </w:r>
-      <w:r>
-        <w:rPr>
-          <w:lang w:val="id_ID" w:bidi="id_ID"/>
-        </w:rPr>
-        <w:t xml:space="preserve">; </w:t>
-      </w:r>
-      <w:r>
-        <w:rPr>
-          <w:lang w:val="id_ID" w:bidi="id_ID"/>
-        </w:rPr>
-        <w:t>Titus 3:2</w:t>
-      </w:r>
-      <w:r>
-        <w:rPr>
-          <w:lang w:val="id_ID" w:bidi="id_ID"/>
-        </w:rPr>
-        <w:t>.</w:t>
-      </w:r>
-      <w:r>
-        <w:rPr>
-          <w:lang w:val="id_ID" w:bidi="id_ID"/>
-        </w:rPr>
-      </w:r>
-      <w:r>
-        <w:rPr>
-          <w:lang w:val="id_ID" w:bidi="id_ID"/>
-        </w:rPr>
-      </w:r>
-    </w:p>
-    <w:p>
-      <w:pPr/>
-      <w:r>
-        <w:rPr>
-          <w:lang w:val="id_ID" w:bidi="id_ID"/>
-        </w:rPr>
-      </w:r>
-    </w:p>
-    <w:p>
-      <w:pPr>
-        <w:pStyle w:val="Heading2"/>
-      </w:pPr>
-      <w:r>
-        <w:rPr>
-          <w:lang w:val="id_ID" w:bidi="id_ID"/>
-        </w:rPr>
-        <w:t>2 Timotius 2:25</w:t>
-      </w:r>
-      <w:r>
-        <w:rPr>
-          <w:lang w:val="id_ID" w:bidi="id_ID"/>
-        </w:rPr>
-      </w:r>
-    </w:p>
-    <w:p>
-      <w:pPr/>
-      <w:r>
-        <w:rPr>
-          <w:lang w:val="id_ID" w:bidi="id_ID"/>
-        </w:rPr>
-      </w:r>
-      <w:r>
-        <w:rPr>
-          <w:lang w:val="id_ID" w:bidi="id_ID"/>
-        </w:rPr>
-        <w:t xml:space="preserve">dengan lemah lembut dapat menuntun: Bdk. </w:t>
-      </w:r>
-      <w:r>
-        <w:rPr>
-          <w:lang w:val="id_ID" w:bidi="id_ID"/>
-        </w:rPr>
-        <w:t>1Kor. 4:21</w:t>
-      </w:r>
-      <w:r>
-        <w:rPr>
-          <w:lang w:val="id_ID" w:bidi="id_ID"/>
-        </w:rPr>
-        <w:t xml:space="preserve">; </w:t>
-      </w:r>
-      <w:r>
-        <w:rPr>
-          <w:lang w:val="id_ID" w:bidi="id_ID"/>
-        </w:rPr>
-        <w:t>2Kor. 10:1</w:t>
-      </w:r>
-      <w:r>
-        <w:rPr>
-          <w:lang w:val="id_ID" w:bidi="id_ID"/>
-        </w:rPr>
-        <w:t xml:space="preserve">; </w:t>
-      </w:r>
-      <w:r>
-        <w:rPr>
-          <w:lang w:val="id_ID" w:bidi="id_ID"/>
-        </w:rPr>
-        <w:t>1Tes. 5:14</w:t>
-      </w:r>
-      <w:r>
-        <w:rPr>
-          <w:lang w:val="id_ID" w:bidi="id_ID"/>
-        </w:rPr>
-        <w:t xml:space="preserve">; </w:t>
-      </w:r>
-      <w:r>
-        <w:rPr>
-          <w:lang w:val="id_ID" w:bidi="id_ID"/>
-        </w:rPr>
-        <w:t>2Tes. 3:14–15</w:t>
-      </w:r>
-      <w:r>
-        <w:rPr>
-          <w:lang w:val="id_ID" w:bidi="id_ID"/>
-        </w:rPr>
-        <w:t xml:space="preserve">; </w:t>
-      </w:r>
-      <w:r>
-        <w:rPr>
-          <w:lang w:val="id_ID" w:bidi="id_ID"/>
-        </w:rPr>
-        <w:t>Titus 3:10–11</w:t>
-      </w:r>
-      <w:r>
-        <w:rPr>
-          <w:lang w:val="id_ID" w:bidi="id_ID"/>
-        </w:rPr>
-        <w:t xml:space="preserve">; </w:t>
-      </w:r>
-      <w:r>
-        <w:rPr>
-          <w:lang w:val="id_ID" w:bidi="id_ID"/>
-        </w:rPr>
-        <w:t>Yudas 1:22–23</w:t>
-      </w:r>
-      <w:r>
-        <w:rPr>
-          <w:lang w:val="id_ID" w:bidi="id_ID"/>
-        </w:rPr>
-        <w:t>.</w:t>
-      </w:r>
-      <w:r>
-        <w:rPr>
-          <w:lang w:val="id_ID" w:bidi="id_ID"/>
-        </w:rPr>
-      </w:r>
-      <w:r>
-        <w:rPr>
-          <w:lang w:val="id_ID" w:bidi="id_ID"/>
-        </w:rPr>
-      </w:r>
-    </w:p>
-    <w:p>
-      <w:pPr/>
-      <w:r>
-        <w:rPr>
-          <w:lang w:val="id_ID" w:bidi="id_ID"/>
-        </w:rPr>
-      </w:r>
-    </w:p>
-    <w:p>
-      <w:pPr>
-        <w:pStyle w:val="Heading2"/>
-      </w:pPr>
-      <w:r>
-        <w:rPr>
-          <w:lang w:val="id_ID" w:bidi="id_ID"/>
-        </w:rPr>
-        <w:t>2 Timotius 3:1–5</w:t>
-      </w:r>
-      <w:r>
-        <w:rPr>
-          <w:lang w:val="id_ID" w:bidi="id_ID"/>
-        </w:rPr>
-      </w:r>
-    </w:p>
-    <w:p>
-      <w:pPr/>
-      <w:r>
-        <w:rPr>
-          <w:lang w:val="id_ID" w:bidi="id_ID"/>
-        </w:rPr>
-      </w:r>
-      <w:r>
-        <w:rPr>
-          <w:lang w:val="id_ID" w:bidi="id_ID"/>
-        </w:rPr>
-        <w:t xml:space="preserve">Paulus menggambarkan seperti apa orang-orang akan bersikap pada hari-hari terakhir (lihat juga </w:t>
-      </w:r>
-      <w:r>
-        <w:rPr>
-          <w:lang w:val="id_ID" w:bidi="id_ID"/>
-        </w:rPr>
-        <w:t>1Tim. 4:1–5</w:t>
-      </w:r>
-      <w:r>
-        <w:rPr>
-          <w:lang w:val="id_ID" w:bidi="id_ID"/>
-        </w:rPr>
-        <w:t xml:space="preserve">; </w:t>
-      </w:r>
-      <w:r>
-        <w:rPr>
-          <w:lang w:val="id_ID" w:bidi="id_ID"/>
-        </w:rPr>
-        <w:t>2Pet. 2:1–22</w:t>
-      </w:r>
-      <w:r>
-        <w:rPr>
-          <w:lang w:val="id_ID" w:bidi="id_ID"/>
-        </w:rPr>
-        <w:t xml:space="preserve">; </w:t>
-      </w:r>
-      <w:r>
-        <w:rPr>
-          <w:lang w:val="id_ID" w:bidi="id_ID"/>
-        </w:rPr>
-        <w:t>3:3</w:t>
-      </w:r>
-      <w:r>
-        <w:rPr>
-          <w:lang w:val="id_ID" w:bidi="id_ID"/>
-        </w:rPr>
-        <w:t xml:space="preserve">; </w:t>
-      </w:r>
-      <w:r>
-        <w:rPr>
-          <w:lang w:val="id_ID" w:bidi="id_ID"/>
-        </w:rPr>
-        <w:t>Yudas 1:18</w:t>
-      </w:r>
-      <w:r>
-        <w:rPr>
-          <w:lang w:val="id_ID" w:bidi="id_ID"/>
-        </w:rPr>
-        <w:t>), yang sesungguhnya sudah dimulai (</w:t>
-      </w:r>
-      <w:r>
-        <w:rPr>
-          <w:lang w:val="id_ID" w:bidi="id_ID"/>
-        </w:rPr>
-        <w:t>2Tim. 3:5</w:t>
-      </w:r>
-      <w:r>
-        <w:rPr>
-          <w:lang w:val="id_ID" w:bidi="id_ID"/>
-        </w:rPr>
-        <w:t xml:space="preserve">, </w:t>
-      </w:r>
-      <w:r>
-        <w:rPr>
-          <w:lang w:val="id_ID" w:bidi="id_ID"/>
-        </w:rPr>
-        <w:t>6–9</w:t>
-      </w:r>
-      <w:r>
-        <w:rPr>
-          <w:lang w:val="id_ID" w:bidi="id_ID"/>
-        </w:rPr>
-        <w:t>).</w:t>
-      </w:r>
-      <w:r>
-        <w:rPr>
-          <w:lang w:val="id_ID" w:bidi="id_ID"/>
-        </w:rPr>
-      </w:r>
-      <w:r>
-        <w:rPr>
-          <w:lang w:val="id_ID" w:bidi="id_ID"/>
-        </w:rPr>
-      </w:r>
-    </w:p>
-    <w:p>
-      <w:pPr/>
-      <w:r>
-        <w:rPr>
-          <w:lang w:val="id_ID" w:bidi="id_ID"/>
-        </w:rPr>
-      </w:r>
-    </w:p>
-    <w:p>
-      <w:pPr>
-        <w:pStyle w:val="Heading2"/>
-      </w:pPr>
-      <w:r>
-        <w:rPr>
-          <w:lang w:val="id_ID" w:bidi="id_ID"/>
-        </w:rPr>
-        <w:t>2 Timotius 3:1–4.8</w:t>
-      </w:r>
-      <w:r>
-        <w:rPr>
-          <w:lang w:val="id_ID" w:bidi="id_ID"/>
-        </w:rPr>
-      </w:r>
-    </w:p>
-    <w:p>
-      <w:pPr/>
-      <w:r>
-        <w:rPr>
-          <w:lang w:val="id_ID" w:bidi="id_ID"/>
-        </w:rPr>
-      </w:r>
-      <w:r>
-        <w:rPr>
-          <w:lang w:val="id_ID" w:bidi="id_ID"/>
-        </w:rPr>
-        <w:t>Timotius harus tetap setia pada jalannya selama menghadapi masa-masa sulit yang akan datang.</w:t>
-      </w:r>
-      <w:r>
-        <w:rPr>
-          <w:lang w:val="id_ID" w:bidi="id_ID"/>
-        </w:rPr>
-      </w:r>
-      <w:r>
-        <w:rPr>
-          <w:lang w:val="id_ID" w:bidi="id_ID"/>
-        </w:rPr>
-      </w:r>
-    </w:p>
-    <w:p>
-      <w:pPr/>
-      <w:r>
-        <w:rPr>
-          <w:lang w:val="id_ID" w:bidi="id_ID"/>
-        </w:rPr>
-      </w:r>
-    </w:p>
-    <w:p>
-      <w:pPr>
-        <w:pStyle w:val="Heading2"/>
-      </w:pPr>
-      <w:r>
-        <w:rPr>
-          <w:lang w:val="id_ID" w:bidi="id_ID"/>
-        </w:rPr>
-        <w:t>2 Timotius 3:5</w:t>
-      </w:r>
-      <w:r>
-        <w:rPr>
-          <w:lang w:val="id_ID" w:bidi="id_ID"/>
-        </w:rPr>
-      </w:r>
-    </w:p>
-    <w:p>
-      <w:pPr/>
-      <w:r>
-        <w:rPr>
-          <w:lang w:val="id_ID" w:bidi="id_ID"/>
-        </w:rPr>
-      </w:r>
-      <w:r>
-        <w:rPr>
-          <w:lang w:val="id_ID" w:bidi="id_ID"/>
-        </w:rPr>
-        <w:t>Orang-orang seperti itu (</w:t>
-      </w:r>
-      <w:r>
-        <w:rPr>
-          <w:lang w:val="id_ID" w:bidi="id_ID"/>
-        </w:rPr>
-        <w:t>2Tim.</w:t>
-      </w:r>
-      <w:r>
-        <w:rPr>
-          <w:lang w:val="id_ID" w:bidi="id_ID"/>
-        </w:rPr>
-        <w:t xml:space="preserve"> </w:t>
-      </w:r>
-      <w:r>
-        <w:rPr>
-          <w:lang w:val="id_ID" w:bidi="id_ID"/>
-        </w:rPr>
-        <w:t>3:2–4</w:t>
-      </w:r>
-      <w:r>
-        <w:rPr>
-          <w:lang w:val="id_ID" w:bidi="id_ID"/>
-        </w:rPr>
-        <w:t xml:space="preserve">) telah menolak ajaran yang benar dan memisahkan diri dari kuasa yang dapat membuat mereka hidup saleh (lihat </w:t>
-      </w:r>
-      <w:r>
-        <w:rPr>
-          <w:lang w:val="id_ID" w:bidi="id_ID"/>
-        </w:rPr>
-        <w:t>1Tim. 1:5–11</w:t>
-      </w:r>
-      <w:r>
-        <w:rPr>
-          <w:lang w:val="id_ID" w:bidi="id_ID"/>
-        </w:rPr>
-        <w:t xml:space="preserve">; </w:t>
-      </w:r>
-      <w:r>
-        <w:rPr>
-          <w:lang w:val="id_ID" w:bidi="id_ID"/>
-        </w:rPr>
-        <w:t>Kol. 2:16–23</w:t>
-      </w:r>
-      <w:r>
-        <w:rPr>
-          <w:lang w:val="id_ID" w:bidi="id_ID"/>
-        </w:rPr>
-        <w:t>).</w:t>
-      </w:r>
-      <w:r>
-        <w:rPr>
-          <w:lang w:val="id_ID" w:bidi="id_ID"/>
-        </w:rPr>
-      </w:r>
-      <w:r>
-        <w:rPr>
-          <w:lang w:val="id_ID" w:bidi="id_ID"/>
-        </w:rPr>
-      </w:r>
-    </w:p>
-    <w:p>
-      <w:pPr/>
-      <w:r>
-        <w:rPr>
-          <w:lang w:val="id_ID" w:bidi="id_ID"/>
-        </w:rPr>
-      </w:r>
-    </w:p>
-    <w:p>
-      <w:pPr>
-        <w:pStyle w:val="Heading2"/>
-      </w:pPr>
-      <w:r>
-        <w:rPr>
-          <w:lang w:val="id_ID" w:bidi="id_ID"/>
-        </w:rPr>
-        <w:t>2 Timotius 3:6–7</w:t>
-      </w:r>
-      <w:r>
-        <w:rPr>
-          <w:lang w:val="id_ID" w:bidi="id_ID"/>
-        </w:rPr>
-      </w:r>
-    </w:p>
-    <w:p>
-      <w:pPr/>
-      <w:r>
-        <w:rPr>
-          <w:lang w:val="id_ID" w:bidi="id_ID"/>
-        </w:rPr>
-      </w:r>
-      <w:r>
-        <w:rPr>
-          <w:lang w:val="id_ID" w:bidi="id_ID"/>
-        </w:rPr>
-        <w:t>Dampak dari pengajar palsu terhadap rumah tangga dan wanita menjadi perhatian yang konsisten dalam surat-surat kepada Timotius dan Titus (</w:t>
-      </w:r>
-      <w:r>
-        <w:rPr>
-          <w:lang w:val="id_ID" w:bidi="id_ID"/>
-        </w:rPr>
-        <w:t>Titus 1:11</w:t>
-      </w:r>
-      <w:r>
-        <w:rPr>
-          <w:lang w:val="id_ID" w:bidi="id_ID"/>
-        </w:rPr>
-        <w:t xml:space="preserve">; lihat </w:t>
-      </w:r>
-      <w:r>
-        <w:rPr>
-          <w:lang w:val="id_ID" w:bidi="id_ID"/>
-        </w:rPr>
-        <w:t>1Tim. 2:11–15</w:t>
-      </w:r>
-      <w:r>
-        <w:rPr>
-          <w:lang w:val="id_ID" w:bidi="id_ID"/>
-        </w:rPr>
-        <w:t xml:space="preserve">; </w:t>
-      </w:r>
-      <w:r>
-        <w:rPr>
-          <w:lang w:val="id_ID" w:bidi="id_ID"/>
-        </w:rPr>
-        <w:t>3:4–5</w:t>
-      </w:r>
-      <w:r>
-        <w:rPr>
-          <w:lang w:val="id_ID" w:bidi="id_ID"/>
-        </w:rPr>
-        <w:t xml:space="preserve">; </w:t>
-      </w:r>
-      <w:r>
-        <w:rPr>
-          <w:lang w:val="id_ID" w:bidi="id_ID"/>
-        </w:rPr>
-        <w:t>5:14–15</w:t>
-      </w:r>
-      <w:r>
-        <w:rPr>
-          <w:lang w:val="id_ID" w:bidi="id_ID"/>
-        </w:rPr>
-        <w:t>). Entah pengajar palsu itu sengaja menyasar para wanita atau tidak, tampaknya mereka berhasil mempengaruhi beberapa dari kaum wanita.</w:t>
-      </w:r>
-      <w:r>
-        <w:rPr>
-          <w:lang w:val="id_ID" w:bidi="id_ID"/>
-        </w:rPr>
-      </w:r>
-      <w:r>
-        <w:rPr>
-          <w:lang w:val="id_ID" w:bidi="id_ID"/>
-        </w:rPr>
-      </w:r>
-    </w:p>
-    <w:p>
-      <w:pPr/>
-      <w:r>
-        <w:rPr>
-          <w:lang w:val="id_ID" w:bidi="id_ID"/>
-        </w:rPr>
-      </w:r>
-    </w:p>
-    <w:p>
-      <w:pPr>
-        <w:pStyle w:val="Heading2"/>
-      </w:pPr>
-      <w:r>
-        <w:rPr>
-          <w:lang w:val="id_ID" w:bidi="id_ID"/>
-        </w:rPr>
-        <w:t>2 Timotius 3:8</w:t>
-      </w:r>
-      <w:r>
-        <w:rPr>
-          <w:lang w:val="id_ID" w:bidi="id_ID"/>
-        </w:rPr>
-      </w:r>
-    </w:p>
-    <w:p>
-      <w:pPr/>
-      <w:r>
-        <w:rPr>
-          <w:lang w:val="id_ID" w:bidi="id_ID"/>
-        </w:rPr>
-      </w:r>
-      <w:r>
-        <w:rPr>
-          <w:lang w:val="id_ID" w:bidi="id_ID"/>
-        </w:rPr>
-        <w:t xml:space="preserve">Menurut tradisi, Yanes dan Yambres adalah nama-nama penyihir Mesir yang menentang Musa (lihat </w:t>
-      </w:r>
-      <w:r>
-        <w:rPr>
-          <w:lang w:val="id_ID" w:bidi="id_ID"/>
-        </w:rPr>
-        <w:t>Kel. 7:8–13</w:t>
-      </w:r>
-      <w:r>
-        <w:rPr>
-          <w:lang w:val="id_ID" w:bidi="id_ID"/>
-        </w:rPr>
-        <w:t xml:space="preserve">; </w:t>
-      </w:r>
-      <w:r>
-        <w:rPr>
-          <w:lang w:val="id_ID" w:bidi="id_ID"/>
-        </w:rPr>
-        <w:t>8:18</w:t>
-      </w:r>
-      <w:r>
-        <w:rPr>
-          <w:lang w:val="id_ID" w:bidi="id_ID"/>
-        </w:rPr>
-        <w:t xml:space="preserve">; </w:t>
-      </w:r>
-      <w:r>
-        <w:rPr>
-          <w:lang w:val="id_ID" w:bidi="id_ID"/>
-        </w:rPr>
-        <w:t>9:11</w:t>
-      </w:r>
-      <w:r>
-        <w:rPr>
-          <w:lang w:val="id_ID" w:bidi="id_ID"/>
-        </w:rPr>
-        <w:t>).</w:t>
-      </w:r>
-      <w:r>
-        <w:rPr>
-          <w:lang w:val="id_ID" w:bidi="id_ID"/>
-        </w:rPr>
-      </w:r>
-      <w:r>
-        <w:rPr>
-          <w:lang w:val="id_ID" w:bidi="id_ID"/>
-        </w:rPr>
-      </w:r>
-    </w:p>
-    <w:p>
-      <w:pPr/>
-      <w:r>
-        <w:rPr>
-          <w:lang w:val="id_ID" w:bidi="id_ID"/>
-        </w:rPr>
-      </w:r>
-    </w:p>
-    <w:p>
-      <w:pPr>
-        <w:pStyle w:val="Heading2"/>
-      </w:pPr>
-      <w:r>
-        <w:rPr>
-          <w:lang w:val="id_ID" w:bidi="id_ID"/>
-        </w:rPr>
-        <w:t>2 Timotius 3:11</w:t>
-      </w:r>
-      <w:r>
-        <w:rPr>
-          <w:lang w:val="id_ID" w:bidi="id_ID"/>
-        </w:rPr>
-      </w:r>
-    </w:p>
-    <w:p>
-      <w:pPr/>
-      <w:r>
-        <w:rPr>
-          <w:lang w:val="id_ID" w:bidi="id_ID"/>
-        </w:rPr>
-      </w:r>
-      <w:r>
-        <w:rPr>
-          <w:lang w:val="id_ID" w:bidi="id_ID"/>
-        </w:rPr>
-        <w:t xml:space="preserve">Timotius berasal dari Listra, dekat Antiokhia dan Ikonium, sehingga dia mengetahui semua tentang penderitaan yang dialami Paulus (lihat </w:t>
-      </w:r>
-      <w:r>
-        <w:rPr>
-          <w:lang w:val="id_ID" w:bidi="id_ID"/>
-        </w:rPr>
-        <w:t>Kisah Para Rasul 13:14</w:t>
-      </w:r>
-      <w:r>
-        <w:rPr>
-          <w:lang w:val="id_ID" w:bidi="id_ID"/>
-        </w:rPr>
-        <w:t xml:space="preserve">, </w:t>
-      </w:r>
-      <w:r>
-        <w:rPr>
-          <w:lang w:val="id_ID" w:bidi="id_ID"/>
-        </w:rPr>
-        <w:t>45–51</w:t>
-      </w:r>
-      <w:r>
-        <w:rPr>
-          <w:lang w:val="id_ID" w:bidi="id_ID"/>
-        </w:rPr>
-        <w:t xml:space="preserve">; </w:t>
-      </w:r>
-      <w:r>
-        <w:rPr>
-          <w:lang w:val="id_ID" w:bidi="id_ID"/>
-        </w:rPr>
-        <w:t>14:1–8</w:t>
-      </w:r>
-      <w:r>
-        <w:rPr>
-          <w:lang w:val="id_ID" w:bidi="id_ID"/>
-        </w:rPr>
-        <w:t xml:space="preserve">, </w:t>
-      </w:r>
-      <w:r>
-        <w:rPr>
-          <w:lang w:val="id_ID" w:bidi="id_ID"/>
-        </w:rPr>
-        <w:t>19–22</w:t>
-      </w:r>
-      <w:r>
-        <w:rPr>
-          <w:lang w:val="id_ID" w:bidi="id_ID"/>
-        </w:rPr>
-        <w:t>), meskipun dia dipanggil setelah peristiwa-peristiwa ini (</w:t>
-      </w:r>
-      <w:r>
-        <w:rPr>
-          <w:lang w:val="id_ID" w:bidi="id_ID"/>
-        </w:rPr>
-        <w:t>Kisah Para Rasul 16:1–3</w:t>
-      </w:r>
-      <w:r>
-        <w:rPr>
-          <w:lang w:val="id_ID" w:bidi="id_ID"/>
-        </w:rPr>
-        <w:t xml:space="preserve">). • Tuhan telah melepaskan aku: Paulus dapat bersaksi dari hidupnya sendiri bahwa Tuhan akan menggenapi rencana-Nya melalui hamba-Nya yang setia (lihat </w:t>
-      </w:r>
-      <w:r>
-        <w:rPr>
-          <w:lang w:val="id_ID" w:bidi="id_ID"/>
-        </w:rPr>
-        <w:t>2Tim. 4:6–8</w:t>
-      </w:r>
-      <w:r>
-        <w:rPr>
-          <w:lang w:val="id_ID" w:bidi="id_ID"/>
-        </w:rPr>
-        <w:t xml:space="preserve">, </w:t>
-      </w:r>
-      <w:r>
-        <w:rPr>
-          <w:lang w:val="id_ID" w:bidi="id_ID"/>
-        </w:rPr>
-        <w:t>17–18</w:t>
-      </w:r>
-      <w:r>
-        <w:rPr>
-          <w:lang w:val="id_ID" w:bidi="id_ID"/>
-        </w:rPr>
-        <w:t xml:space="preserve">; </w:t>
-      </w:r>
-      <w:r>
-        <w:rPr>
-          <w:lang w:val="id_ID" w:bidi="id_ID"/>
-        </w:rPr>
-        <w:t>Mzm. 22:19–22</w:t>
-      </w:r>
-      <w:r>
-        <w:rPr>
-          <w:lang w:val="id_ID" w:bidi="id_ID"/>
-        </w:rPr>
-        <w:t xml:space="preserve">; </w:t>
-      </w:r>
-      <w:r>
-        <w:rPr>
-          <w:lang w:val="id_ID" w:bidi="id_ID"/>
-        </w:rPr>
-        <w:t>34:19</w:t>
-      </w:r>
-      <w:r>
-        <w:rPr>
-          <w:lang w:val="id_ID" w:bidi="id_ID"/>
-        </w:rPr>
-        <w:t xml:space="preserve">; </w:t>
-      </w:r>
-      <w:r>
-        <w:rPr>
-          <w:lang w:val="id_ID" w:bidi="id_ID"/>
-        </w:rPr>
-        <w:t>Dan. 3:17–18</w:t>
-      </w:r>
-      <w:r>
-        <w:rPr>
-          <w:lang w:val="id_ID" w:bidi="id_ID"/>
-        </w:rPr>
-        <w:t xml:space="preserve">; </w:t>
-      </w:r>
-      <w:r>
-        <w:rPr>
-          <w:lang w:val="id_ID" w:bidi="id_ID"/>
-        </w:rPr>
-        <w:t>2Kor. 1:8–10</w:t>
-      </w:r>
-      <w:r>
-        <w:rPr>
-          <w:lang w:val="id_ID" w:bidi="id_ID"/>
-        </w:rPr>
-        <w:t xml:space="preserve">; </w:t>
-      </w:r>
-      <w:r>
-        <w:rPr>
-          <w:lang w:val="id_ID" w:bidi="id_ID"/>
-        </w:rPr>
-        <w:t>2Ptr. 2:7–9</w:t>
-      </w:r>
-      <w:r>
-        <w:rPr>
-          <w:lang w:val="id_ID" w:bidi="id_ID"/>
-        </w:rPr>
-        <w:t>).</w:t>
-      </w:r>
-      <w:r>
-        <w:rPr>
-          <w:lang w:val="id_ID" w:bidi="id_ID"/>
-        </w:rPr>
-      </w:r>
-      <w:r>
-        <w:rPr>
-          <w:lang w:val="id_ID" w:bidi="id_ID"/>
-        </w:rPr>
-      </w:r>
-    </w:p>
-    <w:p>
-      <w:pPr/>
-      <w:r>
-        <w:rPr>
-          <w:lang w:val="id_ID" w:bidi="id_ID"/>
-        </w:rPr>
-      </w:r>
-    </w:p>
-    <w:p>
-      <w:pPr>
-        <w:pStyle w:val="Heading2"/>
-      </w:pPr>
-      <w:r>
-        <w:rPr>
-          <w:lang w:val="id_ID" w:bidi="id_ID"/>
-        </w:rPr>
-        <w:t>2 Timotius 3:14–15</w:t>
-      </w:r>
-      <w:r>
-        <w:rPr>
-          <w:lang w:val="id_ID" w:bidi="id_ID"/>
-        </w:rPr>
-      </w:r>
-    </w:p>
-    <w:p>
-      <w:pPr/>
-      <w:r>
-        <w:rPr>
-          <w:lang w:val="id_ID" w:bidi="id_ID"/>
-        </w:rPr>
-      </w:r>
-      <w:r>
-        <w:rPr>
-          <w:lang w:val="id_ID" w:bidi="id_ID"/>
-        </w:rPr>
-        <w:t xml:space="preserve">dari kecil: Nenek dan ibu Timotius, Lois dan Eunike yang adalah orang Yahudi (lihat </w:t>
-      </w:r>
-      <w:r>
-        <w:rPr>
-          <w:lang w:val="id_ID" w:bidi="id_ID"/>
-        </w:rPr>
-        <w:t>Kisah Para Rasul 16:1–3</w:t>
-      </w:r>
-      <w:r>
-        <w:rPr>
-          <w:lang w:val="id_ID" w:bidi="id_ID"/>
-        </w:rPr>
-        <w:t xml:space="preserve">), telah mendidik Timotius sejak kecil dalam Kitab Suci Perjanjian Lama (lihat </w:t>
-      </w:r>
-      <w:r>
-        <w:rPr>
-          <w:lang w:val="id_ID" w:bidi="id_ID"/>
-        </w:rPr>
-        <w:t>2Tim. 1:5</w:t>
-      </w:r>
-      <w:r>
-        <w:rPr>
-          <w:lang w:val="id_ID" w:bidi="id_ID"/>
-        </w:rPr>
-        <w:t>), dan kehidupan mereka memperkuat pengajaran tersebut. • Kitab Suci yang dapat memberi hikmat kepadamu dan menuntun engkau kepada … Kristus Yesus. Pada akhirnya, Yesus Kristus diperlukan untuk memahami Kitab Suci Perjanjian Lama sepenuhnya.</w:t>
-      </w:r>
-      <w:r>
-        <w:rPr>
-          <w:lang w:val="id_ID" w:bidi="id_ID"/>
-        </w:rPr>
-      </w:r>
-      <w:r>
-        <w:rPr>
-          <w:lang w:val="id_ID" w:bidi="id_ID"/>
-        </w:rPr>
-      </w:r>
-    </w:p>
-    <w:p>
-      <w:pPr/>
-      <w:r>
-        <w:rPr>
-          <w:lang w:val="id_ID" w:bidi="id_ID"/>
-        </w:rPr>
-      </w:r>
-    </w:p>
-    <w:p>
-      <w:pPr>
-        <w:pStyle w:val="Heading2"/>
-      </w:pPr>
-      <w:r>
-        <w:rPr>
-          <w:lang w:val="id_ID" w:bidi="id_ID"/>
-        </w:rPr>
-        <w:t>2 Timotius 3:16</w:t>
-      </w:r>
-      <w:r>
-        <w:rPr>
-          <w:lang w:val="id_ID" w:bidi="id_ID"/>
-        </w:rPr>
-      </w:r>
-    </w:p>
-    <w:p>
-      <w:pPr/>
-      <w:r>
-        <w:rPr>
-          <w:lang w:val="id_ID" w:bidi="id_ID"/>
-        </w:rPr>
-      </w:r>
-      <w:r>
-        <w:rPr>
-          <w:lang w:val="id_ID" w:bidi="id_ID"/>
-        </w:rPr>
-        <w:t xml:space="preserve">Fakta bahwa Kitab Suci diilhami oleh Allah (secara harfiah </w:t>
-      </w:r>
-      <w:r>
-        <w:rPr>
-          <w:i/>
-          <w:lang w:val="id_ID" w:bidi="id_ID"/>
-        </w:rPr>
-        <w:t>dihembuskan oleh Allah,</w:t>
-      </w:r>
-      <w:r>
-        <w:rPr>
-          <w:lang w:val="id_ID" w:bidi="id_ID"/>
-        </w:rPr>
-        <w:t xml:space="preserve"> diucapkan dari nafas Allah sendiri; lihat juga </w:t>
-      </w:r>
-      <w:r>
-        <w:rPr>
-          <w:lang w:val="id_ID" w:bidi="id_ID"/>
-        </w:rPr>
-        <w:t>Ibr. 4:12–13</w:t>
-      </w:r>
-      <w:r>
-        <w:rPr>
-          <w:lang w:val="id_ID" w:bidi="id_ID"/>
-        </w:rPr>
-        <w:t xml:space="preserve">; </w:t>
-      </w:r>
-      <w:r>
-        <w:rPr>
-          <w:lang w:val="id_ID" w:bidi="id_ID"/>
-        </w:rPr>
-        <w:t>2Ptr. 1:20–21</w:t>
-      </w:r>
-      <w:r>
-        <w:rPr>
-          <w:lang w:val="id_ID" w:bidi="id_ID"/>
-        </w:rPr>
-        <w:t xml:space="preserve">) tidaklah menghilangkan keterlibatan aktif penulis manusia. Namun, ini menegaskan bahwa Allah sepenuhnya bertanggung jawab atas firman-Nya. Kitab Suci itu benar, dapat diandalkan, berotoritas, permanen, dan berkuasa karena berasal dari Allah sendiri. Pesannya saling terhubung dan konsisten dalam kesaksiannya tentang Yesus Kristus (lihat </w:t>
-      </w:r>
-      <w:r>
-        <w:rPr>
-          <w:lang w:val="id_ID" w:bidi="id_ID"/>
-        </w:rPr>
-        <w:t>Lukas 24:25–27</w:t>
-      </w:r>
-      <w:r>
-        <w:rPr>
-          <w:lang w:val="id_ID" w:bidi="id_ID"/>
-        </w:rPr>
-        <w:t xml:space="preserve">, </w:t>
-      </w:r>
-      <w:r>
-        <w:rPr>
-          <w:lang w:val="id_ID" w:bidi="id_ID"/>
-        </w:rPr>
-        <w:t>44</w:t>
-      </w:r>
-      <w:r>
-        <w:rPr>
-          <w:lang w:val="id_ID" w:bidi="id_ID"/>
-        </w:rPr>
-        <w:t xml:space="preserve">; </w:t>
-      </w:r>
-      <w:r>
-        <w:rPr>
-          <w:lang w:val="id_ID" w:bidi="id_ID"/>
-        </w:rPr>
-        <w:t>Yohanes 5:39–40</w:t>
-      </w:r>
-      <w:r>
-        <w:rPr>
-          <w:lang w:val="id_ID" w:bidi="id_ID"/>
-        </w:rPr>
-        <w:t xml:space="preserve">; </w:t>
-      </w:r>
-      <w:r>
-        <w:rPr>
-          <w:lang w:val="id_ID" w:bidi="id_ID"/>
-        </w:rPr>
-        <w:t>Kisah. 3:24</w:t>
-      </w:r>
-      <w:r>
-        <w:rPr>
-          <w:lang w:val="id_ID" w:bidi="id_ID"/>
-        </w:rPr>
-        <w:t xml:space="preserve">; </w:t>
-      </w:r>
-      <w:r>
-        <w:rPr>
-          <w:lang w:val="id_ID" w:bidi="id_ID"/>
-        </w:rPr>
-        <w:t>1Kor. 15:3–4</w:t>
-      </w:r>
-      <w:r>
-        <w:rPr>
-          <w:lang w:val="id_ID" w:bidi="id_ID"/>
-        </w:rPr>
-        <w:t>). Oleh karena itu, firman memiliki kekuatan untuk mendatangkan keselamatan dan membangkitkan iman. Kitab Suci tidak boleh disalahgunakan, seperti yang dilakukan oleh guru-guru palsu (</w:t>
-      </w:r>
-      <w:r>
-        <w:rPr>
-          <w:lang w:val="id_ID" w:bidi="id_ID"/>
-        </w:rPr>
-        <w:t>2Tim. 4:2–4</w:t>
-      </w:r>
-      <w:r>
-        <w:rPr>
-          <w:lang w:val="id_ID" w:bidi="id_ID"/>
-        </w:rPr>
-        <w:t xml:space="preserve">; </w:t>
-      </w:r>
-      <w:r>
-        <w:rPr>
-          <w:lang w:val="id_ID" w:bidi="id_ID"/>
-        </w:rPr>
-        <w:t>1Tim. 1:4–7</w:t>
-      </w:r>
-      <w:r>
-        <w:rPr>
-          <w:lang w:val="id_ID" w:bidi="id_ID"/>
-        </w:rPr>
-        <w:t xml:space="preserve">; bandingkan </w:t>
-      </w:r>
-      <w:r>
-        <w:rPr>
-          <w:lang w:val="id_ID" w:bidi="id_ID"/>
-        </w:rPr>
-        <w:t>2Ptr. 3:16</w:t>
-      </w:r>
-      <w:r>
-        <w:rPr>
-          <w:lang w:val="id_ID" w:bidi="id_ID"/>
-        </w:rPr>
-        <w:t>), tetapi harus diajarkan dengan benar (</w:t>
-      </w:r>
-      <w:r>
-        <w:rPr>
-          <w:lang w:val="id_ID" w:bidi="id_ID"/>
-        </w:rPr>
-        <w:t>2Tim. 2:2</w:t>
-      </w:r>
-      <w:r>
-        <w:rPr>
-          <w:lang w:val="id_ID" w:bidi="id_ID"/>
-        </w:rPr>
-        <w:t xml:space="preserve">, </w:t>
-      </w:r>
-      <w:r>
-        <w:rPr>
-          <w:lang w:val="id_ID" w:bidi="id_ID"/>
-        </w:rPr>
-        <w:t>15</w:t>
-      </w:r>
-      <w:r>
-        <w:rPr>
-          <w:lang w:val="id_ID" w:bidi="id_ID"/>
-        </w:rPr>
-        <w:t>). • Karena firman itu diinspirasi atau diilhamkan Allah, alhasil seluruh Kitab Suci memiliki manfaat. Baik Perjanjian Lama maupun Perjanjian Baru bersama-sama menjadi panduan dan pengajar bagi kita dalam kehidupan.</w:t>
-      </w:r>
-      <w:r>
-        <w:rPr>
-          <w:lang w:val="id_ID" w:bidi="id_ID"/>
-        </w:rPr>
-      </w:r>
-      <w:r>
-        <w:rPr>
-          <w:lang w:val="id_ID" w:bidi="id_ID"/>
-        </w:rPr>
-      </w:r>
-    </w:p>
-    <w:p>
-      <w:pPr/>
-      <w:r>
-        <w:rPr>
-          <w:lang w:val="id_ID" w:bidi="id_ID"/>
-        </w:rPr>
-      </w:r>
-    </w:p>
-    <w:p>
-      <w:pPr>
-        <w:pStyle w:val="Heading2"/>
-      </w:pPr>
-      <w:r>
-        <w:rPr>
-          <w:lang w:val="id_ID" w:bidi="id_ID"/>
-        </w:rPr>
-        <w:t>2 Timotius 3:16–17</w:t>
-      </w:r>
-      <w:r>
-        <w:rPr>
-          <w:lang w:val="id_ID" w:bidi="id_ID"/>
-        </w:rPr>
-      </w:r>
-    </w:p>
-    <w:p>
-      <w:pPr/>
-      <w:r>
-        <w:rPr>
-          <w:lang w:val="id_ID" w:bidi="id_ID"/>
-        </w:rPr>
-      </w:r>
-      <w:r>
-        <w:rPr>
-          <w:lang w:val="id_ID" w:bidi="id_ID"/>
-        </w:rPr>
-        <w:t xml:space="preserve">Ayat-ayat ini menjelaskan </w:t>
-      </w:r>
-      <w:r>
-        <w:rPr>
-          <w:lang w:val="id_ID" w:bidi="id_ID"/>
-        </w:rPr>
-        <w:t>2Tim. 3:15</w:t>
-      </w:r>
-      <w:r>
-        <w:rPr>
-          <w:lang w:val="id_ID" w:bidi="id_ID"/>
-        </w:rPr>
-        <w:t xml:space="preserve"> dengan menguraikan efektivitas Kitab Suci, sumbernya, dan cara-cara yang memberikan hikmat untuk menjalani keselamatan kita. Paulus berbicara tentang Kitab Suci Ibrani (Perjanjian Lama), tetapi pernyataannya kini dapat diterapkan pada semua Kitab Suci</w:t>
-      </w:r>
-      <w:r>
-        <w:rPr>
-          <w:i/>
-          <w:lang w:val="id_ID" w:bidi="id_ID"/>
-        </w:rPr>
-        <w:t>,</w:t>
-      </w:r>
-      <w:r>
-        <w:rPr>
-          <w:lang w:val="id_ID" w:bidi="id_ID"/>
-        </w:rPr>
-        <w:t xml:space="preserve"> termasuk Perjanjian Baru (lihat, misalnya, </w:t>
-      </w:r>
-      <w:r>
-        <w:rPr>
-          <w:lang w:val="id_ID" w:bidi="id_ID"/>
-        </w:rPr>
-        <w:t>2Ptr. 3:15–16</w:t>
-      </w:r>
-      <w:r>
-        <w:rPr>
-          <w:lang w:val="id_ID" w:bidi="id_ID"/>
-        </w:rPr>
-        <w:t>).</w:t>
-      </w:r>
-      <w:r>
-        <w:rPr>
-          <w:lang w:val="id_ID" w:bidi="id_ID"/>
-        </w:rPr>
-      </w:r>
-      <w:r>
-        <w:rPr>
-          <w:lang w:val="id_ID" w:bidi="id_ID"/>
-        </w:rPr>
-      </w:r>
-    </w:p>
-    <w:p>
-      <w:pPr/>
-      <w:r>
-        <w:rPr>
-          <w:lang w:val="id_ID" w:bidi="id_ID"/>
-        </w:rPr>
-      </w:r>
-    </w:p>
-    <w:p>
-      <w:pPr>
-        <w:pStyle w:val="Heading2"/>
-      </w:pPr>
-      <w:r>
-        <w:rPr>
-          <w:lang w:val="id_ID" w:bidi="id_ID"/>
-        </w:rPr>
-        <w:t>2 Timotius 3:17</w:t>
-      </w:r>
-      <w:r>
-        <w:rPr>
-          <w:lang w:val="id_ID" w:bidi="id_ID"/>
-        </w:rPr>
-      </w:r>
-    </w:p>
-    <w:p>
-      <w:pPr/>
-      <w:r>
-        <w:rPr>
-          <w:lang w:val="id_ID" w:bidi="id_ID"/>
-        </w:rPr>
-      </w:r>
-      <w:r>
-        <w:rPr>
-          <w:lang w:val="id_ID" w:bidi="id_ID"/>
-        </w:rPr>
-        <w:t>Paulus menjelaskan bahwa keselamatan (</w:t>
-      </w:r>
-      <w:r>
-        <w:rPr>
-          <w:lang w:val="id_ID" w:bidi="id_ID"/>
-        </w:rPr>
-        <w:t>2Tim.</w:t>
-      </w:r>
-      <w:r>
-        <w:rPr>
-          <w:lang w:val="id_ID" w:bidi="id_ID"/>
-        </w:rPr>
-        <w:t xml:space="preserve"> </w:t>
-      </w:r>
-      <w:r>
-        <w:rPr>
-          <w:lang w:val="id_ID" w:bidi="id_ID"/>
-        </w:rPr>
-        <w:t>3:15</w:t>
-      </w:r>
-      <w:r>
-        <w:rPr>
-          <w:lang w:val="id_ID" w:bidi="id_ID"/>
-        </w:rPr>
-        <w:t xml:space="preserve">) menghasilkan kesalehan (lihat </w:t>
-      </w:r>
-      <w:r>
-        <w:rPr>
-          <w:lang w:val="id_ID" w:bidi="id_ID"/>
-        </w:rPr>
-        <w:t>Gal. 1:4</w:t>
-      </w:r>
-      <w:r>
-        <w:rPr>
-          <w:lang w:val="id_ID" w:bidi="id_ID"/>
-        </w:rPr>
-        <w:t xml:space="preserve">; </w:t>
-      </w:r>
-      <w:r>
-        <w:rPr>
-          <w:lang w:val="id_ID" w:bidi="id_ID"/>
-        </w:rPr>
-        <w:t>5:16–26</w:t>
-      </w:r>
-      <w:r>
-        <w:rPr>
-          <w:lang w:val="id_ID" w:bidi="id_ID"/>
-        </w:rPr>
-        <w:t xml:space="preserve">; </w:t>
-      </w:r>
-      <w:r>
-        <w:rPr>
-          <w:lang w:val="id_ID" w:bidi="id_ID"/>
-        </w:rPr>
-        <w:t>Ef. 2:8–10</w:t>
-      </w:r>
-      <w:r>
-        <w:rPr>
-          <w:lang w:val="id_ID" w:bidi="id_ID"/>
-        </w:rPr>
-        <w:t>).</w:t>
-      </w:r>
-      <w:r>
-        <w:rPr>
-          <w:lang w:val="id_ID" w:bidi="id_ID"/>
-        </w:rPr>
-      </w:r>
-      <w:r>
-        <w:rPr>
-          <w:lang w:val="id_ID" w:bidi="id_ID"/>
-        </w:rPr>
-      </w:r>
-    </w:p>
-    <w:p>
-      <w:pPr/>
-      <w:r>
-        <w:rPr>
-          <w:lang w:val="id_ID" w:bidi="id_ID"/>
-        </w:rPr>
-      </w:r>
-    </w:p>
-    <w:p>
-      <w:pPr>
-        <w:pStyle w:val="Heading2"/>
-      </w:pPr>
-      <w:r>
-        <w:rPr>
-          <w:lang w:val="id_ID" w:bidi="id_ID"/>
-        </w:rPr>
-        <w:t>2 Timotius 4:1</w:t>
-      </w:r>
-      <w:r>
-        <w:rPr>
-          <w:lang w:val="id_ID" w:bidi="id_ID"/>
-        </w:rPr>
-      </w:r>
-    </w:p>
-    <w:p>
-      <w:pPr/>
-      <w:r>
-        <w:rPr>
-          <w:lang w:val="id_ID" w:bidi="id_ID"/>
-        </w:rPr>
-      </w:r>
-      <w:r>
-        <w:rPr>
-          <w:lang w:val="id_ID" w:bidi="id_ID"/>
-        </w:rPr>
-        <w:t xml:space="preserve">menghakimi orang yang hidup dan yang mati: Lihat </w:t>
-      </w:r>
-      <w:r>
-        <w:rPr>
-          <w:lang w:val="id_ID" w:bidi="id_ID"/>
-        </w:rPr>
-        <w:t>Mat. 25:31–46</w:t>
-      </w:r>
-      <w:r>
-        <w:rPr>
-          <w:lang w:val="id_ID" w:bidi="id_ID"/>
-        </w:rPr>
-        <w:t xml:space="preserve">; </w:t>
-      </w:r>
-      <w:r>
-        <w:rPr>
-          <w:lang w:val="id_ID" w:bidi="id_ID"/>
-        </w:rPr>
-        <w:t>Kisah. 10:42</w:t>
-      </w:r>
-      <w:r>
-        <w:rPr>
-          <w:lang w:val="id_ID" w:bidi="id_ID"/>
-        </w:rPr>
-        <w:t xml:space="preserve">; </w:t>
-      </w:r>
-      <w:r>
-        <w:rPr>
-          <w:lang w:val="id_ID" w:bidi="id_ID"/>
-        </w:rPr>
-        <w:t>Rm. 14:7–12</w:t>
-      </w:r>
-      <w:r>
-        <w:rPr>
-          <w:lang w:val="id_ID" w:bidi="id_ID"/>
-        </w:rPr>
-        <w:t xml:space="preserve">; </w:t>
-      </w:r>
-      <w:r>
-        <w:rPr>
-          <w:lang w:val="id_ID" w:bidi="id_ID"/>
-        </w:rPr>
-        <w:t>Why. 20:11–15</w:t>
-      </w:r>
-      <w:r>
-        <w:rPr>
-          <w:lang w:val="id_ID" w:bidi="id_ID"/>
-        </w:rPr>
-        <w:t xml:space="preserve">. • pada saat kedatangannya (secara harfiah </w:t>
-      </w:r>
-      <w:r>
-        <w:rPr>
-          <w:i/>
-          <w:lang w:val="id_ID" w:bidi="id_ID"/>
-        </w:rPr>
-        <w:t>demi</w:t>
-      </w:r>
-      <w:r>
-        <w:rPr>
-          <w:lang w:val="id_ID" w:bidi="id_ID"/>
-        </w:rPr>
-        <w:t xml:space="preserve"> </w:t>
-      </w:r>
-      <w:r>
-        <w:rPr>
-          <w:i/>
-          <w:lang w:val="id_ID" w:bidi="id_ID"/>
-        </w:rPr>
-        <w:t>penyataan-Nya</w:t>
-      </w:r>
-      <w:r>
-        <w:rPr>
-          <w:lang w:val="id_ID" w:bidi="id_ID"/>
-        </w:rPr>
-        <w:t xml:space="preserve">): Lihat </w:t>
-      </w:r>
-      <w:r>
-        <w:rPr>
-          <w:lang w:val="id_ID" w:bidi="id_ID"/>
-        </w:rPr>
-        <w:t>catatan studi pada 1Tim. 6:14</w:t>
-      </w:r>
-      <w:r>
-        <w:rPr>
-          <w:lang w:val="id_ID" w:bidi="id_ID"/>
-        </w:rPr>
-        <w:t xml:space="preserve">; lihat juga </w:t>
-      </w:r>
-      <w:r>
-        <w:rPr>
-          <w:lang w:val="id_ID" w:bidi="id_ID"/>
-        </w:rPr>
-        <w:t>2Tim. 1:10</w:t>
-      </w:r>
-      <w:r>
-        <w:rPr>
-          <w:lang w:val="id_ID" w:bidi="id_ID"/>
-        </w:rPr>
-        <w:t xml:space="preserve">; </w:t>
-      </w:r>
-      <w:r>
-        <w:rPr>
-          <w:lang w:val="id_ID" w:bidi="id_ID"/>
-        </w:rPr>
-        <w:t>4:8</w:t>
-      </w:r>
-      <w:r>
-        <w:rPr>
-          <w:lang w:val="id_ID" w:bidi="id_ID"/>
-        </w:rPr>
-        <w:t xml:space="preserve">; </w:t>
-      </w:r>
-      <w:r>
-        <w:rPr>
-          <w:lang w:val="id_ID" w:bidi="id_ID"/>
-        </w:rPr>
-        <w:t>Titus 2:11–13</w:t>
-      </w:r>
-      <w:r>
-        <w:rPr>
-          <w:lang w:val="id_ID" w:bidi="id_ID"/>
-        </w:rPr>
-        <w:t xml:space="preserve">; </w:t>
-      </w:r>
-      <w:r>
-        <w:rPr>
-          <w:lang w:val="id_ID" w:bidi="id_ID"/>
-        </w:rPr>
-        <w:t>3:4</w:t>
-      </w:r>
-      <w:r>
-        <w:rPr>
-          <w:lang w:val="id_ID" w:bidi="id_ID"/>
-        </w:rPr>
-        <w:t>.</w:t>
-      </w:r>
-      <w:r>
-        <w:rPr>
-          <w:lang w:val="id_ID" w:bidi="id_ID"/>
-        </w:rPr>
-      </w:r>
-      <w:r>
-        <w:rPr>
-          <w:lang w:val="id_ID" w:bidi="id_ID"/>
-        </w:rPr>
-      </w:r>
-    </w:p>
-    <w:p>
-      <w:pPr/>
-      <w:r>
-        <w:rPr>
-          <w:lang w:val="id_ID" w:bidi="id_ID"/>
-        </w:rPr>
-      </w:r>
-    </w:p>
-    <w:p>
-      <w:pPr>
-        <w:pStyle w:val="Heading2"/>
-      </w:pPr>
-      <w:r>
-        <w:rPr>
-          <w:lang w:val="id_ID" w:bidi="id_ID"/>
-        </w:rPr>
-        <w:t>2 Timotius 4:1–8</w:t>
-      </w:r>
-      <w:r>
-        <w:rPr>
-          <w:lang w:val="id_ID" w:bidi="id_ID"/>
-        </w:rPr>
-      </w:r>
-    </w:p>
-    <w:p>
-      <w:pPr/>
-      <w:r>
-        <w:rPr>
-          <w:lang w:val="id_ID" w:bidi="id_ID"/>
-        </w:rPr>
-      </w:r>
-      <w:r>
-        <w:rPr>
-          <w:lang w:val="id_ID" w:bidi="id_ID"/>
-        </w:rPr>
-        <w:t xml:space="preserve">Timotius berdiri di hadapan Allah dan harus bekerja dengan pandangan akan kedatangan Yesus yang akan menghakimi dan mendirikan Kerajaan-Nya (lihat </w:t>
-      </w:r>
-      <w:r>
-        <w:rPr>
-          <w:lang w:val="id_ID" w:bidi="id_ID"/>
-        </w:rPr>
-        <w:t>1Tim. 5:21</w:t>
-      </w:r>
-      <w:r>
-        <w:rPr>
-          <w:lang w:val="id_ID" w:bidi="id_ID"/>
-        </w:rPr>
-        <w:t xml:space="preserve">; </w:t>
-      </w:r>
-      <w:r>
-        <w:rPr>
-          <w:lang w:val="id_ID" w:bidi="id_ID"/>
-        </w:rPr>
-        <w:t>6:13–14</w:t>
-      </w:r>
-      <w:r>
-        <w:rPr>
-          <w:lang w:val="id_ID" w:bidi="id_ID"/>
-        </w:rPr>
-        <w:t>). Kedatangan Kristus akan membawa penyucian (</w:t>
-      </w:r>
-      <w:r>
-        <w:rPr>
-          <w:lang w:val="id_ID" w:bidi="id_ID"/>
-        </w:rPr>
-        <w:t>2Tim. 2:19</w:t>
-      </w:r>
-      <w:r>
-        <w:rPr>
-          <w:lang w:val="id_ID" w:bidi="id_ID"/>
-        </w:rPr>
-        <w:t>), pertanggungjawaban (</w:t>
-      </w:r>
-      <w:r>
-        <w:rPr>
-          <w:lang w:val="id_ID" w:bidi="id_ID"/>
-        </w:rPr>
-        <w:t xml:space="preserve">2Tim. </w:t>
-      </w:r>
-      <w:r>
-        <w:rPr>
-          <w:lang w:val="id_ID" w:bidi="id_ID"/>
-        </w:rPr>
-        <w:t>3:8–9</w:t>
-      </w:r>
-      <w:r>
-        <w:rPr>
-          <w:lang w:val="id_ID" w:bidi="id_ID"/>
-        </w:rPr>
-        <w:t>), keselamatan, pembenaran, dan ganjaran (</w:t>
-      </w:r>
-      <w:r>
-        <w:rPr>
-          <w:lang w:val="id_ID" w:bidi="id_ID"/>
-        </w:rPr>
-        <w:t xml:space="preserve">2Tim. </w:t>
-      </w:r>
-      <w:r>
-        <w:rPr>
-          <w:lang w:val="id_ID" w:bidi="id_ID"/>
-        </w:rPr>
-        <w:t>4:8</w:t>
-      </w:r>
-      <w:r>
-        <w:rPr>
-          <w:lang w:val="id_ID" w:bidi="id_ID"/>
-        </w:rPr>
-        <w:t xml:space="preserve">, </w:t>
-      </w:r>
-      <w:r>
-        <w:rPr>
-          <w:lang w:val="id_ID" w:bidi="id_ID"/>
-        </w:rPr>
-        <w:t>18</w:t>
-      </w:r>
-      <w:r>
-        <w:rPr>
-          <w:lang w:val="id_ID" w:bidi="id_ID"/>
-        </w:rPr>
-        <w:t xml:space="preserve">). Lihat juga </w:t>
-      </w:r>
-      <w:r>
-        <w:rPr>
-          <w:lang w:val="id_ID" w:bidi="id_ID"/>
-        </w:rPr>
-        <w:t>1Kor. 3:10–15</w:t>
-      </w:r>
-      <w:r>
-        <w:rPr>
-          <w:lang w:val="id_ID" w:bidi="id_ID"/>
-        </w:rPr>
-        <w:t xml:space="preserve">; </w:t>
-      </w:r>
-      <w:r>
-        <w:rPr>
-          <w:lang w:val="id_ID" w:bidi="id_ID"/>
-        </w:rPr>
-        <w:t>4:4–5</w:t>
-      </w:r>
-      <w:r>
-        <w:rPr>
-          <w:lang w:val="id_ID" w:bidi="id_ID"/>
-        </w:rPr>
-        <w:t xml:space="preserve">; </w:t>
-      </w:r>
-      <w:r>
-        <w:rPr>
-          <w:lang w:val="id_ID" w:bidi="id_ID"/>
-        </w:rPr>
-        <w:t>2Kor. 5:10</w:t>
-      </w:r>
-      <w:r>
-        <w:rPr>
-          <w:lang w:val="id_ID" w:bidi="id_ID"/>
-        </w:rPr>
-        <w:t>.</w:t>
-      </w:r>
-      <w:r>
-        <w:rPr>
-          <w:lang w:val="id_ID" w:bidi="id_ID"/>
-        </w:rPr>
-      </w:r>
-      <w:r>
-        <w:rPr>
-          <w:lang w:val="id_ID" w:bidi="id_ID"/>
-        </w:rPr>
-      </w:r>
-    </w:p>
-    <w:p>
-      <w:pPr/>
-      <w:r>
-        <w:rPr>
-          <w:lang w:val="id_ID" w:bidi="id_ID"/>
-        </w:rPr>
-      </w:r>
-    </w:p>
-    <w:p>
-      <w:pPr>
-        <w:pStyle w:val="Heading2"/>
-      </w:pPr>
-      <w:r>
-        <w:rPr>
-          <w:lang w:val="id_ID" w:bidi="id_ID"/>
-        </w:rPr>
-        <w:t>2 Timotius 4:5</w:t>
-      </w:r>
-      <w:r>
-        <w:rPr>
-          <w:lang w:val="id_ID" w:bidi="id_ID"/>
-        </w:rPr>
-      </w:r>
-    </w:p>
-    <w:p>
-      <w:pPr/>
-      <w:r>
-        <w:rPr>
-          <w:lang w:val="id_ID" w:bidi="id_ID"/>
-        </w:rPr>
-      </w:r>
-      <w:r>
-        <w:rPr>
-          <w:lang w:val="id_ID" w:bidi="id_ID"/>
-        </w:rPr>
-        <w:t>Nasihat-nasihat terakhir ini merangkum apa yang telah disampaikan sebelumnya (</w:t>
-      </w:r>
-      <w:r>
-        <w:rPr>
-          <w:lang w:val="id_ID" w:bidi="id_ID"/>
-        </w:rPr>
-        <w:t xml:space="preserve">2Tim. </w:t>
-      </w:r>
-      <w:r>
-        <w:rPr>
-          <w:lang w:val="id_ID" w:bidi="id_ID"/>
-        </w:rPr>
-        <w:t>1:6–14</w:t>
-      </w:r>
-      <w:r>
-        <w:rPr>
-          <w:lang w:val="id_ID" w:bidi="id_ID"/>
-        </w:rPr>
-        <w:t xml:space="preserve">; </w:t>
-      </w:r>
-      <w:r>
-        <w:rPr>
-          <w:lang w:val="id_ID" w:bidi="id_ID"/>
-        </w:rPr>
-        <w:t>2:1–15</w:t>
-      </w:r>
-      <w:r>
-        <w:rPr>
-          <w:lang w:val="id_ID" w:bidi="id_ID"/>
-        </w:rPr>
-        <w:t xml:space="preserve">, </w:t>
-      </w:r>
-      <w:r>
-        <w:rPr>
-          <w:lang w:val="id_ID" w:bidi="id_ID"/>
-        </w:rPr>
-        <w:t>24–26</w:t>
-      </w:r>
-      <w:r>
-        <w:rPr>
-          <w:lang w:val="id_ID" w:bidi="id_ID"/>
-        </w:rPr>
-        <w:t xml:space="preserve">; </w:t>
-      </w:r>
-      <w:r>
-        <w:rPr>
-          <w:lang w:val="id_ID" w:bidi="id_ID"/>
-        </w:rPr>
-        <w:t>3:12</w:t>
-      </w:r>
-      <w:r>
-        <w:rPr>
-          <w:lang w:val="id_ID" w:bidi="id_ID"/>
-        </w:rPr>
-        <w:t>).</w:t>
-      </w:r>
-      <w:r>
-        <w:rPr>
-          <w:lang w:val="id_ID" w:bidi="id_ID"/>
-        </w:rPr>
-      </w:r>
-      <w:r>
-        <w:rPr>
-          <w:lang w:val="id_ID" w:bidi="id_ID"/>
-        </w:rPr>
-      </w:r>
-    </w:p>
-    <w:p>
-      <w:pPr/>
-      <w:r>
-        <w:rPr>
-          <w:lang w:val="id_ID" w:bidi="id_ID"/>
-        </w:rPr>
-      </w:r>
-    </w:p>
-    <w:p>
-      <w:pPr>
-        <w:pStyle w:val="Heading2"/>
-      </w:pPr>
-      <w:r>
-        <w:rPr>
-          <w:lang w:val="id_ID" w:bidi="id_ID"/>
-        </w:rPr>
-        <w:t>2 Timotius 4:5–8</w:t>
-      </w:r>
-      <w:r>
-        <w:rPr>
-          <w:lang w:val="id_ID" w:bidi="id_ID"/>
-        </w:rPr>
-      </w:r>
-    </w:p>
-    <w:p>
-      <w:pPr/>
-      <w:r>
-        <w:rPr>
-          <w:lang w:val="id_ID" w:bidi="id_ID"/>
-        </w:rPr>
-      </w:r>
-      <w:r>
-        <w:rPr>
-          <w:lang w:val="id_ID" w:bidi="id_ID"/>
-        </w:rPr>
-        <w:t xml:space="preserve">Paulus secara tuntas menyerahkan jubah kepemimpinan kepada Timotius (bdk. </w:t>
-      </w:r>
-      <w:r>
-        <w:rPr>
-          <w:lang w:val="id_ID" w:bidi="id_ID"/>
-        </w:rPr>
-        <w:t>Ul. 31:7–8</w:t>
-      </w:r>
-      <w:r>
-        <w:rPr>
-          <w:lang w:val="id_ID" w:bidi="id_ID"/>
-        </w:rPr>
-        <w:t xml:space="preserve">; </w:t>
-      </w:r>
-      <w:r>
-        <w:rPr>
-          <w:lang w:val="id_ID" w:bidi="id_ID"/>
-        </w:rPr>
-        <w:t>34:9</w:t>
-      </w:r>
-      <w:r>
-        <w:rPr>
-          <w:lang w:val="id_ID" w:bidi="id_ID"/>
-        </w:rPr>
-        <w:t xml:space="preserve">; </w:t>
-      </w:r>
-      <w:r>
-        <w:rPr>
-          <w:lang w:val="id_ID" w:bidi="id_ID"/>
-        </w:rPr>
-        <w:t>2Raj. 2:1–18</w:t>
-      </w:r>
-      <w:r>
-        <w:rPr>
-          <w:lang w:val="id_ID" w:bidi="id_ID"/>
-        </w:rPr>
-        <w:t>).</w:t>
-      </w:r>
-      <w:r>
-        <w:rPr>
-          <w:lang w:val="id_ID" w:bidi="id_ID"/>
-        </w:rPr>
-      </w:r>
-      <w:r>
-        <w:rPr>
-          <w:lang w:val="id_ID" w:bidi="id_ID"/>
-        </w:rPr>
-      </w:r>
-    </w:p>
-    <w:p>
-      <w:pPr/>
-      <w:r>
-        <w:rPr>
-          <w:lang w:val="id_ID" w:bidi="id_ID"/>
-        </w:rPr>
-      </w:r>
-    </w:p>
-    <w:p>
-      <w:pPr>
-        <w:pStyle w:val="Heading2"/>
-      </w:pPr>
-      <w:r>
-        <w:rPr>
-          <w:lang w:val="id_ID" w:bidi="id_ID"/>
-        </w:rPr>
-        <w:t>2 Timotius 4:6</w:t>
-      </w:r>
-      <w:r>
-        <w:rPr>
-          <w:lang w:val="id_ID" w:bidi="id_ID"/>
-        </w:rPr>
-      </w:r>
-    </w:p>
-    <w:p>
-      <w:pPr/>
-      <w:r>
-        <w:rPr>
-          <w:lang w:val="id_ID" w:bidi="id_ID"/>
-        </w:rPr>
-      </w:r>
-      <w:r>
-        <w:rPr>
-          <w:lang w:val="id_ID" w:bidi="id_ID"/>
-        </w:rPr>
-        <w:t xml:space="preserve">Paulus menggambarkan kematiannya sebagai persembahan minuman yang dicurahkan kepada Allah (lihat </w:t>
-      </w:r>
-      <w:r>
-        <w:rPr>
-          <w:lang w:val="id_ID" w:bidi="id_ID"/>
-        </w:rPr>
-        <w:t>Kel. 29:40–41</w:t>
-      </w:r>
-      <w:r>
-        <w:rPr>
-          <w:lang w:val="id_ID" w:bidi="id_ID"/>
-        </w:rPr>
-        <w:t xml:space="preserve">; </w:t>
-      </w:r>
-      <w:r>
-        <w:rPr>
-          <w:lang w:val="id_ID" w:bidi="id_ID"/>
-        </w:rPr>
-        <w:t>Im. 23:13</w:t>
-      </w:r>
-      <w:r>
-        <w:rPr>
-          <w:lang w:val="id_ID" w:bidi="id_ID"/>
-        </w:rPr>
-        <w:t xml:space="preserve">; </w:t>
-      </w:r>
-      <w:r>
-        <w:rPr>
-          <w:lang w:val="id_ID" w:bidi="id_ID"/>
-        </w:rPr>
-        <w:t>Bil. 28:7</w:t>
-      </w:r>
-      <w:r>
-        <w:rPr>
-          <w:lang w:val="id_ID" w:bidi="id_ID"/>
-        </w:rPr>
-        <w:t xml:space="preserve">; </w:t>
-      </w:r>
-      <w:r>
-        <w:rPr>
-          <w:lang w:val="id_ID" w:bidi="id_ID"/>
-        </w:rPr>
-        <w:t>Flp. 2:17</w:t>
-      </w:r>
-      <w:r>
-        <w:rPr>
-          <w:lang w:val="id_ID" w:bidi="id_ID"/>
-        </w:rPr>
-        <w:t xml:space="preserve">); persembahan ini turut serta dalam korban Kristus sendiri (lihat </w:t>
-      </w:r>
-      <w:r>
-        <w:rPr>
-          <w:lang w:val="id_ID" w:bidi="id_ID"/>
-        </w:rPr>
-        <w:t>Kol. 1:24</w:t>
-      </w:r>
-      <w:r>
-        <w:rPr>
-          <w:lang w:val="id_ID" w:bidi="id_ID"/>
-        </w:rPr>
-        <w:t xml:space="preserve">; lihat juga </w:t>
-      </w:r>
-      <w:r>
-        <w:rPr>
-          <w:lang w:val="id_ID" w:bidi="id_ID"/>
-        </w:rPr>
-        <w:t>Rm. 12:1</w:t>
-      </w:r>
-      <w:r>
-        <w:rPr>
-          <w:lang w:val="id_ID" w:bidi="id_ID"/>
-        </w:rPr>
-        <w:t>).</w:t>
-      </w:r>
-      <w:r>
-        <w:rPr>
-          <w:lang w:val="id_ID" w:bidi="id_ID"/>
-        </w:rPr>
-      </w:r>
-      <w:r>
-        <w:rPr>
-          <w:lang w:val="id_ID" w:bidi="id_ID"/>
-        </w:rPr>
-      </w:r>
-    </w:p>
-    <w:p>
-      <w:pPr/>
-      <w:r>
-        <w:rPr>
-          <w:lang w:val="id_ID" w:bidi="id_ID"/>
-        </w:rPr>
-      </w:r>
-    </w:p>
-    <w:p>
-      <w:pPr>
-        <w:pStyle w:val="Heading2"/>
-      </w:pPr>
-      <w:r>
-        <w:rPr>
-          <w:lang w:val="id_ID" w:bidi="id_ID"/>
-        </w:rPr>
-        <w:t>2 Timotius 4:6–8</w:t>
-      </w:r>
-      <w:r>
-        <w:rPr>
-          <w:lang w:val="id_ID" w:bidi="id_ID"/>
-        </w:rPr>
-      </w:r>
-    </w:p>
-    <w:p>
-      <w:pPr/>
-      <w:r>
-        <w:rPr>
-          <w:lang w:val="id_ID" w:bidi="id_ID"/>
-        </w:rPr>
-      </w:r>
-      <w:r>
-        <w:rPr>
-          <w:lang w:val="id_ID" w:bidi="id_ID"/>
-        </w:rPr>
-        <w:t>Kesetiaan, pembenaran, dan penghargaan Paulus menjadi teladan dan tantangan bagi orang lain, khususnya Timotius, untuk mengikuti jejak Paulus setelah kepergiannya.</w:t>
-      </w:r>
-      <w:r>
-        <w:rPr>
-          <w:lang w:val="id_ID" w:bidi="id_ID"/>
-        </w:rPr>
-      </w:r>
-      <w:r>
-        <w:rPr>
-          <w:lang w:val="id_ID" w:bidi="id_ID"/>
-        </w:rPr>
-      </w:r>
-    </w:p>
-    <w:p>
-      <w:pPr/>
-      <w:r>
-        <w:rPr>
-          <w:lang w:val="id_ID" w:bidi="id_ID"/>
-        </w:rPr>
-      </w:r>
-    </w:p>
-    <w:p>
-      <w:pPr>
-        <w:pStyle w:val="Heading2"/>
-      </w:pPr>
-      <w:r>
-        <w:rPr>
-          <w:lang w:val="id_ID" w:bidi="id_ID"/>
-        </w:rPr>
-        <w:t>2 Timotius 4:7</w:t>
-      </w:r>
-      <w:r>
-        <w:rPr>
-          <w:lang w:val="id_ID" w:bidi="id_ID"/>
-        </w:rPr>
-      </w:r>
-    </w:p>
-    <w:p>
-      <w:pPr/>
-      <w:r>
-        <w:rPr>
-          <w:lang w:val="id_ID" w:bidi="id_ID"/>
-        </w:rPr>
-      </w:r>
-      <w:r>
-        <w:rPr>
-          <w:lang w:val="id_ID" w:bidi="id_ID"/>
-        </w:rPr>
-        <w:t xml:space="preserve">Paulus telah setia pada kebenaran yang dipercayakan kepadanya (lihat catatan studi pada </w:t>
-      </w:r>
-      <w:r>
-        <w:rPr>
-          <w:lang w:val="id_ID" w:bidi="id_ID"/>
-        </w:rPr>
-        <w:t>2Tim.</w:t>
-      </w:r>
-      <w:r>
-        <w:rPr>
-          <w:lang w:val="id_ID" w:bidi="id_ID"/>
-        </w:rPr>
-        <w:t xml:space="preserve"> </w:t>
-      </w:r>
-      <w:r>
-        <w:rPr>
-          <w:lang w:val="id_ID" w:bidi="id_ID"/>
-        </w:rPr>
-        <w:t>1:12</w:t>
-      </w:r>
-      <w:r>
-        <w:rPr>
-          <w:lang w:val="id_ID" w:bidi="id_ID"/>
-        </w:rPr>
-        <w:t xml:space="preserve">; </w:t>
-      </w:r>
-      <w:r>
-        <w:rPr>
-          <w:lang w:val="id_ID" w:bidi="id_ID"/>
-        </w:rPr>
-        <w:t>1Tim. 6:20</w:t>
-      </w:r>
-      <w:r>
-        <w:rPr>
-          <w:lang w:val="id_ID" w:bidi="id_ID"/>
-        </w:rPr>
-        <w:t xml:space="preserve">; bandingkan </w:t>
-      </w:r>
-      <w:r>
-        <w:rPr>
-          <w:lang w:val="id_ID" w:bidi="id_ID"/>
-        </w:rPr>
-        <w:t>Kisah. 20:24</w:t>
-      </w:r>
-      <w:r>
-        <w:rPr>
-          <w:lang w:val="id_ID" w:bidi="id_ID"/>
-        </w:rPr>
-        <w:t xml:space="preserve">). Ia telah menjaga integritas iman Kristen dan menginginkan Timotius mengikuti teladannya (lihat </w:t>
-      </w:r>
-      <w:r>
-        <w:rPr>
-          <w:lang w:val="id_ID" w:bidi="id_ID"/>
-        </w:rPr>
-        <w:t>2Tim. 2:3–7</w:t>
-      </w:r>
-      <w:r>
-        <w:rPr>
-          <w:lang w:val="id_ID" w:bidi="id_ID"/>
-        </w:rPr>
-        <w:t xml:space="preserve">; </w:t>
-      </w:r>
-      <w:r>
-        <w:rPr>
-          <w:lang w:val="id_ID" w:bidi="id_ID"/>
-        </w:rPr>
-        <w:t>1Tim. 1:18</w:t>
-      </w:r>
-      <w:r>
-        <w:rPr>
-          <w:lang w:val="id_ID" w:bidi="id_ID"/>
-        </w:rPr>
-        <w:t xml:space="preserve">; </w:t>
-      </w:r>
-      <w:r>
-        <w:rPr>
-          <w:lang w:val="id_ID" w:bidi="id_ID"/>
-        </w:rPr>
-        <w:t>6:12</w:t>
-      </w:r>
-      <w:r>
-        <w:rPr>
-          <w:lang w:val="id_ID" w:bidi="id_ID"/>
-        </w:rPr>
-        <w:t xml:space="preserve">; bandingkan </w:t>
-      </w:r>
-      <w:r>
-        <w:rPr>
-          <w:lang w:val="id_ID" w:bidi="id_ID"/>
-        </w:rPr>
-        <w:t>Rm. 15:30–31</w:t>
-      </w:r>
-      <w:r>
-        <w:rPr>
-          <w:lang w:val="id_ID" w:bidi="id_ID"/>
-        </w:rPr>
-        <w:t xml:space="preserve">; </w:t>
-      </w:r>
-      <w:r>
-        <w:rPr>
-          <w:lang w:val="id_ID" w:bidi="id_ID"/>
-        </w:rPr>
-        <w:t>1Kor. 9:25–27</w:t>
-      </w:r>
-      <w:r>
-        <w:rPr>
-          <w:lang w:val="id_ID" w:bidi="id_ID"/>
-        </w:rPr>
-        <w:t xml:space="preserve">; </w:t>
-      </w:r>
-      <w:r>
-        <w:rPr>
-          <w:lang w:val="id_ID" w:bidi="id_ID"/>
-        </w:rPr>
-        <w:t>Ibr. 12:1</w:t>
-      </w:r>
-      <w:r>
-        <w:rPr>
-          <w:lang w:val="id_ID" w:bidi="id_ID"/>
-        </w:rPr>
-        <w:t xml:space="preserve">; </w:t>
-      </w:r>
-      <w:r>
-        <w:rPr>
-          <w:lang w:val="id_ID" w:bidi="id_ID"/>
-        </w:rPr>
-        <w:t>Yudas 1:3</w:t>
-      </w:r>
-      <w:r>
-        <w:rPr>
-          <w:lang w:val="id_ID" w:bidi="id_ID"/>
-        </w:rPr>
-        <w:t>).</w:t>
-      </w:r>
-      <w:r>
-        <w:rPr>
-          <w:lang w:val="id_ID" w:bidi="id_ID"/>
-        </w:rPr>
-      </w:r>
-      <w:r>
-        <w:rPr>
-          <w:lang w:val="id_ID" w:bidi="id_ID"/>
-        </w:rPr>
-      </w:r>
-    </w:p>
-    <w:p>
-      <w:pPr/>
-      <w:r>
-        <w:rPr>
-          <w:lang w:val="id_ID" w:bidi="id_ID"/>
-        </w:rPr>
-      </w:r>
-    </w:p>
-    <w:p>
-      <w:pPr>
-        <w:pStyle w:val="Heading2"/>
-      </w:pPr>
-      <w:r>
-        <w:rPr>
-          <w:lang w:val="id_ID" w:bidi="id_ID"/>
-        </w:rPr>
-        <w:t>2 Timotius 4:8</w:t>
-      </w:r>
-      <w:r>
-        <w:rPr>
-          <w:lang w:val="id_ID" w:bidi="id_ID"/>
-        </w:rPr>
-      </w:r>
-    </w:p>
-    <w:p>
-      <w:pPr/>
-      <w:r>
-        <w:rPr>
-          <w:lang w:val="id_ID" w:bidi="id_ID"/>
-        </w:rPr>
-      </w:r>
-      <w:r>
-        <w:rPr>
-          <w:lang w:val="id_ID" w:bidi="id_ID"/>
-        </w:rPr>
-        <w:t xml:space="preserve">Hanya satu hal yang tersisa bagi Paulus: mahkota kemenangan (lihat juga </w:t>
-      </w:r>
-      <w:r>
-        <w:rPr>
-          <w:lang w:val="id_ID" w:bidi="id_ID"/>
-        </w:rPr>
-        <w:t>Yak. 1:12</w:t>
-      </w:r>
-      <w:r>
-        <w:rPr>
-          <w:lang w:val="id_ID" w:bidi="id_ID"/>
-        </w:rPr>
-        <w:t xml:space="preserve">; </w:t>
-      </w:r>
-      <w:r>
-        <w:rPr>
-          <w:lang w:val="id_ID" w:bidi="id_ID"/>
-        </w:rPr>
-        <w:t>1Ptr. 5:4</w:t>
-      </w:r>
-      <w:r>
-        <w:rPr>
-          <w:lang w:val="id_ID" w:bidi="id_ID"/>
-        </w:rPr>
-        <w:t xml:space="preserve">; </w:t>
-      </w:r>
-      <w:r>
-        <w:rPr>
-          <w:lang w:val="id_ID" w:bidi="id_ID"/>
-        </w:rPr>
-        <w:t>Why. 2:10</w:t>
-      </w:r>
-      <w:r>
-        <w:rPr>
-          <w:lang w:val="id_ID" w:bidi="id_ID"/>
-        </w:rPr>
-        <w:t xml:space="preserve">; </w:t>
-      </w:r>
-      <w:r>
-        <w:rPr>
-          <w:lang w:val="id_ID" w:bidi="id_ID"/>
-        </w:rPr>
-        <w:t>3:11</w:t>
-      </w:r>
-      <w:r>
-        <w:rPr>
-          <w:lang w:val="id_ID" w:bidi="id_ID"/>
-        </w:rPr>
-        <w:t xml:space="preserve">). • Jika kita hidup dengan harapan bahwa Kristus benar-benar akan datang kembali, kita dapat dengan antusias menantikan kedatangan-Nya (lihat </w:t>
-      </w:r>
-      <w:r>
-        <w:rPr>
-          <w:lang w:val="id_ID" w:bidi="id_ID"/>
-        </w:rPr>
-        <w:t>1Tim. 6:14</w:t>
-      </w:r>
-      <w:r>
-        <w:rPr>
-          <w:lang w:val="id_ID" w:bidi="id_ID"/>
-        </w:rPr>
-        <w:t>) untuk mendirikan kerajaan-Nya (</w:t>
-      </w:r>
-      <w:r>
-        <w:rPr>
-          <w:lang w:val="id_ID" w:bidi="id_ID"/>
-        </w:rPr>
-        <w:t>2Tim. 4:1</w:t>
-      </w:r>
-      <w:r>
-        <w:rPr>
-          <w:lang w:val="id_ID" w:bidi="id_ID"/>
-        </w:rPr>
-        <w:t>). Namun, jika kita tidak mengikuti perintah Kristus, kita tidak dapat menantikan kedatangannya sebagai Hakim dan Raja.</w:t>
-      </w:r>
-      <w:r>
-        <w:rPr>
-          <w:lang w:val="id_ID" w:bidi="id_ID"/>
-        </w:rPr>
-      </w:r>
-      <w:r>
-        <w:rPr>
-          <w:lang w:val="id_ID" w:bidi="id_ID"/>
-        </w:rPr>
-      </w:r>
-    </w:p>
-    <w:p>
-      <w:pPr/>
-      <w:r>
-        <w:rPr>
-          <w:lang w:val="id_ID" w:bidi="id_ID"/>
-        </w:rPr>
-      </w:r>
-    </w:p>
-    <w:p>
-      <w:pPr>
-        <w:pStyle w:val="Heading2"/>
-      </w:pPr>
-      <w:r>
-        <w:rPr>
-          <w:lang w:val="id_ID" w:bidi="id_ID"/>
-        </w:rPr>
-        <w:t>2 Timotius 4:9</w:t>
-      </w:r>
-      <w:r>
-        <w:rPr>
-          <w:lang w:val="id_ID" w:bidi="id_ID"/>
-        </w:rPr>
-      </w:r>
-    </w:p>
-    <w:p>
-      <w:pPr/>
-      <w:r>
-        <w:rPr>
-          <w:lang w:val="id_ID" w:bidi="id_ID"/>
-        </w:rPr>
-      </w:r>
-      <w:r>
-        <w:rPr>
-          <w:lang w:val="id_ID" w:bidi="id_ID"/>
-        </w:rPr>
-        <w:t xml:space="preserve">Paulus secara tegas meminta Timotius datang ke Roma (lihat </w:t>
-      </w:r>
-      <w:r>
-        <w:rPr>
-          <w:lang w:val="id_ID" w:bidi="id_ID"/>
-        </w:rPr>
-        <w:t>2Tim.</w:t>
-      </w:r>
-      <w:r>
-        <w:rPr>
-          <w:lang w:val="id_ID" w:bidi="id_ID"/>
-        </w:rPr>
-        <w:t xml:space="preserve"> </w:t>
-      </w:r>
-      <w:r>
-        <w:rPr>
-          <w:lang w:val="id_ID" w:bidi="id_ID"/>
-        </w:rPr>
-        <w:t>1:4</w:t>
-      </w:r>
-      <w:r>
-        <w:rPr>
-          <w:lang w:val="id_ID" w:bidi="id_ID"/>
-        </w:rPr>
-        <w:t>).</w:t>
-      </w:r>
-      <w:r>
-        <w:rPr>
-          <w:lang w:val="id_ID" w:bidi="id_ID"/>
-        </w:rPr>
-      </w:r>
-      <w:r>
-        <w:rPr>
-          <w:lang w:val="id_ID" w:bidi="id_ID"/>
-        </w:rPr>
-      </w:r>
-    </w:p>
-    <w:p>
-      <w:pPr/>
-      <w:r>
-        <w:rPr>
-          <w:lang w:val="id_ID" w:bidi="id_ID"/>
-        </w:rPr>
-      </w:r>
-    </w:p>
-    <w:p>
-      <w:pPr>
-        <w:pStyle w:val="Heading2"/>
-      </w:pPr>
-      <w:r>
-        <w:rPr>
-          <w:lang w:val="id_ID" w:bidi="id_ID"/>
-        </w:rPr>
-        <w:t>2 Timotius 4:10</w:t>
-      </w:r>
-      <w:r>
-        <w:rPr>
-          <w:lang w:val="id_ID" w:bidi="id_ID"/>
-        </w:rPr>
-      </w:r>
-    </w:p>
-    <w:p>
-      <w:pPr/>
-      <w:r>
-        <w:rPr>
-          <w:lang w:val="id_ID" w:bidi="id_ID"/>
-        </w:rPr>
-      </w:r>
-      <w:r>
-        <w:rPr>
-          <w:lang w:val="id_ID" w:bidi="id_ID"/>
-        </w:rPr>
-        <w:t xml:space="preserve">Demas: Lihat </w:t>
-      </w:r>
-      <w:r>
-        <w:rPr>
-          <w:lang w:val="id_ID" w:bidi="id_ID"/>
-        </w:rPr>
-        <w:t>Kol. 4:14</w:t>
-      </w:r>
-      <w:r>
-        <w:rPr>
-          <w:lang w:val="id_ID" w:bidi="id_ID"/>
-        </w:rPr>
-        <w:t xml:space="preserve">; </w:t>
-      </w:r>
-      <w:r>
-        <w:rPr>
-          <w:lang w:val="id_ID" w:bidi="id_ID"/>
-        </w:rPr>
-        <w:t>Flm. 1:24</w:t>
-      </w:r>
-      <w:r>
-        <w:rPr>
-          <w:lang w:val="id_ID" w:bidi="id_ID"/>
-        </w:rPr>
-        <w:t xml:space="preserve">. • meninggalkan: Lihat juga </w:t>
-      </w:r>
-      <w:r>
-        <w:rPr>
-          <w:lang w:val="id_ID" w:bidi="id_ID"/>
-        </w:rPr>
-        <w:t>2Tim. 4:16–17</w:t>
-      </w:r>
-      <w:r>
-        <w:rPr>
-          <w:lang w:val="id_ID" w:bidi="id_ID"/>
-        </w:rPr>
-        <w:t xml:space="preserve">; bandingkan </w:t>
-      </w:r>
-      <w:r>
-        <w:rPr>
-          <w:lang w:val="id_ID" w:bidi="id_ID"/>
-        </w:rPr>
-        <w:t>Mzm. 22:1</w:t>
-      </w:r>
-      <w:r>
-        <w:rPr>
-          <w:lang w:val="id_ID" w:bidi="id_ID"/>
-        </w:rPr>
-        <w:t xml:space="preserve">; </w:t>
-      </w:r>
-      <w:r>
-        <w:rPr>
-          <w:lang w:val="id_ID" w:bidi="id_ID"/>
-        </w:rPr>
-        <w:t>Markus 15:34</w:t>
-      </w:r>
-      <w:r>
-        <w:rPr>
-          <w:lang w:val="id_ID" w:bidi="id_ID"/>
-        </w:rPr>
-        <w:t>. • Mencintai hal-hal dunia dalam hidup ini bertentangan dengan pengharapan akan kedatangan Kristus yang mulia (</w:t>
-      </w:r>
-      <w:r>
-        <w:rPr>
-          <w:lang w:val="id_ID" w:bidi="id_ID"/>
-        </w:rPr>
-        <w:t>2Tim. 4:8</w:t>
-      </w:r>
-      <w:r>
-        <w:rPr>
-          <w:lang w:val="id_ID" w:bidi="id_ID"/>
-        </w:rPr>
-        <w:t>). • Kreskes tidak banyak diketahui; ketidakhadirannya dan Titus tampaknya telah membuat Paulus semakin terisolasi. • Titus adalah rekan kerja Paulus yang efektif dan dapat diandalkan. Mungkin dia pergi ke Dalmatia (barat laut Yunani modern) dalam misi untuk Paulus.</w:t>
-      </w:r>
-      <w:r>
-        <w:rPr>
-          <w:lang w:val="id_ID" w:bidi="id_ID"/>
-        </w:rPr>
-      </w:r>
-      <w:r>
-        <w:rPr>
-          <w:lang w:val="id_ID" w:bidi="id_ID"/>
-        </w:rPr>
-      </w:r>
-    </w:p>
-    <w:p>
-      <w:pPr/>
-      <w:r>
-        <w:rPr>
-          <w:lang w:val="id_ID" w:bidi="id_ID"/>
-        </w:rPr>
-      </w:r>
-    </w:p>
-    <w:p>
-      <w:pPr>
-        <w:pStyle w:val="Heading2"/>
-      </w:pPr>
-      <w:r>
-        <w:rPr>
-          <w:lang w:val="id_ID" w:bidi="id_ID"/>
-        </w:rPr>
-        <w:t>2 Timotius 4:11</w:t>
-      </w:r>
-      <w:r>
-        <w:rPr>
-          <w:lang w:val="id_ID" w:bidi="id_ID"/>
-        </w:rPr>
-      </w:r>
-    </w:p>
-    <w:p>
-      <w:pPr/>
-      <w:r>
-        <w:rPr>
-          <w:lang w:val="id_ID" w:bidi="id_ID"/>
-        </w:rPr>
-      </w:r>
-      <w:r>
-        <w:rPr>
-          <w:lang w:val="id_ID" w:bidi="id_ID"/>
-        </w:rPr>
-        <w:t>Lukas</w:t>
-      </w:r>
-      <w:r>
-        <w:rPr>
-          <w:i/>
-          <w:lang w:val="id_ID" w:bidi="id_ID"/>
-        </w:rPr>
-        <w:t>,</w:t>
-      </w:r>
-      <w:r>
-        <w:rPr>
-          <w:lang w:val="id_ID" w:bidi="id_ID"/>
-        </w:rPr>
-        <w:t xml:space="preserve"> penulis Injil Lukas dan Kisah Para Rasul, menemani Paulus dalam perjalanannya pada berbagai kesempatan. Sering dianggap bahwa Lukas bersama Paulus sebagai dokternya (</w:t>
-      </w:r>
-      <w:r>
-        <w:rPr>
-          <w:lang w:val="id_ID" w:bidi="id_ID"/>
-        </w:rPr>
-        <w:t>Kol. 4:14</w:t>
-      </w:r>
-      <w:r>
-        <w:rPr>
-          <w:lang w:val="id_ID" w:bidi="id_ID"/>
-        </w:rPr>
-        <w:t xml:space="preserve">). Lukas adalah satu-satunya rekan kerja Paulus yang terus-menerus hadir bersamanya. Oleh karena itu, Paulus berharap agar Timotius segera datang. • Markus: Penilaian Paulus bahwa dia akan berguna bagiku, menceritakan kisah pengampunan dan penebusan (lihat </w:t>
-      </w:r>
-      <w:r>
-        <w:rPr>
-          <w:lang w:val="id_ID" w:bidi="id_ID"/>
-        </w:rPr>
-        <w:t>Kisah. 13:13</w:t>
-      </w:r>
-      <w:r>
-        <w:rPr>
-          <w:lang w:val="id_ID" w:bidi="id_ID"/>
-        </w:rPr>
-        <w:t xml:space="preserve">; </w:t>
-      </w:r>
-      <w:r>
-        <w:rPr>
-          <w:lang w:val="id_ID" w:bidi="id_ID"/>
-        </w:rPr>
-        <w:t>15:36–40</w:t>
-      </w:r>
-      <w:r>
-        <w:rPr>
-          <w:lang w:val="id_ID" w:bidi="id_ID"/>
-        </w:rPr>
-        <w:t xml:space="preserve">; lihat juga </w:t>
-      </w:r>
-      <w:r>
-        <w:rPr>
-          <w:lang w:val="id_ID" w:bidi="id_ID"/>
-        </w:rPr>
-        <w:t>Kol. 4:10</w:t>
-      </w:r>
-      <w:r>
-        <w:rPr>
-          <w:lang w:val="id_ID" w:bidi="id_ID"/>
-        </w:rPr>
-        <w:t xml:space="preserve">; </w:t>
-      </w:r>
-      <w:r>
-        <w:rPr>
-          <w:lang w:val="id_ID" w:bidi="id_ID"/>
-        </w:rPr>
-        <w:t>Flm. 1:24</w:t>
-      </w:r>
-      <w:r>
-        <w:rPr>
-          <w:lang w:val="id_ID" w:bidi="id_ID"/>
-        </w:rPr>
-        <w:t>).</w:t>
-      </w:r>
-      <w:r>
-        <w:rPr>
-          <w:lang w:val="id_ID" w:bidi="id_ID"/>
-        </w:rPr>
-      </w:r>
-      <w:r>
-        <w:rPr>
-          <w:lang w:val="id_ID" w:bidi="id_ID"/>
-        </w:rPr>
-      </w:r>
-    </w:p>
-    <w:p>
-      <w:pPr/>
-      <w:r>
-        <w:rPr>
-          <w:lang w:val="id_ID" w:bidi="id_ID"/>
-        </w:rPr>
-      </w:r>
-    </w:p>
-    <w:p>
-      <w:pPr>
-        <w:pStyle w:val="Heading2"/>
-      </w:pPr>
-      <w:r>
-        <w:rPr>
-          <w:lang w:val="id_ID" w:bidi="id_ID"/>
-        </w:rPr>
-        <w:t>2 Timotius 4:12</w:t>
-      </w:r>
-      <w:r>
-        <w:rPr>
-          <w:lang w:val="id_ID" w:bidi="id_ID"/>
-        </w:rPr>
-      </w:r>
-    </w:p>
-    <w:p>
-      <w:pPr/>
-      <w:r>
-        <w:rPr>
-          <w:lang w:val="id_ID" w:bidi="id_ID"/>
-        </w:rPr>
-      </w:r>
-      <w:r>
-        <w:rPr>
-          <w:lang w:val="id_ID" w:bidi="id_ID"/>
-        </w:rPr>
-        <w:t xml:space="preserve">Tikhikus tampaknya adalah seorang Yunani (diisyaratkan dalam </w:t>
-      </w:r>
-      <w:r>
-        <w:rPr>
-          <w:lang w:val="id_ID" w:bidi="id_ID"/>
-        </w:rPr>
-        <w:t>Kol. 4:7–8</w:t>
-      </w:r>
-      <w:r>
-        <w:rPr>
-          <w:lang w:val="id_ID" w:bidi="id_ID"/>
-        </w:rPr>
-        <w:t xml:space="preserve">, </w:t>
-      </w:r>
-      <w:r>
-        <w:rPr>
-          <w:lang w:val="id_ID" w:bidi="id_ID"/>
-        </w:rPr>
-        <w:t>10–11</w:t>
-      </w:r>
-      <w:r>
-        <w:rPr>
-          <w:lang w:val="id_ID" w:bidi="id_ID"/>
-        </w:rPr>
-        <w:t xml:space="preserve">) dari Asia Kecil (lihat juga </w:t>
-      </w:r>
-      <w:r>
-        <w:rPr>
-          <w:lang w:val="id_ID" w:bidi="id_ID"/>
-        </w:rPr>
-        <w:t>Kisah. 20:4</w:t>
-      </w:r>
-      <w:r>
-        <w:rPr>
-          <w:lang w:val="id_ID" w:bidi="id_ID"/>
-        </w:rPr>
-        <w:t xml:space="preserve">; </w:t>
-      </w:r>
-      <w:r>
-        <w:rPr>
-          <w:lang w:val="id_ID" w:bidi="id_ID"/>
-        </w:rPr>
-        <w:t>Ef. 6:21–22</w:t>
-      </w:r>
-      <w:r>
-        <w:rPr>
-          <w:lang w:val="id_ID" w:bidi="id_ID"/>
-        </w:rPr>
-        <w:t xml:space="preserve">; </w:t>
-      </w:r>
-      <w:r>
-        <w:rPr>
-          <w:lang w:val="id_ID" w:bidi="id_ID"/>
-        </w:rPr>
-        <w:t>Kol. 4:7–8</w:t>
-      </w:r>
-      <w:r>
-        <w:rPr>
-          <w:lang w:val="id_ID" w:bidi="id_ID"/>
-        </w:rPr>
-        <w:t xml:space="preserve">; </w:t>
-      </w:r>
-      <w:r>
-        <w:rPr>
-          <w:lang w:val="id_ID" w:bidi="id_ID"/>
-        </w:rPr>
-        <w:t>Titus 3:12</w:t>
-      </w:r>
-      <w:r>
-        <w:rPr>
-          <w:lang w:val="id_ID" w:bidi="id_ID"/>
-        </w:rPr>
-        <w:t xml:space="preserve">). Dia mungkin akan pergi ke Efesus untuk menyampaikan surat ini dan menggantikan Timotius (dengan asumsi bahwa Timotius berada di Efesus; lihat catatan studi pada </w:t>
-      </w:r>
-      <w:r>
-        <w:rPr>
-          <w:lang w:val="id_ID" w:bidi="id_ID"/>
-        </w:rPr>
-        <w:t>2Tim. 4:13</w:t>
-      </w:r>
-      <w:r>
-        <w:rPr>
-          <w:lang w:val="id_ID" w:bidi="id_ID"/>
-        </w:rPr>
-        <w:t xml:space="preserve">, </w:t>
-      </w:r>
-      <w:r>
-        <w:rPr>
-          <w:lang w:val="id_ID" w:bidi="id_ID"/>
-        </w:rPr>
-        <w:t>19</w:t>
-      </w:r>
-      <w:r>
-        <w:rPr>
-          <w:lang w:val="id_ID" w:bidi="id_ID"/>
-        </w:rPr>
-        <w:t>).</w:t>
-      </w:r>
-      <w:r>
-        <w:rPr>
-          <w:lang w:val="id_ID" w:bidi="id_ID"/>
-        </w:rPr>
-      </w:r>
-      <w:r>
-        <w:rPr>
-          <w:lang w:val="id_ID" w:bidi="id_ID"/>
-        </w:rPr>
-      </w:r>
-    </w:p>
-    <w:p>
-      <w:pPr/>
-      <w:r>
-        <w:rPr>
-          <w:lang w:val="id_ID" w:bidi="id_ID"/>
-        </w:rPr>
-      </w:r>
-    </w:p>
-    <w:p>
-      <w:pPr>
-        <w:pStyle w:val="Heading2"/>
-      </w:pPr>
-      <w:r>
-        <w:rPr>
-          <w:lang w:val="id_ID" w:bidi="id_ID"/>
-        </w:rPr>
-        <w:t>2 Timotius 4:13</w:t>
-      </w:r>
-      <w:r>
-        <w:rPr>
-          <w:lang w:val="id_ID" w:bidi="id_ID"/>
-        </w:rPr>
-      </w:r>
-    </w:p>
-    <w:p>
-      <w:pPr/>
-      <w:r>
-        <w:rPr>
-          <w:lang w:val="id_ID" w:bidi="id_ID"/>
-        </w:rPr>
-      </w:r>
-      <w:r>
-        <w:rPr>
-          <w:lang w:val="id_ID" w:bidi="id_ID"/>
-        </w:rPr>
-        <w:t>Penangkapan dan pemindahan Paulus ke Roma tampaknya tidak memberinya kesempatan untuk mengumpulkan barang-barangnya. • jubah: Musim dingin akan segera tiba (</w:t>
-      </w:r>
-      <w:r>
-        <w:rPr>
-          <w:lang w:val="id_ID" w:bidi="id_ID"/>
-        </w:rPr>
-        <w:t xml:space="preserve">2Tim. </w:t>
-      </w:r>
-      <w:r>
-        <w:rPr>
-          <w:lang w:val="id_ID" w:bidi="id_ID"/>
-        </w:rPr>
-        <w:t>4:21</w:t>
-      </w:r>
-      <w:r>
-        <w:rPr>
-          <w:lang w:val="id_ID" w:bidi="id_ID"/>
-        </w:rPr>
-        <w:t>). • Karpus mungkin adalah tuan rumah Paulus di Troas. Penyebutan Troas menunjukkan bahwa Timotius masih berada di Efesus dan akan melakukan perjalanan melalui Troas, sebuah kota pelabuhan. • kitab-kitabku . . . perkamen itu: Tulisan-tulisan ini mungkin termasuk Kitab Suci, catatan pribadi, surat-surat yang ditujukan kepada Paulus, salinan surat-surat Paulus sendiri, dan bahan-bahan Kristen dan Yahudi lainnya.</w:t>
-      </w:r>
-      <w:r>
-        <w:rPr>
-          <w:lang w:val="id_ID" w:bidi="id_ID"/>
-        </w:rPr>
-      </w:r>
-      <w:r>
-        <w:rPr>
-          <w:lang w:val="id_ID" w:bidi="id_ID"/>
-        </w:rPr>
-      </w:r>
-    </w:p>
-    <w:p>
-      <w:pPr/>
-      <w:r>
-        <w:rPr>
-          <w:lang w:val="id_ID" w:bidi="id_ID"/>
-        </w:rPr>
-      </w:r>
-    </w:p>
-    <w:p>
-      <w:pPr>
-        <w:pStyle w:val="Heading2"/>
-      </w:pPr>
-      <w:r>
-        <w:rPr>
-          <w:lang w:val="id_ID" w:bidi="id_ID"/>
-        </w:rPr>
-        <w:t>2 Timotius 4:14</w:t>
-      </w:r>
-      <w:r>
-        <w:rPr>
-          <w:lang w:val="id_ID" w:bidi="id_ID"/>
-        </w:rPr>
-      </w:r>
-    </w:p>
-    <w:p>
-      <w:pPr/>
-      <w:r>
-        <w:rPr>
-          <w:lang w:val="id_ID" w:bidi="id_ID"/>
-        </w:rPr>
-      </w:r>
-      <w:r>
-        <w:rPr>
-          <w:lang w:val="id_ID" w:bidi="id_ID"/>
-        </w:rPr>
-        <w:t xml:space="preserve">Aleksander adalah nama yang umum (lihat </w:t>
-      </w:r>
-      <w:r>
-        <w:rPr>
-          <w:lang w:val="id_ID" w:bidi="id_ID"/>
-        </w:rPr>
-        <w:t>Markus 15:21</w:t>
-      </w:r>
-      <w:r>
-        <w:rPr>
-          <w:lang w:val="id_ID" w:bidi="id_ID"/>
-        </w:rPr>
-        <w:t xml:space="preserve">; </w:t>
-      </w:r>
-      <w:r>
-        <w:rPr>
-          <w:lang w:val="id_ID" w:bidi="id_ID"/>
-        </w:rPr>
-        <w:t>Kisah. 4:6</w:t>
-      </w:r>
-      <w:r>
-        <w:rPr>
-          <w:lang w:val="id_ID" w:bidi="id_ID"/>
-        </w:rPr>
-        <w:t xml:space="preserve">; </w:t>
-      </w:r>
-      <w:r>
-        <w:rPr>
-          <w:lang w:val="id_ID" w:bidi="id_ID"/>
-        </w:rPr>
-        <w:t>19:33</w:t>
-      </w:r>
-      <w:r>
-        <w:rPr>
-          <w:lang w:val="id_ID" w:bidi="id_ID"/>
-        </w:rPr>
-        <w:t xml:space="preserve">). Aleksander si tukang tembaga mungkin adalah orang yang sama seperti yang disebutkan dalam </w:t>
-      </w:r>
-      <w:r>
-        <w:rPr>
-          <w:lang w:val="id_ID" w:bidi="id_ID"/>
-        </w:rPr>
-        <w:t>1Tim. 1:20</w:t>
-      </w:r>
-      <w:r>
-        <w:rPr>
-          <w:lang w:val="id_ID" w:bidi="id_ID"/>
-        </w:rPr>
-        <w:t>. • telah banyak berbuat kejahatan: Tampaknya dia melakukan lebih dari sekadar menentang ajaran Paulus. Mungkin dia terlibat dalam penangkapan Paulus.</w:t>
-      </w:r>
-      <w:r>
-        <w:rPr>
-          <w:lang w:val="id_ID" w:bidi="id_ID"/>
-        </w:rPr>
-      </w:r>
-      <w:r>
-        <w:rPr>
-          <w:lang w:val="id_ID" w:bidi="id_ID"/>
-        </w:rPr>
-      </w:r>
-    </w:p>
-    <w:p>
-      <w:pPr/>
-      <w:r>
-        <w:rPr>
-          <w:lang w:val="id_ID" w:bidi="id_ID"/>
-        </w:rPr>
-      </w:r>
-    </w:p>
-    <w:p>
-      <w:pPr>
-        <w:pStyle w:val="Heading2"/>
-      </w:pPr>
-      <w:r>
-        <w:rPr>
-          <w:lang w:val="id_ID" w:bidi="id_ID"/>
-        </w:rPr>
         <w:t>2 Timotius 4:16</w:t>
       </w:r>
       <w:r>
@@ -6937,19 +6901,7 @@
         <w:rPr>
           <w:lang w:val="id_ID" w:bidi="id_ID"/>
         </w:rPr>
-        <w:t xml:space="preserve">; lihat </w:t>
-      </w:r>
-      <w:r>
-        <w:rPr>
-          <w:lang w:val="id_ID" w:bidi="id_ID"/>
-        </w:rPr>
-        <w:t>Pengantar Kitab 2 Timotius</w:t>
-      </w:r>
-      <w:r>
-        <w:rPr>
-          <w:lang w:val="id_ID" w:bidi="id_ID"/>
-        </w:rPr>
-        <w:t xml:space="preserve">, “Tanggal Penulisan”). • semuanya meninggalkan aku: Lihat </w:t>
+        <w:t xml:space="preserve">; lihat Pengantar Kitab 2 Timotius, “Tanggal Penulisan”). • semuanya meninggalkan aku: Lihat </w:t>
       </w:r>
       <w:r>
         <w:rPr>
